--- a/prisma/PRISMA_2020.docx
+++ b/prisma/PRISMA_2020.docx
@@ -2,11 +2,6 @@
 <file path=word/document.xml><?xml version="1.0" encoding="utf-8"?>
 <w:document xmlns:wpc="http://schemas.microsoft.com/office/word/2010/wordprocessingCanvas" xmlns:cx="http://schemas.microsoft.com/office/drawing/2014/chartex" xmlns:cx1="http://schemas.microsoft.com/office/drawing/2015/9/8/chartex" xmlns:cx2="http://schemas.microsoft.com/office/drawing/2015/10/21/chartex" xmlns:cx3="http://schemas.microsoft.com/office/drawing/2016/5/9/chartex" xmlns:cx4="http://schemas.microsoft.com/office/drawing/2016/5/10/chartex" xmlns:cx5="http://schemas.microsoft.com/office/drawing/2016/5/11/chartex" xmlns:cx6="http://schemas.microsoft.com/office/drawing/2016/5/12/chartex" xmlns:cx7="http://schemas.microsoft.com/office/drawing/2016/5/13/chartex" xmlns:cx8="http://schemas.microsoft.com/office/drawing/2016/5/14/chartex" xmlns:mc="http://schemas.openxmlformats.org/markup-compatibility/2006" xmlns:aink="http://schemas.microsoft.com/office/drawing/2016/ink" xmlns:am3d="http://schemas.microsoft.com/office/drawing/2017/model3d" xmlns:o="urn:schemas-microsoft-com:office:office" xmlns:oel="http://schemas.microsoft.com/office/2019/extlst" xmlns:r="http://schemas.openxmlformats.org/officeDocument/2006/relationships" xmlns:m="http://schemas.openxmlformats.org/officeDocument/2006/math" xmlns:v="urn:schemas-microsoft-com:vml" xmlns:wp14="http://schemas.microsoft.com/office/word/2010/wordprocessingDrawing" xmlns:wp="http://schemas.openxmlformats.org/drawingml/2006/wordprocessingDrawing" xmlns:w10="urn:schemas-microsoft-com:office:word" xmlns:w="http://schemas.openxmlformats.org/wordprocessingml/2006/main" xmlns:w14="http://schemas.microsoft.com/office/word/2010/wordml" xmlns:w15="http://schemas.microsoft.com/office/word/2012/wordml" xmlns:w16cex="http://schemas.microsoft.com/office/word/2018/wordml/cex" xmlns:w16cid="http://schemas.microsoft.com/office/word/2016/wordml/cid" xmlns:w16="http://schemas.microsoft.com/office/word/2018/wordml" xmlns:w16du="http://schemas.microsoft.com/office/word/2023/wordml/word16du" xmlns:w16sdtdh="http://schemas.microsoft.com/office/word/2020/wordml/sdtdatahash" xmlns:w16sdtfl="http://schemas.microsoft.com/office/word/2024/wordml/sdtformatlock" xmlns:w16se="http://schemas.microsoft.com/office/word/2015/wordml/symex" xmlns:wpg="http://schemas.microsoft.com/office/word/2010/wordprocessingGroup" xmlns:wpi="http://schemas.microsoft.com/office/word/2010/wordprocessingInk" xmlns:wne="http://schemas.microsoft.com/office/word/2006/wordml" xmlns:wps="http://schemas.microsoft.com/office/word/2010/wordprocessingShape" mc:Ignorable="w14 w15 w16se w16cid w16 w16cex w16sdtdh w16sdtfl w16du wp14">
   <w:body>
-    <w:p>
-      <w:pPr>
-        <w:pStyle w:val="Ttulo1"/>
-      </w:pPr>
-    </w:p>
     <w:p>
       <w:pPr>
         <w:spacing w:after="0" w:line="240" w:lineRule="auto"/>
@@ -198,16 +193,16 @@
         <mc:AlternateContent>
           <mc:Choice Requires="wps">
             <w:drawing>
-              <wp:anchor distT="0" distB="0" distL="114300" distR="114300" simplePos="0" relativeHeight="251659264" behindDoc="0" locked="0" layoutInCell="1" allowOverlap="1" wp14:anchorId="65FC63CD" wp14:editId="2E82D94C">
+              <wp:anchor distT="0" distB="0" distL="114300" distR="114300" simplePos="0" relativeHeight="251659264" behindDoc="0" locked="0" layoutInCell="1" allowOverlap="1" wp14:anchorId="65FC63CD" wp14:editId="4B413295">
                 <wp:simplePos x="0" y="0"/>
                 <wp:positionH relativeFrom="column">
-                  <wp:posOffset>559613</wp:posOffset>
+                  <wp:posOffset>532140</wp:posOffset>
                 </wp:positionH>
                 <wp:positionV relativeFrom="paragraph">
-                  <wp:posOffset>77064</wp:posOffset>
+                  <wp:posOffset>140155</wp:posOffset>
                 </wp:positionV>
-                <wp:extent cx="1887220" cy="1243584"/>
-                <wp:effectExtent l="0" t="0" r="17780" b="13970"/>
+                <wp:extent cx="1887220" cy="1105469"/>
+                <wp:effectExtent l="0" t="0" r="17780" b="19050"/>
                 <wp:wrapNone/>
                 <wp:docPr id="1" name="Rectangle 1"/>
                 <wp:cNvGraphicFramePr/>
@@ -218,7 +213,7 @@
                       <wps:spPr>
                         <a:xfrm>
                           <a:off x="0" y="0"/>
-                          <a:ext cx="1887220" cy="1243584"/>
+                          <a:ext cx="1887220" cy="1105469"/>
                         </a:xfrm>
                         <a:prstGeom prst="rect">
                           <a:avLst/>
@@ -265,49 +260,12 @@
                                 <w:sz w:val="18"/>
                                 <w:szCs w:val="20"/>
                               </w:rPr>
-                              <w:t>Records</w:t>
-                            </w:r>
-                            <w:r>
-                              <w:rPr>
-                                <w:rFonts w:ascii="Arial" w:hAnsi="Arial" w:cs="Arial"/>
-                                <w:color w:val="000000" w:themeColor="text1"/>
-                                <w:sz w:val="18"/>
-                                <w:szCs w:val="20"/>
-                              </w:rPr>
-                              <w:t xml:space="preserve"> identified </w:t>
-                            </w:r>
-                            <w:r>
-                              <w:rPr>
-                                <w:rFonts w:ascii="Arial" w:hAnsi="Arial" w:cs="Arial"/>
-                                <w:color w:val="000000" w:themeColor="text1"/>
-                                <w:sz w:val="18"/>
-                                <w:szCs w:val="20"/>
-                              </w:rPr>
-                              <w:t>from</w:t>
-                            </w:r>
-                            <w:r>
-                              <w:rPr>
-                                <w:rFonts w:ascii="Arial" w:hAnsi="Arial" w:cs="Arial"/>
-                                <w:color w:val="000000" w:themeColor="text1"/>
-                                <w:sz w:val="18"/>
-                                <w:szCs w:val="20"/>
-                              </w:rPr>
-                              <w:t>*</w:t>
-                            </w:r>
-                            <w:r>
-                              <w:rPr>
-                                <w:rFonts w:ascii="Arial" w:hAnsi="Arial" w:cs="Arial"/>
-                                <w:color w:val="000000" w:themeColor="text1"/>
-                                <w:sz w:val="18"/>
-                                <w:szCs w:val="20"/>
-                              </w:rPr>
-                              <w:t>:</w:t>
+                              <w:t>Records identified from*:</w:t>
                             </w:r>
                           </w:p>
                           <w:p>
                             <w:pPr>
                               <w:spacing w:after="0" w:line="240" w:lineRule="auto"/>
-                              <w:ind w:left="284"/>
                               <w:rPr>
                                 <w:rFonts w:ascii="Arial" w:hAnsi="Arial" w:cs="Arial"/>
                                 <w:color w:val="000000" w:themeColor="text1"/>
@@ -322,13 +280,12 @@
                                 <w:sz w:val="18"/>
                                 <w:szCs w:val="20"/>
                               </w:rPr>
-                              <w:t>Databases (n = 1,915)</w:t>
+                              <w:t xml:space="preserve">  Databases (n = 1,915)</w:t>
                             </w:r>
                           </w:p>
                           <w:p>
                             <w:pPr>
                               <w:spacing w:after="0" w:line="240" w:lineRule="auto"/>
-                              <w:ind w:left="284"/>
                               <w:rPr>
                                 <w:rFonts w:ascii="Arial" w:hAnsi="Arial" w:cs="Arial"/>
                                 <w:color w:val="000000" w:themeColor="text1"/>
@@ -336,7 +293,6 @@
                                 <w:szCs w:val="20"/>
                               </w:rPr>
                             </w:pPr>
-                            <w:bookmarkStart w:id="0" w:name="_Hlk221963505"/>
                             <w:r>
                               <w:rPr>
                                 <w:rFonts w:ascii="Arial" w:hAnsi="Arial" w:cs="Arial"/>
@@ -344,22 +300,12 @@
                                 <w:sz w:val="18"/>
                                 <w:szCs w:val="20"/>
                               </w:rPr>
-                              <w:t xml:space="preserve">- </w:t>
-                            </w:r>
-                            <w:r>
-                              <w:rPr>
-                                <w:rFonts w:ascii="Arial" w:hAnsi="Arial" w:cs="Arial"/>
-                                <w:color w:val="000000" w:themeColor="text1"/>
-                                <w:sz w:val="18"/>
-                                <w:szCs w:val="20"/>
-                              </w:rPr>
-                              <w:t>SCOPUS (n = 935)</w:t>
+                              <w:t xml:space="preserve">   - SCOPUS (n = 935)</w:t>
                             </w:r>
                           </w:p>
                           <w:p>
                             <w:pPr>
                               <w:spacing w:after="0" w:line="240" w:lineRule="auto"/>
-                              <w:ind w:left="284"/>
                               <w:rPr>
                                 <w:rFonts w:ascii="Arial" w:hAnsi="Arial" w:cs="Arial"/>
                                 <w:color w:val="000000" w:themeColor="text1"/>
@@ -374,22 +320,12 @@
                                 <w:sz w:val="18"/>
                                 <w:szCs w:val="20"/>
                               </w:rPr>
-                              <w:t xml:space="preserve">- </w:t>
-                            </w:r>
-                            <w:r>
-                              <w:rPr>
-                                <w:rFonts w:ascii="Arial" w:hAnsi="Arial" w:cs="Arial"/>
-                                <w:color w:val="000000" w:themeColor="text1"/>
-                                <w:sz w:val="18"/>
-                                <w:szCs w:val="20"/>
-                              </w:rPr>
-                              <w:t>Web of Science (n = 942)</w:t>
+                              <w:t xml:space="preserve">   - Web of Science (n = 942)</w:t>
                             </w:r>
                           </w:p>
                           <w:p>
                             <w:pPr>
                               <w:spacing w:after="0" w:line="240" w:lineRule="auto"/>
-                              <w:ind w:left="284"/>
                               <w:rPr>
                                 <w:rFonts w:ascii="Arial" w:hAnsi="Arial" w:cs="Arial"/>
                                 <w:color w:val="000000" w:themeColor="text1"/>
@@ -404,23 +340,12 @@
                                 <w:sz w:val="18"/>
                                 <w:szCs w:val="20"/>
                               </w:rPr>
-                              <w:t xml:space="preserve">- </w:t>
-                            </w:r>
-                            <w:r>
-                              <w:rPr>
-                                <w:rFonts w:ascii="Arial" w:hAnsi="Arial" w:cs="Arial"/>
-                                <w:color w:val="000000" w:themeColor="text1"/>
-                                <w:sz w:val="18"/>
-                                <w:szCs w:val="20"/>
-                              </w:rPr>
-                              <w:t>IEEE Xplore (n = 38)</w:t>
+                              <w:t xml:space="preserve">   - IEEE Xplore (n = 38)</w:t>
                             </w:r>
                           </w:p>
-                          <w:bookmarkEnd w:id="0"/>
                           <w:p>
                             <w:pPr>
                               <w:spacing w:after="0" w:line="240" w:lineRule="auto"/>
-                              <w:ind w:left="284"/>
                               <w:rPr>
                                 <w:rFonts w:ascii="Arial" w:hAnsi="Arial" w:cs="Arial"/>
                                 <w:color w:val="000000" w:themeColor="text1"/>
@@ -432,7 +357,6 @@
                           <w:p>
                             <w:pPr>
                               <w:spacing w:after="0" w:line="240" w:lineRule="auto"/>
-                              <w:ind w:left="284"/>
                               <w:rPr>
                                 <w:rFonts w:ascii="Arial" w:hAnsi="Arial" w:cs="Arial"/>
                                 <w:color w:val="000000" w:themeColor="text1"/>
@@ -447,70 +371,7 @@
                                 <w:sz w:val="18"/>
                                 <w:szCs w:val="20"/>
                               </w:rPr>
-                              <w:t>R</w:t>
-                            </w:r>
-                            <w:r>
-                              <w:rPr>
-                                <w:rFonts w:ascii="Arial" w:hAnsi="Arial" w:cs="Arial"/>
-                                <w:color w:val="000000" w:themeColor="text1"/>
-                                <w:sz w:val="18"/>
-                                <w:szCs w:val="20"/>
-                              </w:rPr>
-                              <w:t>egister</w:t>
-                            </w:r>
-                            <w:r>
-                              <w:rPr>
-                                <w:rFonts w:ascii="Arial" w:hAnsi="Arial" w:cs="Arial"/>
-                                <w:color w:val="000000" w:themeColor="text1"/>
-                                <w:sz w:val="18"/>
-                                <w:szCs w:val="20"/>
-                              </w:rPr>
-                              <w:t xml:space="preserve">s </w:t>
-                            </w:r>
-                            <w:r>
-                              <w:rPr>
-                                <w:rFonts w:ascii="Arial" w:hAnsi="Arial" w:cs="Arial"/>
-                                <w:color w:val="000000" w:themeColor="text1"/>
-                                <w:sz w:val="18"/>
-                                <w:szCs w:val="20"/>
-                              </w:rPr>
-                              <w:t>(</w:t>
-                            </w:r>
-                            <w:r>
-                              <w:rPr>
-                                <w:rFonts w:ascii="Arial" w:hAnsi="Arial" w:cs="Arial"/>
-                                <w:color w:val="000000" w:themeColor="text1"/>
-                                <w:sz w:val="18"/>
-                                <w:szCs w:val="20"/>
-                              </w:rPr>
-                              <w:t>n</w:t>
-                            </w:r>
-                            <w:r>
-                              <w:rPr>
-                                <w:rFonts w:ascii="Arial" w:hAnsi="Arial" w:cs="Arial"/>
-                                <w:color w:val="000000" w:themeColor="text1"/>
-                                <w:sz w:val="18"/>
-                                <w:szCs w:val="20"/>
-                              </w:rPr>
-                              <w:t xml:space="preserve"> = </w:t>
-                            </w:r>
-                            <w:r>
-                              <w:rPr>
-                                <w:rFonts w:ascii="Arial" w:hAnsi="Arial" w:cs="Arial"/>
-                                <w:color w:val="000000" w:themeColor="text1"/>
-                                <w:sz w:val="18"/>
-                                <w:szCs w:val="20"/>
-                              </w:rPr>
-                              <w:t>0</w:t>
-                            </w:r>
-                            <w:r>
-                              <w:rPr>
-                                <w:rFonts w:ascii="Arial" w:hAnsi="Arial" w:cs="Arial"/>
-                                <w:color w:val="000000" w:themeColor="text1"/>
-                                <w:sz w:val="18"/>
-                                <w:szCs w:val="20"/>
-                              </w:rPr>
-                              <w:t>)</w:t>
+                              <w:t xml:space="preserve">  Registers (n = 0)</w:t>
                             </w:r>
                           </w:p>
                         </w:txbxContent>
@@ -535,7 +396,7 @@
           </mc:Choice>
           <mc:Fallback>
             <w:pict>
-              <v:rect w14:anchorId="65FC63CD" id="Rectangle 1" o:spid="_x0000_s1027" style="position:absolute;margin-left:44.05pt;margin-top:6.05pt;width:148.6pt;height:97.9pt;z-index:251659264;visibility:visible;mso-wrap-style:square;mso-width-percent:0;mso-height-percent:0;mso-wrap-distance-left:9pt;mso-wrap-distance-top:0;mso-wrap-distance-right:9pt;mso-wrap-distance-bottom:0;mso-position-horizontal:absolute;mso-position-horizontal-relative:text;mso-position-vertical:absolute;mso-position-vertical-relative:text;mso-width-percent:0;mso-height-percent:0;mso-width-relative:margin;mso-height-relative:margin;v-text-anchor:middle" o:gfxdata="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" filled="f" strokecolor="black [3213]" strokeweight="1pt">
+              <v:rect w14:anchorId="65FC63CD" id="Rectangle 1" o:spid="_x0000_s1027" style="position:absolute;margin-left:41.9pt;margin-top:11.05pt;width:148.6pt;height:87.05pt;z-index:251659264;visibility:visible;mso-wrap-style:square;mso-width-percent:0;mso-height-percent:0;mso-wrap-distance-left:9pt;mso-wrap-distance-top:0;mso-wrap-distance-right:9pt;mso-wrap-distance-bottom:0;mso-position-horizontal:absolute;mso-position-horizontal-relative:text;mso-position-vertical:absolute;mso-position-vertical-relative:text;mso-width-percent:0;mso-height-percent:0;mso-width-relative:margin;mso-height-relative:margin;v-text-anchor:middle" o:gfxdata="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" filled="f" strokecolor="black [3213]" strokeweight="1pt">
                 <v:textbox>
                   <w:txbxContent>
                     <w:p>
@@ -555,49 +416,12 @@
                           <w:sz w:val="18"/>
                           <w:szCs w:val="20"/>
                         </w:rPr>
-                        <w:t>Records</w:t>
-                      </w:r>
-                      <w:r>
-                        <w:rPr>
-                          <w:rFonts w:ascii="Arial" w:hAnsi="Arial" w:cs="Arial"/>
-                          <w:color w:val="000000" w:themeColor="text1"/>
-                          <w:sz w:val="18"/>
-                          <w:szCs w:val="20"/>
-                        </w:rPr>
-                        <w:t xml:space="preserve"> identified </w:t>
-                      </w:r>
-                      <w:r>
-                        <w:rPr>
-                          <w:rFonts w:ascii="Arial" w:hAnsi="Arial" w:cs="Arial"/>
-                          <w:color w:val="000000" w:themeColor="text1"/>
-                          <w:sz w:val="18"/>
-                          <w:szCs w:val="20"/>
-                        </w:rPr>
-                        <w:t>from</w:t>
-                      </w:r>
-                      <w:r>
-                        <w:rPr>
-                          <w:rFonts w:ascii="Arial" w:hAnsi="Arial" w:cs="Arial"/>
-                          <w:color w:val="000000" w:themeColor="text1"/>
-                          <w:sz w:val="18"/>
-                          <w:szCs w:val="20"/>
-                        </w:rPr>
-                        <w:t>*</w:t>
-                      </w:r>
-                      <w:r>
-                        <w:rPr>
-                          <w:rFonts w:ascii="Arial" w:hAnsi="Arial" w:cs="Arial"/>
-                          <w:color w:val="000000" w:themeColor="text1"/>
-                          <w:sz w:val="18"/>
-                          <w:szCs w:val="20"/>
-                        </w:rPr>
-                        <w:t>:</w:t>
+                        <w:t>Records identified from*:</w:t>
                       </w:r>
                     </w:p>
                     <w:p>
                       <w:pPr>
                         <w:spacing w:after="0" w:line="240" w:lineRule="auto"/>
-                        <w:ind w:left="284"/>
                         <w:rPr>
                           <w:rFonts w:ascii="Arial" w:hAnsi="Arial" w:cs="Arial"/>
                           <w:color w:val="000000" w:themeColor="text1"/>
@@ -612,13 +436,12 @@
                           <w:sz w:val="18"/>
                           <w:szCs w:val="20"/>
                         </w:rPr>
-                        <w:t>Databases (n = 1,915)</w:t>
+                        <w:t xml:space="preserve">  Databases (n = 1,915)</w:t>
                       </w:r>
                     </w:p>
                     <w:p>
                       <w:pPr>
                         <w:spacing w:after="0" w:line="240" w:lineRule="auto"/>
-                        <w:ind w:left="284"/>
                         <w:rPr>
                           <w:rFonts w:ascii="Arial" w:hAnsi="Arial" w:cs="Arial"/>
                           <w:color w:val="000000" w:themeColor="text1"/>
@@ -626,7 +449,6 @@
                           <w:szCs w:val="20"/>
                         </w:rPr>
                       </w:pPr>
-                      <w:bookmarkStart w:id="1" w:name="_Hlk221963505"/>
                       <w:r>
                         <w:rPr>
                           <w:rFonts w:ascii="Arial" w:hAnsi="Arial" w:cs="Arial"/>
@@ -634,22 +456,12 @@
                           <w:sz w:val="18"/>
                           <w:szCs w:val="20"/>
                         </w:rPr>
-                        <w:t xml:space="preserve">- </w:t>
-                      </w:r>
-                      <w:r>
-                        <w:rPr>
-                          <w:rFonts w:ascii="Arial" w:hAnsi="Arial" w:cs="Arial"/>
-                          <w:color w:val="000000" w:themeColor="text1"/>
-                          <w:sz w:val="18"/>
-                          <w:szCs w:val="20"/>
-                        </w:rPr>
-                        <w:t>SCOPUS (n = 935)</w:t>
+                        <w:t xml:space="preserve">   - SCOPUS (n = 935)</w:t>
                       </w:r>
                     </w:p>
                     <w:p>
                       <w:pPr>
                         <w:spacing w:after="0" w:line="240" w:lineRule="auto"/>
-                        <w:ind w:left="284"/>
                         <w:rPr>
                           <w:rFonts w:ascii="Arial" w:hAnsi="Arial" w:cs="Arial"/>
                           <w:color w:val="000000" w:themeColor="text1"/>
@@ -664,22 +476,12 @@
                           <w:sz w:val="18"/>
                           <w:szCs w:val="20"/>
                         </w:rPr>
-                        <w:t xml:space="preserve">- </w:t>
-                      </w:r>
-                      <w:r>
-                        <w:rPr>
-                          <w:rFonts w:ascii="Arial" w:hAnsi="Arial" w:cs="Arial"/>
-                          <w:color w:val="000000" w:themeColor="text1"/>
-                          <w:sz w:val="18"/>
-                          <w:szCs w:val="20"/>
-                        </w:rPr>
-                        <w:t>Web of Science (n = 942)</w:t>
+                        <w:t xml:space="preserve">   - Web of Science (n = 942)</w:t>
                       </w:r>
                     </w:p>
                     <w:p>
                       <w:pPr>
                         <w:spacing w:after="0" w:line="240" w:lineRule="auto"/>
-                        <w:ind w:left="284"/>
                         <w:rPr>
                           <w:rFonts w:ascii="Arial" w:hAnsi="Arial" w:cs="Arial"/>
                           <w:color w:val="000000" w:themeColor="text1"/>
@@ -694,23 +496,12 @@
                           <w:sz w:val="18"/>
                           <w:szCs w:val="20"/>
                         </w:rPr>
-                        <w:t xml:space="preserve">- </w:t>
-                      </w:r>
-                      <w:r>
-                        <w:rPr>
-                          <w:rFonts w:ascii="Arial" w:hAnsi="Arial" w:cs="Arial"/>
-                          <w:color w:val="000000" w:themeColor="text1"/>
-                          <w:sz w:val="18"/>
-                          <w:szCs w:val="20"/>
-                        </w:rPr>
-                        <w:t>IEEE Xplore (n = 38)</w:t>
+                        <w:t xml:space="preserve">   - IEEE Xplore (n = 38)</w:t>
                       </w:r>
                     </w:p>
-                    <w:bookmarkEnd w:id="1"/>
                     <w:p>
                       <w:pPr>
                         <w:spacing w:after="0" w:line="240" w:lineRule="auto"/>
-                        <w:ind w:left="284"/>
                         <w:rPr>
                           <w:rFonts w:ascii="Arial" w:hAnsi="Arial" w:cs="Arial"/>
                           <w:color w:val="000000" w:themeColor="text1"/>
@@ -722,7 +513,6 @@
                     <w:p>
                       <w:pPr>
                         <w:spacing w:after="0" w:line="240" w:lineRule="auto"/>
-                        <w:ind w:left="284"/>
                         <w:rPr>
                           <w:rFonts w:ascii="Arial" w:hAnsi="Arial" w:cs="Arial"/>
                           <w:color w:val="000000" w:themeColor="text1"/>
@@ -737,70 +527,7 @@
                           <w:sz w:val="18"/>
                           <w:szCs w:val="20"/>
                         </w:rPr>
-                        <w:t>R</w:t>
-                      </w:r>
-                      <w:r>
-                        <w:rPr>
-                          <w:rFonts w:ascii="Arial" w:hAnsi="Arial" w:cs="Arial"/>
-                          <w:color w:val="000000" w:themeColor="text1"/>
-                          <w:sz w:val="18"/>
-                          <w:szCs w:val="20"/>
-                        </w:rPr>
-                        <w:t>egister</w:t>
-                      </w:r>
-                      <w:r>
-                        <w:rPr>
-                          <w:rFonts w:ascii="Arial" w:hAnsi="Arial" w:cs="Arial"/>
-                          <w:color w:val="000000" w:themeColor="text1"/>
-                          <w:sz w:val="18"/>
-                          <w:szCs w:val="20"/>
-                        </w:rPr>
-                        <w:t xml:space="preserve">s </w:t>
-                      </w:r>
-                      <w:r>
-                        <w:rPr>
-                          <w:rFonts w:ascii="Arial" w:hAnsi="Arial" w:cs="Arial"/>
-                          <w:color w:val="000000" w:themeColor="text1"/>
-                          <w:sz w:val="18"/>
-                          <w:szCs w:val="20"/>
-                        </w:rPr>
-                        <w:t>(</w:t>
-                      </w:r>
-                      <w:r>
-                        <w:rPr>
-                          <w:rFonts w:ascii="Arial" w:hAnsi="Arial" w:cs="Arial"/>
-                          <w:color w:val="000000" w:themeColor="text1"/>
-                          <w:sz w:val="18"/>
-                          <w:szCs w:val="20"/>
-                        </w:rPr>
-                        <w:t>n</w:t>
-                      </w:r>
-                      <w:r>
-                        <w:rPr>
-                          <w:rFonts w:ascii="Arial" w:hAnsi="Arial" w:cs="Arial"/>
-                          <w:color w:val="000000" w:themeColor="text1"/>
-                          <w:sz w:val="18"/>
-                          <w:szCs w:val="20"/>
-                        </w:rPr>
-                        <w:t xml:space="preserve"> = </w:t>
-                      </w:r>
-                      <w:r>
-                        <w:rPr>
-                          <w:rFonts w:ascii="Arial" w:hAnsi="Arial" w:cs="Arial"/>
-                          <w:color w:val="000000" w:themeColor="text1"/>
-                          <w:sz w:val="18"/>
-                          <w:szCs w:val="20"/>
-                        </w:rPr>
-                        <w:t>0</w:t>
-                      </w:r>
-                      <w:r>
-                        <w:rPr>
-                          <w:rFonts w:ascii="Arial" w:hAnsi="Arial" w:cs="Arial"/>
-                          <w:color w:val="000000" w:themeColor="text1"/>
-                          <w:sz w:val="18"/>
-                          <w:szCs w:val="20"/>
-                        </w:rPr>
-                        <w:t>)</w:t>
+                        <w:t xml:space="preserve">  Registers (n = 0)</w:t>
                       </w:r>
                     </w:p>
                   </w:txbxContent>
@@ -822,16 +549,16 @@
         <mc:AlternateContent>
           <mc:Choice Requires="wps">
             <w:drawing>
-              <wp:anchor distT="0" distB="0" distL="114300" distR="114300" simplePos="0" relativeHeight="251661312" behindDoc="0" locked="0" layoutInCell="1" allowOverlap="1" wp14:anchorId="07961AC4" wp14:editId="36BCAD87">
+              <wp:anchor distT="0" distB="0" distL="114300" distR="114300" simplePos="0" relativeHeight="251661312" behindDoc="0" locked="0" layoutInCell="1" allowOverlap="1" wp14:anchorId="07961AC4" wp14:editId="07EA1A21">
                 <wp:simplePos x="0" y="0"/>
                 <wp:positionH relativeFrom="column">
-                  <wp:posOffset>3045073</wp:posOffset>
+                  <wp:posOffset>3057525</wp:posOffset>
                 </wp:positionH>
                 <wp:positionV relativeFrom="paragraph">
-                  <wp:posOffset>129895</wp:posOffset>
+                  <wp:posOffset>97155</wp:posOffset>
                 </wp:positionV>
-                <wp:extent cx="2542233" cy="789709"/>
-                <wp:effectExtent l="0" t="0" r="10795" b="10795"/>
+                <wp:extent cx="3067050" cy="832513"/>
+                <wp:effectExtent l="0" t="0" r="19050" b="24765"/>
                 <wp:wrapNone/>
                 <wp:docPr id="2" name="Rectangle 2"/>
                 <wp:cNvGraphicFramePr/>
@@ -842,7 +569,7 @@
                       <wps:spPr>
                         <a:xfrm>
                           <a:off x="0" y="0"/>
-                          <a:ext cx="2542233" cy="789709"/>
+                          <a:ext cx="3067050" cy="832513"/>
                         </a:xfrm>
                         <a:prstGeom prst="rect">
                           <a:avLst/>
@@ -875,6 +602,7 @@
                           <w:p>
                             <w:pPr>
                               <w:spacing w:after="0" w:line="240" w:lineRule="auto"/>
+                              <w:ind w:left="142"/>
                               <w:rPr>
                                 <w:rFonts w:ascii="Arial" w:hAnsi="Arial" w:cs="Arial"/>
                                 <w:color w:val="000000" w:themeColor="text1"/>
@@ -889,42 +617,13 @@
                                 <w:sz w:val="18"/>
                                 <w:szCs w:val="20"/>
                               </w:rPr>
-                              <w:t>Records</w:t>
-                            </w:r>
-                            <w:r>
-                              <w:rPr>
-                                <w:rFonts w:ascii="Arial" w:hAnsi="Arial" w:cs="Arial"/>
-                                <w:color w:val="000000" w:themeColor="text1"/>
-                                <w:sz w:val="18"/>
-                                <w:szCs w:val="20"/>
-                              </w:rPr>
-                              <w:t xml:space="preserve"> removed </w:t>
-                            </w:r>
-                            <w:r>
-                              <w:rPr>
-                                <w:rFonts w:ascii="Arial" w:hAnsi="Arial" w:cs="Arial"/>
-                                <w:i/>
-                                <w:iCs/>
-                                <w:color w:val="000000" w:themeColor="text1"/>
-                                <w:sz w:val="18"/>
-                                <w:szCs w:val="20"/>
-                              </w:rPr>
-                              <w:t>before screening</w:t>
-                            </w:r>
-                            <w:r>
-                              <w:rPr>
-                                <w:rFonts w:ascii="Arial" w:hAnsi="Arial" w:cs="Arial"/>
-                                <w:color w:val="000000" w:themeColor="text1"/>
-                                <w:sz w:val="18"/>
-                                <w:szCs w:val="20"/>
-                              </w:rPr>
-                              <w:t>:</w:t>
+                              <w:t>Records removed before screening:</w:t>
                             </w:r>
                           </w:p>
                           <w:p>
                             <w:pPr>
                               <w:spacing w:after="0" w:line="240" w:lineRule="auto"/>
-                              <w:ind w:left="284"/>
+                              <w:ind w:left="142"/>
                               <w:rPr>
                                 <w:rFonts w:ascii="Arial" w:hAnsi="Arial" w:cs="Arial"/>
                                 <w:color w:val="000000" w:themeColor="text1"/>
@@ -939,67 +638,13 @@
                                 <w:sz w:val="18"/>
                                 <w:szCs w:val="20"/>
                               </w:rPr>
-                              <w:t>Duplicate records</w:t>
-                            </w:r>
-                            <w:r>
-                              <w:rPr>
-                                <w:rFonts w:ascii="Arial" w:hAnsi="Arial" w:cs="Arial"/>
-                                <w:color w:val="000000" w:themeColor="text1"/>
-                                <w:sz w:val="18"/>
-                                <w:szCs w:val="20"/>
-                              </w:rPr>
-                              <w:t xml:space="preserve"> removed</w:t>
-                            </w:r>
-                            <w:r>
-                              <w:rPr>
-                                <w:rFonts w:ascii="Arial" w:hAnsi="Arial" w:cs="Arial"/>
-                                <w:color w:val="000000" w:themeColor="text1"/>
-                                <w:sz w:val="18"/>
-                                <w:szCs w:val="20"/>
-                              </w:rPr>
-                              <w:t xml:space="preserve"> (</w:t>
-                            </w:r>
-                            <w:r>
-                              <w:rPr>
-                                <w:rFonts w:ascii="Arial" w:hAnsi="Arial" w:cs="Arial"/>
-                                <w:color w:val="000000" w:themeColor="text1"/>
-                                <w:sz w:val="18"/>
-                                <w:szCs w:val="20"/>
-                              </w:rPr>
-                              <w:t>n</w:t>
-                            </w:r>
-                            <w:r>
-                              <w:rPr>
-                                <w:rFonts w:ascii="Arial" w:hAnsi="Arial" w:cs="Arial"/>
-                                <w:color w:val="000000" w:themeColor="text1"/>
-                                <w:sz w:val="18"/>
-                                <w:szCs w:val="20"/>
-                              </w:rPr>
-                              <w:t xml:space="preserve"> = </w:t>
-                            </w:r>
-                            <w:r>
-                              <w:rPr>
-                                <w:rFonts w:ascii="Arial" w:hAnsi="Arial" w:cs="Arial"/>
-                                <w:color w:val="000000" w:themeColor="text1"/>
-                                <w:sz w:val="18"/>
-                                <w:szCs w:val="20"/>
-                              </w:rPr>
-                              <w:t>1,002</w:t>
-                            </w:r>
-                            <w:r>
-                              <w:rPr>
-                                <w:rFonts w:ascii="Arial" w:hAnsi="Arial" w:cs="Arial"/>
-                                <w:color w:val="000000" w:themeColor="text1"/>
-                                <w:sz w:val="18"/>
-                                <w:szCs w:val="20"/>
-                              </w:rPr>
-                              <w:t>)</w:t>
+                              <w:t xml:space="preserve">  Duplicate records removed (n = 1,002)</w:t>
                             </w:r>
                           </w:p>
                           <w:p>
                             <w:pPr>
                               <w:spacing w:after="0" w:line="240" w:lineRule="auto"/>
-                              <w:ind w:left="284"/>
+                              <w:ind w:left="142"/>
                               <w:rPr>
                                 <w:rFonts w:ascii="Arial" w:hAnsi="Arial" w:cs="Arial"/>
                                 <w:color w:val="000000" w:themeColor="text1"/>
@@ -1014,49 +659,13 @@
                                 <w:sz w:val="18"/>
                                 <w:szCs w:val="20"/>
                               </w:rPr>
-                              <w:t>Records marked as ineligible by automation tools (</w:t>
-                            </w:r>
-                            <w:r>
-                              <w:rPr>
-                                <w:rFonts w:ascii="Arial" w:hAnsi="Arial" w:cs="Arial"/>
-                                <w:color w:val="000000" w:themeColor="text1"/>
-                                <w:sz w:val="18"/>
-                                <w:szCs w:val="20"/>
-                              </w:rPr>
-                              <w:t>n</w:t>
-                            </w:r>
-                            <w:r>
-                              <w:rPr>
-                                <w:rFonts w:ascii="Arial" w:hAnsi="Arial" w:cs="Arial"/>
-                                <w:color w:val="000000" w:themeColor="text1"/>
-                                <w:sz w:val="18"/>
-                                <w:szCs w:val="20"/>
-                              </w:rPr>
-                              <w:t xml:space="preserve"> = </w:t>
-                            </w:r>
-                            <w:r>
-                              <w:rPr>
-                                <w:rFonts w:ascii="Arial" w:hAnsi="Arial" w:cs="Arial"/>
-                                <w:color w:val="000000" w:themeColor="text1"/>
-                                <w:sz w:val="18"/>
-                                <w:szCs w:val="20"/>
-                              </w:rPr>
-                              <w:t>0</w:t>
-                            </w:r>
-                            <w:r>
-                              <w:rPr>
-                                <w:rFonts w:ascii="Arial" w:hAnsi="Arial" w:cs="Arial"/>
-                                <w:color w:val="000000" w:themeColor="text1"/>
-                                <w:sz w:val="18"/>
-                                <w:szCs w:val="20"/>
-                              </w:rPr>
-                              <w:t>)</w:t>
+                              <w:t xml:space="preserve">  Records marked as ineligible by automation tools (n = 0)</w:t>
                             </w:r>
                           </w:p>
                           <w:p>
                             <w:pPr>
                               <w:spacing w:after="0" w:line="240" w:lineRule="auto"/>
-                              <w:ind w:left="284"/>
+                              <w:ind w:left="142"/>
                               <w:rPr>
                                 <w:rFonts w:ascii="Arial" w:hAnsi="Arial" w:cs="Arial"/>
                                 <w:color w:val="000000" w:themeColor="text1"/>
@@ -1071,66 +680,12 @@
                                 <w:sz w:val="18"/>
                                 <w:szCs w:val="20"/>
                               </w:rPr>
-                              <w:t>Records removed for other reason</w:t>
-                            </w:r>
-                            <w:r>
-                              <w:rPr>
-                                <w:rFonts w:ascii="Arial" w:hAnsi="Arial" w:cs="Arial"/>
-                                <w:color w:val="000000" w:themeColor="text1"/>
-                                <w:sz w:val="18"/>
-                                <w:szCs w:val="20"/>
-                              </w:rPr>
-                              <w:t>s</w:t>
-                            </w:r>
-                            <w:r>
-                              <w:rPr>
-                                <w:rFonts w:ascii="Arial" w:hAnsi="Arial" w:cs="Arial"/>
-                                <w:color w:val="000000" w:themeColor="text1"/>
-                                <w:sz w:val="18"/>
-                                <w:szCs w:val="20"/>
-                              </w:rPr>
-                              <w:t xml:space="preserve"> (</w:t>
-                            </w:r>
-                            <w:r>
-                              <w:rPr>
-                                <w:rFonts w:ascii="Arial" w:hAnsi="Arial" w:cs="Arial"/>
-                                <w:color w:val="000000" w:themeColor="text1"/>
-                                <w:sz w:val="18"/>
-                                <w:szCs w:val="20"/>
-                              </w:rPr>
-                              <w:t>n</w:t>
-                            </w:r>
-                            <w:r>
-                              <w:rPr>
-                                <w:rFonts w:ascii="Arial" w:hAnsi="Arial" w:cs="Arial"/>
-                                <w:color w:val="000000" w:themeColor="text1"/>
-                                <w:sz w:val="18"/>
-                                <w:szCs w:val="20"/>
-                              </w:rPr>
-                              <w:t xml:space="preserve"> = </w:t>
-                            </w:r>
-                            <w:r>
-                              <w:rPr>
-                                <w:rFonts w:ascii="Arial" w:hAnsi="Arial" w:cs="Arial"/>
-                                <w:color w:val="000000" w:themeColor="text1"/>
-                                <w:sz w:val="18"/>
-                                <w:szCs w:val="20"/>
-                              </w:rPr>
-                              <w:t>0</w:t>
-                            </w:r>
-                            <w:r>
-                              <w:rPr>
-                                <w:rFonts w:ascii="Arial" w:hAnsi="Arial" w:cs="Arial"/>
-                                <w:color w:val="000000" w:themeColor="text1"/>
-                                <w:sz w:val="18"/>
-                                <w:szCs w:val="20"/>
-                              </w:rPr>
-                              <w:t>)</w:t>
+                              <w:t xml:space="preserve">  Records removed for other reasons (n = 0)</w:t>
                             </w:r>
                           </w:p>
                         </w:txbxContent>
                       </wps:txbx>
-                      <wps:bodyPr rot="0" spcFirstLastPara="0" vertOverflow="overflow" horzOverflow="overflow" vert="horz" wrap="square" lIns="91440" tIns="45720" rIns="91440" bIns="45720" numCol="1" spcCol="0" rtlCol="0" fromWordArt="0" anchor="ctr" anchorCtr="0" forceAA="0" compatLnSpc="1">
+                      <wps:bodyPr rot="0" spcFirstLastPara="0" vertOverflow="overflow" horzOverflow="overflow" vert="horz" wrap="square" lIns="0" tIns="0" rIns="0" bIns="0" numCol="1" spcCol="0" rtlCol="0" fromWordArt="0" anchor="ctr" anchorCtr="0" forceAA="0" compatLnSpc="1">
                         <a:prstTxWarp prst="textNoShape">
                           <a:avLst/>
                         </a:prstTxWarp>
@@ -1150,12 +705,13 @@
           </mc:Choice>
           <mc:Fallback>
             <w:pict>
-              <v:rect w14:anchorId="07961AC4" id="Rectangle 2" o:spid="_x0000_s1028" style="position:absolute;margin-left:239.75pt;margin-top:10.25pt;width:200.2pt;height:62.2pt;z-index:251661312;visibility:visible;mso-wrap-style:square;mso-width-percent:0;mso-height-percent:0;mso-wrap-distance-left:9pt;mso-wrap-distance-top:0;mso-wrap-distance-right:9pt;mso-wrap-distance-bottom:0;mso-position-horizontal:absolute;mso-position-horizontal-relative:text;mso-position-vertical:absolute;mso-position-vertical-relative:text;mso-width-percent:0;mso-height-percent:0;mso-width-relative:margin;mso-height-relative:margin;v-text-anchor:middle" o:gfxdata="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" filled="f" strokecolor="black [3213]" strokeweight="1pt">
-                <v:textbox>
+              <v:rect w14:anchorId="07961AC4" id="Rectangle 2" o:spid="_x0000_s1028" style="position:absolute;margin-left:240.75pt;margin-top:7.65pt;width:241.5pt;height:65.55pt;z-index:251661312;visibility:visible;mso-wrap-style:square;mso-width-percent:0;mso-height-percent:0;mso-wrap-distance-left:9pt;mso-wrap-distance-top:0;mso-wrap-distance-right:9pt;mso-wrap-distance-bottom:0;mso-position-horizontal:absolute;mso-position-horizontal-relative:text;mso-position-vertical:absolute;mso-position-vertical-relative:text;mso-width-percent:0;mso-height-percent:0;mso-width-relative:margin;mso-height-relative:margin;v-text-anchor:middle" o:gfxdata="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" filled="f" strokecolor="black [3213]" strokeweight="1pt">
+                <v:textbox inset="0,0,0,0">
                   <w:txbxContent>
                     <w:p>
                       <w:pPr>
                         <w:spacing w:after="0" w:line="240" w:lineRule="auto"/>
+                        <w:ind w:left="142"/>
                         <w:rPr>
                           <w:rFonts w:ascii="Arial" w:hAnsi="Arial" w:cs="Arial"/>
                           <w:color w:val="000000" w:themeColor="text1"/>
@@ -1170,42 +726,13 @@
                           <w:sz w:val="18"/>
                           <w:szCs w:val="20"/>
                         </w:rPr>
-                        <w:t>Records</w:t>
-                      </w:r>
-                      <w:r>
-                        <w:rPr>
-                          <w:rFonts w:ascii="Arial" w:hAnsi="Arial" w:cs="Arial"/>
-                          <w:color w:val="000000" w:themeColor="text1"/>
-                          <w:sz w:val="18"/>
-                          <w:szCs w:val="20"/>
-                        </w:rPr>
-                        <w:t xml:space="preserve"> removed </w:t>
-                      </w:r>
-                      <w:r>
-                        <w:rPr>
-                          <w:rFonts w:ascii="Arial" w:hAnsi="Arial" w:cs="Arial"/>
-                          <w:i/>
-                          <w:iCs/>
-                          <w:color w:val="000000" w:themeColor="text1"/>
-                          <w:sz w:val="18"/>
-                          <w:szCs w:val="20"/>
-                        </w:rPr>
-                        <w:t>before screening</w:t>
-                      </w:r>
-                      <w:r>
-                        <w:rPr>
-                          <w:rFonts w:ascii="Arial" w:hAnsi="Arial" w:cs="Arial"/>
-                          <w:color w:val="000000" w:themeColor="text1"/>
-                          <w:sz w:val="18"/>
-                          <w:szCs w:val="20"/>
-                        </w:rPr>
-                        <w:t>:</w:t>
+                        <w:t>Records removed before screening:</w:t>
                       </w:r>
                     </w:p>
                     <w:p>
                       <w:pPr>
                         <w:spacing w:after="0" w:line="240" w:lineRule="auto"/>
-                        <w:ind w:left="284"/>
+                        <w:ind w:left="142"/>
                         <w:rPr>
                           <w:rFonts w:ascii="Arial" w:hAnsi="Arial" w:cs="Arial"/>
                           <w:color w:val="000000" w:themeColor="text1"/>
@@ -1220,67 +747,13 @@
                           <w:sz w:val="18"/>
                           <w:szCs w:val="20"/>
                         </w:rPr>
-                        <w:t>Duplicate records</w:t>
-                      </w:r>
-                      <w:r>
-                        <w:rPr>
-                          <w:rFonts w:ascii="Arial" w:hAnsi="Arial" w:cs="Arial"/>
-                          <w:color w:val="000000" w:themeColor="text1"/>
-                          <w:sz w:val="18"/>
-                          <w:szCs w:val="20"/>
-                        </w:rPr>
-                        <w:t xml:space="preserve"> removed</w:t>
-                      </w:r>
-                      <w:r>
-                        <w:rPr>
-                          <w:rFonts w:ascii="Arial" w:hAnsi="Arial" w:cs="Arial"/>
-                          <w:color w:val="000000" w:themeColor="text1"/>
-                          <w:sz w:val="18"/>
-                          <w:szCs w:val="20"/>
-                        </w:rPr>
-                        <w:t xml:space="preserve"> (</w:t>
-                      </w:r>
-                      <w:r>
-                        <w:rPr>
-                          <w:rFonts w:ascii="Arial" w:hAnsi="Arial" w:cs="Arial"/>
-                          <w:color w:val="000000" w:themeColor="text1"/>
-                          <w:sz w:val="18"/>
-                          <w:szCs w:val="20"/>
-                        </w:rPr>
-                        <w:t>n</w:t>
-                      </w:r>
-                      <w:r>
-                        <w:rPr>
-                          <w:rFonts w:ascii="Arial" w:hAnsi="Arial" w:cs="Arial"/>
-                          <w:color w:val="000000" w:themeColor="text1"/>
-                          <w:sz w:val="18"/>
-                          <w:szCs w:val="20"/>
-                        </w:rPr>
-                        <w:t xml:space="preserve"> = </w:t>
-                      </w:r>
-                      <w:r>
-                        <w:rPr>
-                          <w:rFonts w:ascii="Arial" w:hAnsi="Arial" w:cs="Arial"/>
-                          <w:color w:val="000000" w:themeColor="text1"/>
-                          <w:sz w:val="18"/>
-                          <w:szCs w:val="20"/>
-                        </w:rPr>
-                        <w:t>1,002</w:t>
-                      </w:r>
-                      <w:r>
-                        <w:rPr>
-                          <w:rFonts w:ascii="Arial" w:hAnsi="Arial" w:cs="Arial"/>
-                          <w:color w:val="000000" w:themeColor="text1"/>
-                          <w:sz w:val="18"/>
-                          <w:szCs w:val="20"/>
-                        </w:rPr>
-                        <w:t>)</w:t>
+                        <w:t xml:space="preserve">  Duplicate records removed (n = 1,002)</w:t>
                       </w:r>
                     </w:p>
                     <w:p>
                       <w:pPr>
                         <w:spacing w:after="0" w:line="240" w:lineRule="auto"/>
-                        <w:ind w:left="284"/>
+                        <w:ind w:left="142"/>
                         <w:rPr>
                           <w:rFonts w:ascii="Arial" w:hAnsi="Arial" w:cs="Arial"/>
                           <w:color w:val="000000" w:themeColor="text1"/>
@@ -1295,49 +768,13 @@
                           <w:sz w:val="18"/>
                           <w:szCs w:val="20"/>
                         </w:rPr>
-                        <w:t>Records marked as ineligible by automation tools (</w:t>
-                      </w:r>
-                      <w:r>
-                        <w:rPr>
-                          <w:rFonts w:ascii="Arial" w:hAnsi="Arial" w:cs="Arial"/>
-                          <w:color w:val="000000" w:themeColor="text1"/>
-                          <w:sz w:val="18"/>
-                          <w:szCs w:val="20"/>
-                        </w:rPr>
-                        <w:t>n</w:t>
-                      </w:r>
-                      <w:r>
-                        <w:rPr>
-                          <w:rFonts w:ascii="Arial" w:hAnsi="Arial" w:cs="Arial"/>
-                          <w:color w:val="000000" w:themeColor="text1"/>
-                          <w:sz w:val="18"/>
-                          <w:szCs w:val="20"/>
-                        </w:rPr>
-                        <w:t xml:space="preserve"> = </w:t>
-                      </w:r>
-                      <w:r>
-                        <w:rPr>
-                          <w:rFonts w:ascii="Arial" w:hAnsi="Arial" w:cs="Arial"/>
-                          <w:color w:val="000000" w:themeColor="text1"/>
-                          <w:sz w:val="18"/>
-                          <w:szCs w:val="20"/>
-                        </w:rPr>
-                        <w:t>0</w:t>
-                      </w:r>
-                      <w:r>
-                        <w:rPr>
-                          <w:rFonts w:ascii="Arial" w:hAnsi="Arial" w:cs="Arial"/>
-                          <w:color w:val="000000" w:themeColor="text1"/>
-                          <w:sz w:val="18"/>
-                          <w:szCs w:val="20"/>
-                        </w:rPr>
-                        <w:t>)</w:t>
+                        <w:t xml:space="preserve">  Records marked as ineligible by automation tools (n = 0)</w:t>
                       </w:r>
                     </w:p>
                     <w:p>
                       <w:pPr>
                         <w:spacing w:after="0" w:line="240" w:lineRule="auto"/>
-                        <w:ind w:left="284"/>
+                        <w:ind w:left="142"/>
                         <w:rPr>
                           <w:rFonts w:ascii="Arial" w:hAnsi="Arial" w:cs="Arial"/>
                           <w:color w:val="000000" w:themeColor="text1"/>
@@ -1352,61 +789,7 @@
                           <w:sz w:val="18"/>
                           <w:szCs w:val="20"/>
                         </w:rPr>
-                        <w:t>Records removed for other reason</w:t>
-                      </w:r>
-                      <w:r>
-                        <w:rPr>
-                          <w:rFonts w:ascii="Arial" w:hAnsi="Arial" w:cs="Arial"/>
-                          <w:color w:val="000000" w:themeColor="text1"/>
-                          <w:sz w:val="18"/>
-                          <w:szCs w:val="20"/>
-                        </w:rPr>
-                        <w:t>s</w:t>
-                      </w:r>
-                      <w:r>
-                        <w:rPr>
-                          <w:rFonts w:ascii="Arial" w:hAnsi="Arial" w:cs="Arial"/>
-                          <w:color w:val="000000" w:themeColor="text1"/>
-                          <w:sz w:val="18"/>
-                          <w:szCs w:val="20"/>
-                        </w:rPr>
-                        <w:t xml:space="preserve"> (</w:t>
-                      </w:r>
-                      <w:r>
-                        <w:rPr>
-                          <w:rFonts w:ascii="Arial" w:hAnsi="Arial" w:cs="Arial"/>
-                          <w:color w:val="000000" w:themeColor="text1"/>
-                          <w:sz w:val="18"/>
-                          <w:szCs w:val="20"/>
-                        </w:rPr>
-                        <w:t>n</w:t>
-                      </w:r>
-                      <w:r>
-                        <w:rPr>
-                          <w:rFonts w:ascii="Arial" w:hAnsi="Arial" w:cs="Arial"/>
-                          <w:color w:val="000000" w:themeColor="text1"/>
-                          <w:sz w:val="18"/>
-                          <w:szCs w:val="20"/>
-                        </w:rPr>
-                        <w:t xml:space="preserve"> = </w:t>
-                      </w:r>
-                      <w:r>
-                        <w:rPr>
-                          <w:rFonts w:ascii="Arial" w:hAnsi="Arial" w:cs="Arial"/>
-                          <w:color w:val="000000" w:themeColor="text1"/>
-                          <w:sz w:val="18"/>
-                          <w:szCs w:val="20"/>
-                        </w:rPr>
-                        <w:t>0</w:t>
-                      </w:r>
-                      <w:r>
-                        <w:rPr>
-                          <w:rFonts w:ascii="Arial" w:hAnsi="Arial" w:cs="Arial"/>
-                          <w:color w:val="000000" w:themeColor="text1"/>
-                          <w:sz w:val="18"/>
-                          <w:szCs w:val="20"/>
-                        </w:rPr>
-                        <w:t>)</w:t>
+                        <w:t xml:space="preserve">  Records removed for other reasons (n = 0)</w:t>
                       </w:r>
                     </w:p>
                   </w:txbxContent>
@@ -1578,16 +961,16 @@
         <mc:AlternateContent>
           <mc:Choice Requires="wps">
             <w:drawing>
-              <wp:anchor distT="0" distB="0" distL="114300" distR="114300" simplePos="0" relativeHeight="251679744" behindDoc="0" locked="0" layoutInCell="1" allowOverlap="1" wp14:anchorId="17302BD8" wp14:editId="2E0EB66A">
+              <wp:anchor distT="0" distB="0" distL="114300" distR="114300" simplePos="0" relativeHeight="251679744" behindDoc="0" locked="0" layoutInCell="1" allowOverlap="1" wp14:anchorId="17302BD8" wp14:editId="32A218CE">
                 <wp:simplePos x="0" y="0"/>
                 <wp:positionH relativeFrom="column">
-                  <wp:posOffset>2454250</wp:posOffset>
+                  <wp:posOffset>2415026</wp:posOffset>
                 </wp:positionH>
                 <wp:positionV relativeFrom="paragraph">
-                  <wp:posOffset>9550</wp:posOffset>
+                  <wp:posOffset>7658</wp:posOffset>
                 </wp:positionV>
-                <wp:extent cx="563270" cy="0"/>
-                <wp:effectExtent l="0" t="76200" r="27305" b="95250"/>
+                <wp:extent cx="645129" cy="7947"/>
+                <wp:effectExtent l="0" t="57150" r="41275" b="87630"/>
                 <wp:wrapNone/>
                 <wp:docPr id="14" name="Straight Arrow Connector 14"/>
                 <wp:cNvGraphicFramePr/>
@@ -1598,7 +981,7 @@
                       <wps:spPr>
                         <a:xfrm>
                           <a:off x="0" y="0"/>
-                          <a:ext cx="563270" cy="0"/>
+                          <a:ext cx="645129" cy="7947"/>
                         </a:xfrm>
                         <a:prstGeom prst="straightConnector1">
                           <a:avLst/>
@@ -1628,16 +1011,22 @@
                     </wps:wsp>
                   </a:graphicData>
                 </a:graphic>
+                <wp14:sizeRelH relativeFrom="margin">
+                  <wp14:pctWidth>0</wp14:pctWidth>
+                </wp14:sizeRelH>
+                <wp14:sizeRelV relativeFrom="margin">
+                  <wp14:pctHeight>0</wp14:pctHeight>
+                </wp14:sizeRelV>
               </wp:anchor>
             </w:drawing>
           </mc:Choice>
           <mc:Fallback>
             <w:pict>
-              <v:shapetype w14:anchorId="6BAD952B" id="_x0000_t32" coordsize="21600,21600" o:spt="32" o:oned="t" path="m,l21600,21600e" filled="f">
+              <v:shapetype w14:anchorId="21B59D14" id="_x0000_t32" coordsize="21600,21600" o:spt="32" o:oned="t" path="m,l21600,21600e" filled="f">
                 <v:path arrowok="t" fillok="f" o:connecttype="none"/>
                 <o:lock v:ext="edit" shapetype="t"/>
               </v:shapetype>
-              <v:shape id="Straight Arrow Connector 14" o:spid="_x0000_s1026" type="#_x0000_t32" style="position:absolute;margin-left:193.25pt;margin-top:.75pt;width:44.35pt;height:0;z-index:251679744;visibility:visible;mso-wrap-style:square;mso-wrap-distance-left:9pt;mso-wrap-distance-top:0;mso-wrap-distance-right:9pt;mso-wrap-distance-bottom:0;mso-position-horizontal:absolute;mso-position-horizontal-relative:text;mso-position-vertical:absolute;mso-position-vertical-relative:text" o:gfxdata="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" strokecolor="black [3213]" strokeweight=".5pt">
+              <v:shape id="Straight Arrow Connector 14" o:spid="_x0000_s1026" type="#_x0000_t32" style="position:absolute;margin-left:190.15pt;margin-top:.6pt;width:50.8pt;height:.65pt;z-index:251679744;visibility:visible;mso-wrap-style:square;mso-width-percent:0;mso-height-percent:0;mso-wrap-distance-left:9pt;mso-wrap-distance-top:0;mso-wrap-distance-right:9pt;mso-wrap-distance-bottom:0;mso-position-horizontal:absolute;mso-position-horizontal-relative:text;mso-position-vertical:absolute;mso-position-vertical-relative:text;mso-width-percent:0;mso-height-percent:0;mso-width-relative:margin;mso-height-relative:margin" o:gfxdata="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" strokecolor="black [3213]" strokeweight=".5pt">
                 <v:stroke endarrow="block" joinstyle="miter"/>
               </v:shape>
             </w:pict>
@@ -1666,16 +1055,16 @@
         <mc:AlternateContent>
           <mc:Choice Requires="wps">
             <w:drawing>
-              <wp:anchor distT="0" distB="0" distL="114300" distR="114300" simplePos="0" relativeHeight="251706368" behindDoc="0" locked="0" layoutInCell="1" allowOverlap="1" wp14:anchorId="56EC9F21" wp14:editId="4AA4B306">
+              <wp:anchor distT="0" distB="0" distL="114300" distR="114300" simplePos="0" relativeHeight="251706368" behindDoc="0" locked="0" layoutInCell="1" allowOverlap="1" wp14:anchorId="56EC9F21" wp14:editId="5E7B966D">
                 <wp:simplePos x="0" y="0"/>
                 <wp:positionH relativeFrom="column">
-                  <wp:posOffset>1400175</wp:posOffset>
+                  <wp:posOffset>1399091</wp:posOffset>
                 </wp:positionH>
                 <wp:positionV relativeFrom="paragraph">
-                  <wp:posOffset>128905</wp:posOffset>
+                  <wp:posOffset>50689</wp:posOffset>
                 </wp:positionV>
-                <wp:extent cx="0" cy="281305"/>
-                <wp:effectExtent l="76200" t="0" r="57150" b="61595"/>
+                <wp:extent cx="3137" cy="358705"/>
+                <wp:effectExtent l="57150" t="0" r="73660" b="60960"/>
                 <wp:wrapNone/>
                 <wp:docPr id="27" name="Straight Arrow Connector 27"/>
                 <wp:cNvGraphicFramePr/>
@@ -1686,7 +1075,7 @@
                       <wps:spPr>
                         <a:xfrm>
                           <a:off x="0" y="0"/>
-                          <a:ext cx="0" cy="281305"/>
+                          <a:ext cx="3137" cy="358705"/>
                         </a:xfrm>
                         <a:prstGeom prst="straightConnector1">
                           <a:avLst/>
@@ -1716,16 +1105,18 @@
                     </wps:wsp>
                   </a:graphicData>
                 </a:graphic>
+                <wp14:sizeRelH relativeFrom="margin">
+                  <wp14:pctWidth>0</wp14:pctWidth>
+                </wp14:sizeRelH>
+                <wp14:sizeRelV relativeFrom="margin">
+                  <wp14:pctHeight>0</wp14:pctHeight>
+                </wp14:sizeRelV>
               </wp:anchor>
             </w:drawing>
           </mc:Choice>
           <mc:Fallback>
             <w:pict>
-              <v:shapetype w14:anchorId="662EF780" id="_x0000_t32" coordsize="21600,21600" o:spt="32" o:oned="t" path="m,l21600,21600e" filled="f">
-                <v:path arrowok="t" fillok="f" o:connecttype="none"/>
-                <o:lock v:ext="edit" shapetype="t"/>
-              </v:shapetype>
-              <v:shape id="Straight Arrow Connector 27" o:spid="_x0000_s1026" type="#_x0000_t32" style="position:absolute;margin-left:110.25pt;margin-top:10.15pt;width:0;height:22.15pt;z-index:251706368;visibility:visible;mso-wrap-style:square;mso-wrap-distance-left:9pt;mso-wrap-distance-top:0;mso-wrap-distance-right:9pt;mso-wrap-distance-bottom:0;mso-position-horizontal:absolute;mso-position-horizontal-relative:text;mso-position-vertical:absolute;mso-position-vertical-relative:text" o:gfxdata="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" strokecolor="black [3213]" strokeweight=".5pt">
+              <v:shape w14:anchorId="5FE5E613" id="Straight Arrow Connector 27" o:spid="_x0000_s1026" type="#_x0000_t32" style="position:absolute;margin-left:110.15pt;margin-top:4pt;width:.25pt;height:28.25pt;z-index:251706368;visibility:visible;mso-wrap-style:square;mso-width-percent:0;mso-height-percent:0;mso-wrap-distance-left:9pt;mso-wrap-distance-top:0;mso-wrap-distance-right:9pt;mso-wrap-distance-bottom:0;mso-position-horizontal:absolute;mso-position-horizontal-relative:text;mso-position-vertical:absolute;mso-position-vertical-relative:text;mso-width-percent:0;mso-height-percent:0;mso-width-relative:margin;mso-height-relative:margin" o:gfxdata="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" strokecolor="black [3213]" strokeweight=".5pt">
                 <v:stroke endarrow="block" joinstyle="miter"/>
               </v:shape>
             </w:pict>
@@ -1749,15 +1140,15 @@
         <mc:AlternateContent>
           <mc:Choice Requires="wps">
             <w:drawing>
-              <wp:anchor distT="0" distB="0" distL="114300" distR="114300" simplePos="0" relativeHeight="251665408" behindDoc="0" locked="0" layoutInCell="1" allowOverlap="1" wp14:anchorId="4FF0996A" wp14:editId="7395A840">
+              <wp:anchor distT="0" distB="0" distL="114300" distR="114300" simplePos="0" relativeHeight="251665408" behindDoc="0" locked="0" layoutInCell="1" allowOverlap="1" wp14:anchorId="4FF0996A" wp14:editId="570A6838">
                 <wp:simplePos x="0" y="0"/>
                 <wp:positionH relativeFrom="column">
-                  <wp:posOffset>3046021</wp:posOffset>
+                  <wp:posOffset>3032106</wp:posOffset>
                 </wp:positionH>
                 <wp:positionV relativeFrom="paragraph">
-                  <wp:posOffset>72102</wp:posOffset>
+                  <wp:posOffset>65982</wp:posOffset>
                 </wp:positionV>
-                <wp:extent cx="1887220" cy="492826"/>
+                <wp:extent cx="1887220" cy="397934"/>
                 <wp:effectExtent l="0" t="0" r="17780" b="21590"/>
                 <wp:wrapNone/>
                 <wp:docPr id="4" name="Rectangle 4"/>
@@ -1769,7 +1160,7 @@
                       <wps:spPr>
                         <a:xfrm>
                           <a:off x="0" y="0"/>
-                          <a:ext cx="1887220" cy="492826"/>
+                          <a:ext cx="1887220" cy="397934"/>
                         </a:xfrm>
                         <a:prstGeom prst="rect">
                           <a:avLst/>
@@ -1924,7 +1315,7 @@
           </mc:Choice>
           <mc:Fallback>
             <w:pict>
-              <v:rect w14:anchorId="4FF0996A" id="Rectangle 4" o:spid="_x0000_s1030" style="position:absolute;margin-left:239.85pt;margin-top:5.7pt;width:148.6pt;height:38.8pt;z-index:251665408;visibility:visible;mso-wrap-style:square;mso-width-percent:0;mso-height-percent:0;mso-wrap-distance-left:9pt;mso-wrap-distance-top:0;mso-wrap-distance-right:9pt;mso-wrap-distance-bottom:0;mso-position-horizontal:absolute;mso-position-horizontal-relative:text;mso-position-vertical:absolute;mso-position-vertical-relative:text;mso-width-percent:0;mso-height-percent:0;mso-width-relative:margin;mso-height-relative:margin;v-text-anchor:middle" o:gfxdata="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" filled="f" strokecolor="black [3213]" strokeweight="1pt">
+              <v:rect w14:anchorId="4FF0996A" id="Rectangle 4" o:spid="_x0000_s1030" style="position:absolute;margin-left:238.75pt;margin-top:5.2pt;width:148.6pt;height:31.35pt;z-index:251665408;visibility:visible;mso-wrap-style:square;mso-width-percent:0;mso-height-percent:0;mso-wrap-distance-left:9pt;mso-wrap-distance-top:0;mso-wrap-distance-right:9pt;mso-wrap-distance-bottom:0;mso-position-horizontal:absolute;mso-position-horizontal-relative:text;mso-position-vertical:absolute;mso-position-vertical-relative:text;mso-width-percent:0;mso-height-percent:0;mso-width-relative:margin;mso-height-relative:margin;v-text-anchor:middle" o:gfxdata="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" filled="f" strokecolor="black [3213]" strokeweight="1pt">
                 <v:textbox>
                   <w:txbxContent>
                     <w:p>
@@ -2044,16 +1435,16 @@
         <mc:AlternateContent>
           <mc:Choice Requires="wps">
             <w:drawing>
-              <wp:anchor distT="0" distB="0" distL="114300" distR="114300" simplePos="0" relativeHeight="251663360" behindDoc="0" locked="0" layoutInCell="1" allowOverlap="1" wp14:anchorId="4C37AEA5" wp14:editId="7143B24F">
+              <wp:anchor distT="0" distB="0" distL="114300" distR="114300" simplePos="0" relativeHeight="251663360" behindDoc="0" locked="0" layoutInCell="1" allowOverlap="1" wp14:anchorId="4C37AEA5" wp14:editId="4211F34C">
                 <wp:simplePos x="0" y="0"/>
                 <wp:positionH relativeFrom="column">
-                  <wp:posOffset>561315</wp:posOffset>
+                  <wp:posOffset>558177</wp:posOffset>
                 </wp:positionH>
                 <wp:positionV relativeFrom="paragraph">
-                  <wp:posOffset>77452</wp:posOffset>
+                  <wp:posOffset>77201</wp:posOffset>
                 </wp:positionV>
-                <wp:extent cx="1887220" cy="765018"/>
-                <wp:effectExtent l="0" t="0" r="17780" b="16510"/>
+                <wp:extent cx="1887220" cy="387077"/>
+                <wp:effectExtent l="0" t="0" r="17780" b="13335"/>
                 <wp:wrapNone/>
                 <wp:docPr id="3" name="Rectangle 3"/>
                 <wp:cNvGraphicFramePr/>
@@ -2064,7 +1455,7 @@
                       <wps:spPr>
                         <a:xfrm>
                           <a:off x="0" y="0"/>
-                          <a:ext cx="1887220" cy="765018"/>
+                          <a:ext cx="1887220" cy="387077"/>
                         </a:xfrm>
                         <a:prstGeom prst="rect">
                           <a:avLst/>
@@ -2111,70 +1502,7 @@
                                 <w:sz w:val="18"/>
                                 <w:szCs w:val="20"/>
                               </w:rPr>
-                              <w:t>Records</w:t>
-                            </w:r>
-                            <w:r>
-                              <w:rPr>
-                                <w:rFonts w:ascii="Arial" w:hAnsi="Arial" w:cs="Arial"/>
-                                <w:color w:val="000000" w:themeColor="text1"/>
-                                <w:sz w:val="18"/>
-                                <w:szCs w:val="20"/>
-                              </w:rPr>
-                              <w:t xml:space="preserve"> screened</w:t>
-                            </w:r>
-                            <w:r>
-                              <w:rPr>
-                                <w:rFonts w:ascii="Arial" w:hAnsi="Arial" w:cs="Arial"/>
-                                <w:color w:val="000000" w:themeColor="text1"/>
-                                <w:sz w:val="18"/>
-                                <w:szCs w:val="20"/>
-                              </w:rPr>
-                              <w:t xml:space="preserve"> </w:t>
-                            </w:r>
-                            <w:r>
-                              <w:rPr>
-                                <w:rFonts w:ascii="Arial" w:hAnsi="Arial" w:cs="Arial"/>
-                                <w:color w:val="000000" w:themeColor="text1"/>
-                                <w:sz w:val="18"/>
-                                <w:szCs w:val="20"/>
-                              </w:rPr>
-                              <w:t>(</w:t>
-                            </w:r>
-                            <w:r>
-                              <w:rPr>
-                                <w:rFonts w:ascii="Arial" w:hAnsi="Arial" w:cs="Arial"/>
-                                <w:color w:val="000000" w:themeColor="text1"/>
-                                <w:sz w:val="18"/>
-                                <w:szCs w:val="20"/>
-                              </w:rPr>
-                              <w:t>n</w:t>
-                            </w:r>
-                            <w:r>
-                              <w:rPr>
-                                <w:rFonts w:ascii="Arial" w:hAnsi="Arial" w:cs="Arial"/>
-                                <w:color w:val="000000" w:themeColor="text1"/>
-                                <w:sz w:val="18"/>
-                                <w:szCs w:val="20"/>
-                              </w:rPr>
-                              <w:t xml:space="preserve"> = </w:t>
-                            </w:r>
-                            <w:r>
-                              <w:rPr>
-                                <w:rFonts w:ascii="Arial" w:hAnsi="Arial" w:cs="Arial"/>
-                                <w:color w:val="000000" w:themeColor="text1"/>
-                                <w:sz w:val="18"/>
-                                <w:szCs w:val="20"/>
-                              </w:rPr>
-                              <w:t>913</w:t>
-                            </w:r>
-                            <w:r>
-                              <w:rPr>
-                                <w:rFonts w:ascii="Arial" w:hAnsi="Arial" w:cs="Arial"/>
-                                <w:color w:val="000000" w:themeColor="text1"/>
-                                <w:sz w:val="18"/>
-                                <w:szCs w:val="20"/>
-                              </w:rPr>
-                              <w:t>)</w:t>
+                              <w:t>Records screened</w:t>
                             </w:r>
                           </w:p>
                           <w:p>
@@ -2194,47 +1522,7 @@
                                 <w:sz w:val="18"/>
                                 <w:szCs w:val="20"/>
                               </w:rPr>
-                              <w:t>- SCOPUS (n = 642)</w:t>
-                            </w:r>
-                          </w:p>
-                          <w:p>
-                            <w:pPr>
-                              <w:spacing w:after="0" w:line="240" w:lineRule="auto"/>
-                              <w:rPr>
-                                <w:rFonts w:ascii="Arial" w:hAnsi="Arial" w:cs="Arial"/>
-                                <w:color w:val="000000" w:themeColor="text1"/>
-                                <w:sz w:val="18"/>
-                                <w:szCs w:val="20"/>
-                              </w:rPr>
-                            </w:pPr>
-                            <w:r>
-                              <w:rPr>
-                                <w:rFonts w:ascii="Arial" w:hAnsi="Arial" w:cs="Arial"/>
-                                <w:color w:val="000000" w:themeColor="text1"/>
-                                <w:sz w:val="18"/>
-                                <w:szCs w:val="20"/>
-                              </w:rPr>
-                              <w:t>- Web of Science (n = 258)</w:t>
-                            </w:r>
-                          </w:p>
-                          <w:p>
-                            <w:pPr>
-                              <w:spacing w:after="0" w:line="240" w:lineRule="auto"/>
-                              <w:rPr>
-                                <w:rFonts w:ascii="Arial" w:hAnsi="Arial" w:cs="Arial"/>
-                                <w:color w:val="000000" w:themeColor="text1"/>
-                                <w:sz w:val="18"/>
-                                <w:szCs w:val="20"/>
-                              </w:rPr>
-                            </w:pPr>
-                            <w:r>
-                              <w:rPr>
-                                <w:rFonts w:ascii="Arial" w:hAnsi="Arial" w:cs="Arial"/>
-                                <w:color w:val="000000" w:themeColor="text1"/>
-                                <w:sz w:val="18"/>
-                                <w:szCs w:val="20"/>
-                              </w:rPr>
-                              <w:t>- IEEE Xplore (n = 13)</w:t>
+                              <w:t>(n = 913)</w:t>
                             </w:r>
                           </w:p>
                         </w:txbxContent>
@@ -2259,7 +1547,7 @@
           </mc:Choice>
           <mc:Fallback>
             <w:pict>
-              <v:rect w14:anchorId="4C37AEA5" id="Rectangle 3" o:spid="_x0000_s1031" style="position:absolute;margin-left:44.2pt;margin-top:6.1pt;width:148.6pt;height:60.25pt;z-index:251663360;visibility:visible;mso-wrap-style:square;mso-width-percent:0;mso-height-percent:0;mso-wrap-distance-left:9pt;mso-wrap-distance-top:0;mso-wrap-distance-right:9pt;mso-wrap-distance-bottom:0;mso-position-horizontal:absolute;mso-position-horizontal-relative:text;mso-position-vertical:absolute;mso-position-vertical-relative:text;mso-width-percent:0;mso-height-percent:0;mso-width-relative:margin;mso-height-relative:margin;v-text-anchor:middle" o:gfxdata="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" filled="f" strokecolor="black [3213]" strokeweight="1pt">
+              <v:rect w14:anchorId="4C37AEA5" id="Rectangle 3" o:spid="_x0000_s1031" style="position:absolute;margin-left:43.95pt;margin-top:6.1pt;width:148.6pt;height:30.5pt;z-index:251663360;visibility:visible;mso-wrap-style:square;mso-width-percent:0;mso-height-percent:0;mso-wrap-distance-left:9pt;mso-wrap-distance-top:0;mso-wrap-distance-right:9pt;mso-wrap-distance-bottom:0;mso-position-horizontal:absolute;mso-position-horizontal-relative:text;mso-position-vertical:absolute;mso-position-vertical-relative:text;mso-width-percent:0;mso-height-percent:0;mso-width-relative:margin;mso-height-relative:margin;v-text-anchor:middle" o:gfxdata="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" filled="f" strokecolor="black [3213]" strokeweight="1pt">
                 <v:textbox>
                   <w:txbxContent>
                     <w:p>
@@ -2279,70 +1567,7 @@
                           <w:sz w:val="18"/>
                           <w:szCs w:val="20"/>
                         </w:rPr>
-                        <w:t>Records</w:t>
-                      </w:r>
-                      <w:r>
-                        <w:rPr>
-                          <w:rFonts w:ascii="Arial" w:hAnsi="Arial" w:cs="Arial"/>
-                          <w:color w:val="000000" w:themeColor="text1"/>
-                          <w:sz w:val="18"/>
-                          <w:szCs w:val="20"/>
-                        </w:rPr>
-                        <w:t xml:space="preserve"> screened</w:t>
-                      </w:r>
-                      <w:r>
-                        <w:rPr>
-                          <w:rFonts w:ascii="Arial" w:hAnsi="Arial" w:cs="Arial"/>
-                          <w:color w:val="000000" w:themeColor="text1"/>
-                          <w:sz w:val="18"/>
-                          <w:szCs w:val="20"/>
-                        </w:rPr>
-                        <w:t xml:space="preserve"> </w:t>
-                      </w:r>
-                      <w:r>
-                        <w:rPr>
-                          <w:rFonts w:ascii="Arial" w:hAnsi="Arial" w:cs="Arial"/>
-                          <w:color w:val="000000" w:themeColor="text1"/>
-                          <w:sz w:val="18"/>
-                          <w:szCs w:val="20"/>
-                        </w:rPr>
-                        <w:t>(</w:t>
-                      </w:r>
-                      <w:r>
-                        <w:rPr>
-                          <w:rFonts w:ascii="Arial" w:hAnsi="Arial" w:cs="Arial"/>
-                          <w:color w:val="000000" w:themeColor="text1"/>
-                          <w:sz w:val="18"/>
-                          <w:szCs w:val="20"/>
-                        </w:rPr>
-                        <w:t>n</w:t>
-                      </w:r>
-                      <w:r>
-                        <w:rPr>
-                          <w:rFonts w:ascii="Arial" w:hAnsi="Arial" w:cs="Arial"/>
-                          <w:color w:val="000000" w:themeColor="text1"/>
-                          <w:sz w:val="18"/>
-                          <w:szCs w:val="20"/>
-                        </w:rPr>
-                        <w:t xml:space="preserve"> = </w:t>
-                      </w:r>
-                      <w:r>
-                        <w:rPr>
-                          <w:rFonts w:ascii="Arial" w:hAnsi="Arial" w:cs="Arial"/>
-                          <w:color w:val="000000" w:themeColor="text1"/>
-                          <w:sz w:val="18"/>
-                          <w:szCs w:val="20"/>
-                        </w:rPr>
-                        <w:t>913</w:t>
-                      </w:r>
-                      <w:r>
-                        <w:rPr>
-                          <w:rFonts w:ascii="Arial" w:hAnsi="Arial" w:cs="Arial"/>
-                          <w:color w:val="000000" w:themeColor="text1"/>
-                          <w:sz w:val="18"/>
-                          <w:szCs w:val="20"/>
-                        </w:rPr>
-                        <w:t>)</w:t>
+                        <w:t>Records screened</w:t>
                       </w:r>
                     </w:p>
                     <w:p>
@@ -2362,47 +1587,7 @@
                           <w:sz w:val="18"/>
                           <w:szCs w:val="20"/>
                         </w:rPr>
-                        <w:t>- SCOPUS (n = 642)</w:t>
-                      </w:r>
-                    </w:p>
-                    <w:p>
-                      <w:pPr>
-                        <w:spacing w:after="0" w:line="240" w:lineRule="auto"/>
-                        <w:rPr>
-                          <w:rFonts w:ascii="Arial" w:hAnsi="Arial" w:cs="Arial"/>
-                          <w:color w:val="000000" w:themeColor="text1"/>
-                          <w:sz w:val="18"/>
-                          <w:szCs w:val="20"/>
-                        </w:rPr>
-                      </w:pPr>
-                      <w:r>
-                        <w:rPr>
-                          <w:rFonts w:ascii="Arial" w:hAnsi="Arial" w:cs="Arial"/>
-                          <w:color w:val="000000" w:themeColor="text1"/>
-                          <w:sz w:val="18"/>
-                          <w:szCs w:val="20"/>
-                        </w:rPr>
-                        <w:t>- Web of Science (n = 258)</w:t>
-                      </w:r>
-                    </w:p>
-                    <w:p>
-                      <w:pPr>
-                        <w:spacing w:after="0" w:line="240" w:lineRule="auto"/>
-                        <w:rPr>
-                          <w:rFonts w:ascii="Arial" w:hAnsi="Arial" w:cs="Arial"/>
-                          <w:color w:val="000000" w:themeColor="text1"/>
-                          <w:sz w:val="18"/>
-                          <w:szCs w:val="20"/>
-                        </w:rPr>
-                      </w:pPr>
-                      <w:r>
-                        <w:rPr>
-                          <w:rFonts w:ascii="Arial" w:hAnsi="Arial" w:cs="Arial"/>
-                          <w:color w:val="000000" w:themeColor="text1"/>
-                          <w:sz w:val="18"/>
-                          <w:szCs w:val="20"/>
-                        </w:rPr>
-                        <w:t>- IEEE Xplore (n = 13)</w:t>
+                        <w:t>(n = 913)</w:t>
                       </w:r>
                     </w:p>
                   </w:txbxContent>
@@ -2495,16 +1680,6 @@
       <w:pPr>
         <w:spacing w:after="0" w:line="240" w:lineRule="auto"/>
       </w:pPr>
-    </w:p>
-    <w:p>
-      <w:pPr>
-        <w:spacing w:after="0" w:line="240" w:lineRule="auto"/>
-      </w:pPr>
-    </w:p>
-    <w:p>
-      <w:pPr>
-        <w:spacing w:after="0" w:line="240" w:lineRule="auto"/>
-      </w:pPr>
       <w:r>
         <w:rPr>
           <w:noProof/>
@@ -2512,18 +1687,18 @@
         <mc:AlternateContent>
           <mc:Choice Requires="wps">
             <w:drawing>
-              <wp:anchor distT="0" distB="0" distL="114300" distR="114300" simplePos="0" relativeHeight="251708416" behindDoc="0" locked="0" layoutInCell="1" allowOverlap="1" wp14:anchorId="466BFCB1" wp14:editId="4437F6AD">
+              <wp:anchor distT="0" distB="0" distL="114300" distR="114300" simplePos="0" relativeHeight="251724800" behindDoc="0" locked="0" layoutInCell="1" allowOverlap="1" wp14:anchorId="2CA1D844" wp14:editId="3B133C9B">
                 <wp:simplePos x="0" y="0"/>
                 <wp:positionH relativeFrom="column">
-                  <wp:posOffset>1431862</wp:posOffset>
+                  <wp:posOffset>1411921</wp:posOffset>
                 </wp:positionH>
                 <wp:positionV relativeFrom="paragraph">
-                  <wp:posOffset>159095</wp:posOffset>
+                  <wp:posOffset>128893</wp:posOffset>
                 </wp:positionV>
-                <wp:extent cx="0" cy="281305"/>
-                <wp:effectExtent l="76200" t="0" r="57150" b="61595"/>
+                <wp:extent cx="3137" cy="213173"/>
+                <wp:effectExtent l="76200" t="0" r="73660" b="53975"/>
                 <wp:wrapNone/>
-                <wp:docPr id="35" name="Straight Arrow Connector 35"/>
+                <wp:docPr id="877514571" name="Straight Arrow Connector 27"/>
                 <wp:cNvGraphicFramePr/>
                 <a:graphic xmlns:a="http://schemas.openxmlformats.org/drawingml/2006/main">
                   <a:graphicData uri="http://schemas.microsoft.com/office/word/2010/wordprocessingShape">
@@ -2532,7 +1707,7 @@
                       <wps:spPr>
                         <a:xfrm>
                           <a:off x="0" y="0"/>
-                          <a:ext cx="0" cy="281305"/>
+                          <a:ext cx="3137" cy="213173"/>
                         </a:xfrm>
                         <a:prstGeom prst="straightConnector1">
                           <a:avLst/>
@@ -2562,12 +1737,18 @@
                     </wps:wsp>
                   </a:graphicData>
                 </a:graphic>
+                <wp14:sizeRelH relativeFrom="margin">
+                  <wp14:pctWidth>0</wp14:pctWidth>
+                </wp14:sizeRelH>
+                <wp14:sizeRelV relativeFrom="margin">
+                  <wp14:pctHeight>0</wp14:pctHeight>
+                </wp14:sizeRelV>
               </wp:anchor>
             </w:drawing>
           </mc:Choice>
           <mc:Fallback>
             <w:pict>
-              <v:shape w14:anchorId="55E5C196" id="Straight Arrow Connector 35" o:spid="_x0000_s1026" type="#_x0000_t32" style="position:absolute;margin-left:112.75pt;margin-top:12.55pt;width:0;height:22.15pt;z-index:251708416;visibility:visible;mso-wrap-style:square;mso-wrap-distance-left:9pt;mso-wrap-distance-top:0;mso-wrap-distance-right:9pt;mso-wrap-distance-bottom:0;mso-position-horizontal:absolute;mso-position-horizontal-relative:text;mso-position-vertical:absolute;mso-position-vertical-relative:text" o:gfxdata="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" strokecolor="black [3213]" strokeweight=".5pt">
+              <v:shape w14:anchorId="3A8AAE8D" id="Straight Arrow Connector 27" o:spid="_x0000_s1026" type="#_x0000_t32" style="position:absolute;margin-left:111.15pt;margin-top:10.15pt;width:.25pt;height:16.8pt;z-index:251724800;visibility:visible;mso-wrap-style:square;mso-width-percent:0;mso-height-percent:0;mso-wrap-distance-left:9pt;mso-wrap-distance-top:0;mso-wrap-distance-right:9pt;mso-wrap-distance-bottom:0;mso-position-horizontal:absolute;mso-position-horizontal-relative:text;mso-position-vertical:absolute;mso-position-vertical-relative:text;mso-width-percent:0;mso-height-percent:0;mso-width-relative:margin;mso-height-relative:margin" o:gfxdata="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" strokecolor="black [3213]" strokeweight=".5pt">
                 <v:stroke endarrow="block" joinstyle="miter"/>
               </v:shape>
             </w:pict>
@@ -2586,18 +1767,18 @@
         <mc:AlternateContent>
           <mc:Choice Requires="wps">
             <w:drawing>
-              <wp:anchor distT="0" distB="0" distL="114300" distR="114300" simplePos="0" relativeHeight="251668480" behindDoc="0" locked="0" layoutInCell="1" allowOverlap="1" wp14:anchorId="76DC0DFD" wp14:editId="7E5398D1">
+              <wp:anchor distT="0" distB="0" distL="114300" distR="114300" simplePos="0" relativeHeight="251718656" behindDoc="0" locked="0" layoutInCell="1" allowOverlap="1" wp14:anchorId="1C9EC9A9" wp14:editId="48388065">
                 <wp:simplePos x="0" y="0"/>
                 <wp:positionH relativeFrom="column">
-                  <wp:posOffset>3054294</wp:posOffset>
+                  <wp:posOffset>3026147</wp:posOffset>
                 </wp:positionH>
                 <wp:positionV relativeFrom="paragraph">
-                  <wp:posOffset>172183</wp:posOffset>
+                  <wp:posOffset>39777</wp:posOffset>
                 </wp:positionV>
-                <wp:extent cx="1887220" cy="526415"/>
-                <wp:effectExtent l="0" t="0" r="17780" b="26035"/>
+                <wp:extent cx="1887220" cy="397510"/>
+                <wp:effectExtent l="0" t="0" r="17780" b="21590"/>
                 <wp:wrapNone/>
-                <wp:docPr id="6" name="Rectangle 6"/>
+                <wp:docPr id="1511484060" name="Rectangle 4"/>
                 <wp:cNvGraphicFramePr/>
                 <a:graphic xmlns:a="http://schemas.openxmlformats.org/drawingml/2006/main">
                   <a:graphicData uri="http://schemas.microsoft.com/office/word/2010/wordprocessingShape">
@@ -2606,7 +1787,7 @@
                       <wps:spPr>
                         <a:xfrm>
                           <a:off x="0" y="0"/>
-                          <a:ext cx="1887220" cy="526415"/>
+                          <a:ext cx="1887220" cy="397510"/>
                         </a:xfrm>
                         <a:prstGeom prst="rect">
                           <a:avLst/>
@@ -2653,52 +1834,7 @@
                                 <w:sz w:val="18"/>
                                 <w:szCs w:val="20"/>
                               </w:rPr>
-                              <w:t>Re</w:t>
-                            </w:r>
-                            <w:r>
-                              <w:rPr>
-                                <w:rFonts w:ascii="Arial" w:hAnsi="Arial" w:cs="Arial"/>
-                                <w:color w:val="000000" w:themeColor="text1"/>
-                                <w:sz w:val="18"/>
-                                <w:szCs w:val="20"/>
-                              </w:rPr>
-                              <w:t>p</w:t>
-                            </w:r>
-                            <w:r>
-                              <w:rPr>
-                                <w:rFonts w:ascii="Arial" w:hAnsi="Arial" w:cs="Arial"/>
-                                <w:color w:val="000000" w:themeColor="text1"/>
-                                <w:sz w:val="18"/>
-                                <w:szCs w:val="20"/>
-                              </w:rPr>
-                              <w:t>or</w:t>
-                            </w:r>
-                            <w:r>
-                              <w:rPr>
-                                <w:rFonts w:ascii="Arial" w:hAnsi="Arial" w:cs="Arial"/>
-                                <w:color w:val="000000" w:themeColor="text1"/>
-                                <w:sz w:val="18"/>
-                                <w:szCs w:val="20"/>
-                              </w:rPr>
-                              <w:t>t</w:t>
-                            </w:r>
-                            <w:r>
-                              <w:rPr>
-                                <w:rFonts w:ascii="Arial" w:hAnsi="Arial" w:cs="Arial"/>
-                                <w:color w:val="000000" w:themeColor="text1"/>
-                                <w:sz w:val="18"/>
-                                <w:szCs w:val="20"/>
-                              </w:rPr>
-                              <w:t>s</w:t>
-                            </w:r>
-                            <w:r>
-                              <w:rPr>
-                                <w:rFonts w:ascii="Arial" w:hAnsi="Arial" w:cs="Arial"/>
-                                <w:color w:val="000000" w:themeColor="text1"/>
-                                <w:sz w:val="18"/>
-                                <w:szCs w:val="20"/>
-                              </w:rPr>
-                              <w:t xml:space="preserve"> not retrieved</w:t>
+                              <w:t>Reports not retrieved</w:t>
                             </w:r>
                           </w:p>
                           <w:p>
@@ -2718,43 +1854,7 @@
                                 <w:sz w:val="18"/>
                                 <w:szCs w:val="20"/>
                               </w:rPr>
-                              <w:t>(</w:t>
-                            </w:r>
-                            <w:r>
-                              <w:rPr>
-                                <w:rFonts w:ascii="Arial" w:hAnsi="Arial" w:cs="Arial"/>
-                                <w:color w:val="000000" w:themeColor="text1"/>
-                                <w:sz w:val="18"/>
-                                <w:szCs w:val="20"/>
-                              </w:rPr>
-                              <w:t>n</w:t>
-                            </w:r>
-                            <w:r>
-                              <w:rPr>
-                                <w:rFonts w:ascii="Arial" w:hAnsi="Arial" w:cs="Arial"/>
-                                <w:color w:val="000000" w:themeColor="text1"/>
-                                <w:sz w:val="18"/>
-                                <w:szCs w:val="20"/>
-                              </w:rPr>
-                              <w:t xml:space="preserve"> = </w:t>
-                            </w:r>
-                            <w:r>
-                              <w:rPr>
-                                <w:rFonts w:ascii="Arial" w:hAnsi="Arial" w:cs="Arial"/>
-                                <w:color w:val="000000" w:themeColor="text1"/>
-                                <w:sz w:val="18"/>
-                                <w:szCs w:val="20"/>
-                              </w:rPr>
-                              <w:t>0</w:t>
-                            </w:r>
-                            <w:r>
-                              <w:rPr>
-                                <w:rFonts w:ascii="Arial" w:hAnsi="Arial" w:cs="Arial"/>
-                                <w:color w:val="000000" w:themeColor="text1"/>
-                                <w:sz w:val="18"/>
-                                <w:szCs w:val="20"/>
-                              </w:rPr>
-                              <w:t>)</w:t>
+                              <w:t>(n = 0)</w:t>
                             </w:r>
                           </w:p>
                         </w:txbxContent>
@@ -2779,7 +1879,7 @@
           </mc:Choice>
           <mc:Fallback>
             <w:pict>
-              <v:rect w14:anchorId="76DC0DFD" id="Rectangle 6" o:spid="_x0000_s1032" style="position:absolute;margin-left:240.5pt;margin-top:13.55pt;width:148.6pt;height:41.45pt;z-index:251668480;visibility:visible;mso-wrap-style:square;mso-width-percent:0;mso-height-percent:0;mso-wrap-distance-left:9pt;mso-wrap-distance-top:0;mso-wrap-distance-right:9pt;mso-wrap-distance-bottom:0;mso-position-horizontal:absolute;mso-position-horizontal-relative:text;mso-position-vertical:absolute;mso-position-vertical-relative:text;mso-width-percent:0;mso-height-percent:0;mso-width-relative:margin;mso-height-relative:margin;v-text-anchor:middle" o:gfxdata="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" filled="f" strokecolor="black [3213]" strokeweight="1pt">
+              <v:rect w14:anchorId="1C9EC9A9" id="_x0000_s1032" style="position:absolute;margin-left:238.3pt;margin-top:3.15pt;width:148.6pt;height:31.3pt;z-index:251718656;visibility:visible;mso-wrap-style:square;mso-width-percent:0;mso-height-percent:0;mso-wrap-distance-left:9pt;mso-wrap-distance-top:0;mso-wrap-distance-right:9pt;mso-wrap-distance-bottom:0;mso-position-horizontal:absolute;mso-position-horizontal-relative:text;mso-position-vertical:absolute;mso-position-vertical-relative:text;mso-width-percent:0;mso-height-percent:0;mso-width-relative:margin;mso-height-relative:margin;v-text-anchor:middle" o:gfxdata="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" filled="f" strokecolor="black [3213]" strokeweight="1pt">
                 <v:textbox>
                   <w:txbxContent>
                     <w:p>
@@ -2799,52 +1899,7 @@
                           <w:sz w:val="18"/>
                           <w:szCs w:val="20"/>
                         </w:rPr>
-                        <w:t>Re</w:t>
-                      </w:r>
-                      <w:r>
-                        <w:rPr>
-                          <w:rFonts w:ascii="Arial" w:hAnsi="Arial" w:cs="Arial"/>
-                          <w:color w:val="000000" w:themeColor="text1"/>
-                          <w:sz w:val="18"/>
-                          <w:szCs w:val="20"/>
-                        </w:rPr>
-                        <w:t>p</w:t>
-                      </w:r>
-                      <w:r>
-                        <w:rPr>
-                          <w:rFonts w:ascii="Arial" w:hAnsi="Arial" w:cs="Arial"/>
-                          <w:color w:val="000000" w:themeColor="text1"/>
-                          <w:sz w:val="18"/>
-                          <w:szCs w:val="20"/>
-                        </w:rPr>
-                        <w:t>or</w:t>
-                      </w:r>
-                      <w:r>
-                        <w:rPr>
-                          <w:rFonts w:ascii="Arial" w:hAnsi="Arial" w:cs="Arial"/>
-                          <w:color w:val="000000" w:themeColor="text1"/>
-                          <w:sz w:val="18"/>
-                          <w:szCs w:val="20"/>
-                        </w:rPr>
-                        <w:t>t</w:t>
-                      </w:r>
-                      <w:r>
-                        <w:rPr>
-                          <w:rFonts w:ascii="Arial" w:hAnsi="Arial" w:cs="Arial"/>
-                          <w:color w:val="000000" w:themeColor="text1"/>
-                          <w:sz w:val="18"/>
-                          <w:szCs w:val="20"/>
-                        </w:rPr>
-                        <w:t>s</w:t>
-                      </w:r>
-                      <w:r>
-                        <w:rPr>
-                          <w:rFonts w:ascii="Arial" w:hAnsi="Arial" w:cs="Arial"/>
-                          <w:color w:val="000000" w:themeColor="text1"/>
-                          <w:sz w:val="18"/>
-                          <w:szCs w:val="20"/>
-                        </w:rPr>
-                        <w:t xml:space="preserve"> not retrieved</w:t>
+                        <w:t>Reports not retrieved</w:t>
                       </w:r>
                     </w:p>
                     <w:p>
@@ -2864,43 +1919,7 @@
                           <w:sz w:val="18"/>
                           <w:szCs w:val="20"/>
                         </w:rPr>
-                        <w:t>(</w:t>
-                      </w:r>
-                      <w:r>
-                        <w:rPr>
-                          <w:rFonts w:ascii="Arial" w:hAnsi="Arial" w:cs="Arial"/>
-                          <w:color w:val="000000" w:themeColor="text1"/>
-                          <w:sz w:val="18"/>
-                          <w:szCs w:val="20"/>
-                        </w:rPr>
-                        <w:t>n</w:t>
-                      </w:r>
-                      <w:r>
-                        <w:rPr>
-                          <w:rFonts w:ascii="Arial" w:hAnsi="Arial" w:cs="Arial"/>
-                          <w:color w:val="000000" w:themeColor="text1"/>
-                          <w:sz w:val="18"/>
-                          <w:szCs w:val="20"/>
-                        </w:rPr>
-                        <w:t xml:space="preserve"> = </w:t>
-                      </w:r>
-                      <w:r>
-                        <w:rPr>
-                          <w:rFonts w:ascii="Arial" w:hAnsi="Arial" w:cs="Arial"/>
-                          <w:color w:val="000000" w:themeColor="text1"/>
-                          <w:sz w:val="18"/>
-                          <w:szCs w:val="20"/>
-                        </w:rPr>
-                        <w:t>0</w:t>
-                      </w:r>
-                      <w:r>
-                        <w:rPr>
-                          <w:rFonts w:ascii="Arial" w:hAnsi="Arial" w:cs="Arial"/>
-                          <w:color w:val="000000" w:themeColor="text1"/>
-                          <w:sz w:val="18"/>
-                          <w:szCs w:val="20"/>
-                        </w:rPr>
-                        <w:t>)</w:t>
+                        <w:t>(n = 0)</w:t>
                       </w:r>
                     </w:p>
                   </w:txbxContent>
@@ -2922,18 +1941,18 @@
         <mc:AlternateContent>
           <mc:Choice Requires="wps">
             <w:drawing>
-              <wp:anchor distT="0" distB="0" distL="114300" distR="114300" simplePos="0" relativeHeight="251667456" behindDoc="0" locked="0" layoutInCell="1" allowOverlap="1" wp14:anchorId="57444075" wp14:editId="59AD268A">
+              <wp:anchor distT="0" distB="0" distL="114300" distR="114300" simplePos="0" relativeHeight="251714560" behindDoc="0" locked="0" layoutInCell="1" allowOverlap="1" wp14:anchorId="50319335" wp14:editId="2F8834D3">
                 <wp:simplePos x="0" y="0"/>
                 <wp:positionH relativeFrom="column">
-                  <wp:posOffset>552202</wp:posOffset>
+                  <wp:posOffset>577620</wp:posOffset>
                 </wp:positionH>
                 <wp:positionV relativeFrom="paragraph">
-                  <wp:posOffset>100083</wp:posOffset>
+                  <wp:posOffset>7250</wp:posOffset>
                 </wp:positionV>
-                <wp:extent cx="1911927" cy="769545"/>
-                <wp:effectExtent l="0" t="0" r="12700" b="12065"/>
+                <wp:extent cx="1887220" cy="387077"/>
+                <wp:effectExtent l="0" t="0" r="17780" b="13335"/>
                 <wp:wrapNone/>
-                <wp:docPr id="5" name="Rectangle 5"/>
+                <wp:docPr id="1210494953" name="Rectangle 3"/>
                 <wp:cNvGraphicFramePr/>
                 <a:graphic xmlns:a="http://schemas.openxmlformats.org/drawingml/2006/main">
                   <a:graphicData uri="http://schemas.microsoft.com/office/word/2010/wordprocessingShape">
@@ -2942,7 +1961,7 @@
                       <wps:spPr>
                         <a:xfrm>
                           <a:off x="0" y="0"/>
-                          <a:ext cx="1911927" cy="769545"/>
+                          <a:ext cx="1887220" cy="387077"/>
                         </a:xfrm>
                         <a:prstGeom prst="rect">
                           <a:avLst/>
@@ -2989,52 +2008,7 @@
                                 <w:sz w:val="18"/>
                                 <w:szCs w:val="20"/>
                               </w:rPr>
-                              <w:t>Re</w:t>
-                            </w:r>
-                            <w:r>
-                              <w:rPr>
-                                <w:rFonts w:ascii="Arial" w:hAnsi="Arial" w:cs="Arial"/>
-                                <w:color w:val="000000" w:themeColor="text1"/>
-                                <w:sz w:val="18"/>
-                                <w:szCs w:val="20"/>
-                              </w:rPr>
-                              <w:t>p</w:t>
-                            </w:r>
-                            <w:r>
-                              <w:rPr>
-                                <w:rFonts w:ascii="Arial" w:hAnsi="Arial" w:cs="Arial"/>
-                                <w:color w:val="000000" w:themeColor="text1"/>
-                                <w:sz w:val="18"/>
-                                <w:szCs w:val="20"/>
-                              </w:rPr>
-                              <w:t>or</w:t>
-                            </w:r>
-                            <w:r>
-                              <w:rPr>
-                                <w:rFonts w:ascii="Arial" w:hAnsi="Arial" w:cs="Arial"/>
-                                <w:color w:val="000000" w:themeColor="text1"/>
-                                <w:sz w:val="18"/>
-                                <w:szCs w:val="20"/>
-                              </w:rPr>
-                              <w:t>t</w:t>
-                            </w:r>
-                            <w:r>
-                              <w:rPr>
-                                <w:rFonts w:ascii="Arial" w:hAnsi="Arial" w:cs="Arial"/>
-                                <w:color w:val="000000" w:themeColor="text1"/>
-                                <w:sz w:val="18"/>
-                                <w:szCs w:val="20"/>
-                              </w:rPr>
-                              <w:t>s</w:t>
-                            </w:r>
-                            <w:r>
-                              <w:rPr>
-                                <w:rFonts w:ascii="Arial" w:hAnsi="Arial" w:cs="Arial"/>
-                                <w:color w:val="000000" w:themeColor="text1"/>
-                                <w:sz w:val="18"/>
-                                <w:szCs w:val="20"/>
-                              </w:rPr>
-                              <w:t xml:space="preserve"> sought for retrieval</w:t>
+                              <w:t>Reports sought for retrieval</w:t>
                             </w:r>
                           </w:p>
                           <w:p>
@@ -3054,115 +2028,8 @@
                                 <w:sz w:val="18"/>
                                 <w:szCs w:val="20"/>
                               </w:rPr>
-                              <w:t>(</w:t>
+                              <w:t>(n = 85)</w:t>
                             </w:r>
-                            <w:r>
-                              <w:rPr>
-                                <w:rFonts w:ascii="Arial" w:hAnsi="Arial" w:cs="Arial"/>
-                                <w:color w:val="000000" w:themeColor="text1"/>
-                                <w:sz w:val="18"/>
-                                <w:szCs w:val="20"/>
-                              </w:rPr>
-                              <w:t>n</w:t>
-                            </w:r>
-                            <w:r>
-                              <w:rPr>
-                                <w:rFonts w:ascii="Arial" w:hAnsi="Arial" w:cs="Arial"/>
-                                <w:color w:val="000000" w:themeColor="text1"/>
-                                <w:sz w:val="18"/>
-                                <w:szCs w:val="20"/>
-                              </w:rPr>
-                              <w:t xml:space="preserve"> = </w:t>
-                            </w:r>
-                            <w:r>
-                              <w:rPr>
-                                <w:rFonts w:ascii="Arial" w:hAnsi="Arial" w:cs="Arial"/>
-                                <w:color w:val="000000" w:themeColor="text1"/>
-                                <w:sz w:val="18"/>
-                                <w:szCs w:val="20"/>
-                              </w:rPr>
-                              <w:t>85</w:t>
-                            </w:r>
-                            <w:r>
-                              <w:rPr>
-                                <w:rFonts w:ascii="Arial" w:hAnsi="Arial" w:cs="Arial"/>
-                                <w:color w:val="000000" w:themeColor="text1"/>
-                                <w:sz w:val="18"/>
-                                <w:szCs w:val="20"/>
-                              </w:rPr>
-                              <w:t>)</w:t>
-                            </w:r>
-                          </w:p>
-                          <w:p>
-                            <w:pPr>
-                              <w:spacing w:after="0" w:line="240" w:lineRule="auto"/>
-                              <w:rPr>
-                                <w:rFonts w:ascii="Arial" w:hAnsi="Arial" w:cs="Arial"/>
-                                <w:color w:val="000000" w:themeColor="text1"/>
-                                <w:sz w:val="18"/>
-                                <w:szCs w:val="20"/>
-                              </w:rPr>
-                            </w:pPr>
-                            <w:r>
-                              <w:rPr>
-                                <w:rFonts w:ascii="Arial" w:hAnsi="Arial" w:cs="Arial"/>
-                                <w:color w:val="000000" w:themeColor="text1"/>
-                                <w:sz w:val="18"/>
-                                <w:szCs w:val="20"/>
-                              </w:rPr>
-                              <w:t>- SCOPUS (n = 60)</w:t>
-                            </w:r>
-                          </w:p>
-                          <w:p>
-                            <w:pPr>
-                              <w:spacing w:after="0" w:line="240" w:lineRule="auto"/>
-                              <w:rPr>
-                                <w:rFonts w:ascii="Arial" w:hAnsi="Arial" w:cs="Arial"/>
-                                <w:color w:val="000000" w:themeColor="text1"/>
-                                <w:sz w:val="18"/>
-                                <w:szCs w:val="20"/>
-                              </w:rPr>
-                            </w:pPr>
-                            <w:r>
-                              <w:rPr>
-                                <w:rFonts w:ascii="Arial" w:hAnsi="Arial" w:cs="Arial"/>
-                                <w:color w:val="000000" w:themeColor="text1"/>
-                                <w:sz w:val="18"/>
-                                <w:szCs w:val="20"/>
-                              </w:rPr>
-                              <w:t>- Web of Science (n = 17)</w:t>
-                            </w:r>
-                          </w:p>
-                          <w:p>
-                            <w:pPr>
-                              <w:spacing w:after="0" w:line="240" w:lineRule="auto"/>
-                              <w:rPr>
-                                <w:rFonts w:ascii="Arial" w:hAnsi="Arial" w:cs="Arial"/>
-                                <w:color w:val="000000" w:themeColor="text1"/>
-                                <w:sz w:val="18"/>
-                                <w:szCs w:val="20"/>
-                              </w:rPr>
-                            </w:pPr>
-                            <w:r>
-                              <w:rPr>
-                                <w:rFonts w:ascii="Arial" w:hAnsi="Arial" w:cs="Arial"/>
-                                <w:color w:val="000000" w:themeColor="text1"/>
-                                <w:sz w:val="18"/>
-                                <w:szCs w:val="20"/>
-                              </w:rPr>
-                              <w:t>- IEEE Xplore (n = 8)</w:t>
-                            </w:r>
-                          </w:p>
-                          <w:p>
-                            <w:pPr>
-                              <w:spacing w:after="0" w:line="240" w:lineRule="auto"/>
-                              <w:rPr>
-                                <w:rFonts w:ascii="Arial" w:hAnsi="Arial" w:cs="Arial"/>
-                                <w:color w:val="000000" w:themeColor="text1"/>
-                                <w:sz w:val="18"/>
-                                <w:szCs w:val="20"/>
-                              </w:rPr>
-                            </w:pPr>
                           </w:p>
                         </w:txbxContent>
                       </wps:txbx>
@@ -3186,7 +2053,7 @@
           </mc:Choice>
           <mc:Fallback>
             <w:pict>
-              <v:rect w14:anchorId="57444075" id="Rectangle 5" o:spid="_x0000_s1033" style="position:absolute;margin-left:43.5pt;margin-top:7.9pt;width:150.55pt;height:60.6pt;z-index:251667456;visibility:visible;mso-wrap-style:square;mso-width-percent:0;mso-height-percent:0;mso-wrap-distance-left:9pt;mso-wrap-distance-top:0;mso-wrap-distance-right:9pt;mso-wrap-distance-bottom:0;mso-position-horizontal:absolute;mso-position-horizontal-relative:text;mso-position-vertical:absolute;mso-position-vertical-relative:text;mso-width-percent:0;mso-height-percent:0;mso-width-relative:margin;mso-height-relative:margin;v-text-anchor:middle" o:gfxdata="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" filled="f" strokecolor="black [3213]" strokeweight="1pt">
+              <v:rect w14:anchorId="50319335" id="_x0000_s1033" style="position:absolute;margin-left:45.5pt;margin-top:.55pt;width:148.6pt;height:30.5pt;z-index:251714560;visibility:visible;mso-wrap-style:square;mso-width-percent:0;mso-height-percent:0;mso-wrap-distance-left:9pt;mso-wrap-distance-top:0;mso-wrap-distance-right:9pt;mso-wrap-distance-bottom:0;mso-position-horizontal:absolute;mso-position-horizontal-relative:text;mso-position-vertical:absolute;mso-position-vertical-relative:text;mso-width-percent:0;mso-height-percent:0;mso-width-relative:margin;mso-height-relative:margin;v-text-anchor:middle" o:gfxdata="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" filled="f" strokecolor="black [3213]" strokeweight="1pt">
                 <v:textbox>
                   <w:txbxContent>
                     <w:p>
@@ -3206,52 +2073,7 @@
                           <w:sz w:val="18"/>
                           <w:szCs w:val="20"/>
                         </w:rPr>
-                        <w:t>Re</w:t>
-                      </w:r>
-                      <w:r>
-                        <w:rPr>
-                          <w:rFonts w:ascii="Arial" w:hAnsi="Arial" w:cs="Arial"/>
-                          <w:color w:val="000000" w:themeColor="text1"/>
-                          <w:sz w:val="18"/>
-                          <w:szCs w:val="20"/>
-                        </w:rPr>
-                        <w:t>p</w:t>
-                      </w:r>
-                      <w:r>
-                        <w:rPr>
-                          <w:rFonts w:ascii="Arial" w:hAnsi="Arial" w:cs="Arial"/>
-                          <w:color w:val="000000" w:themeColor="text1"/>
-                          <w:sz w:val="18"/>
-                          <w:szCs w:val="20"/>
-                        </w:rPr>
-                        <w:t>or</w:t>
-                      </w:r>
-                      <w:r>
-                        <w:rPr>
-                          <w:rFonts w:ascii="Arial" w:hAnsi="Arial" w:cs="Arial"/>
-                          <w:color w:val="000000" w:themeColor="text1"/>
-                          <w:sz w:val="18"/>
-                          <w:szCs w:val="20"/>
-                        </w:rPr>
-                        <w:t>t</w:t>
-                      </w:r>
-                      <w:r>
-                        <w:rPr>
-                          <w:rFonts w:ascii="Arial" w:hAnsi="Arial" w:cs="Arial"/>
-                          <w:color w:val="000000" w:themeColor="text1"/>
-                          <w:sz w:val="18"/>
-                          <w:szCs w:val="20"/>
-                        </w:rPr>
-                        <w:t>s</w:t>
-                      </w:r>
-                      <w:r>
-                        <w:rPr>
-                          <w:rFonts w:ascii="Arial" w:hAnsi="Arial" w:cs="Arial"/>
-                          <w:color w:val="000000" w:themeColor="text1"/>
-                          <w:sz w:val="18"/>
-                          <w:szCs w:val="20"/>
-                        </w:rPr>
-                        <w:t xml:space="preserve"> sought for retrieval</w:t>
+                        <w:t>Reports sought for retrieval</w:t>
                       </w:r>
                     </w:p>
                     <w:p>
@@ -3271,115 +2093,8 @@
                           <w:sz w:val="18"/>
                           <w:szCs w:val="20"/>
                         </w:rPr>
-                        <w:t>(</w:t>
+                        <w:t>(n = 85)</w:t>
                       </w:r>
-                      <w:r>
-                        <w:rPr>
-                          <w:rFonts w:ascii="Arial" w:hAnsi="Arial" w:cs="Arial"/>
-                          <w:color w:val="000000" w:themeColor="text1"/>
-                          <w:sz w:val="18"/>
-                          <w:szCs w:val="20"/>
-                        </w:rPr>
-                        <w:t>n</w:t>
-                      </w:r>
-                      <w:r>
-                        <w:rPr>
-                          <w:rFonts w:ascii="Arial" w:hAnsi="Arial" w:cs="Arial"/>
-                          <w:color w:val="000000" w:themeColor="text1"/>
-                          <w:sz w:val="18"/>
-                          <w:szCs w:val="20"/>
-                        </w:rPr>
-                        <w:t xml:space="preserve"> = </w:t>
-                      </w:r>
-                      <w:r>
-                        <w:rPr>
-                          <w:rFonts w:ascii="Arial" w:hAnsi="Arial" w:cs="Arial"/>
-                          <w:color w:val="000000" w:themeColor="text1"/>
-                          <w:sz w:val="18"/>
-                          <w:szCs w:val="20"/>
-                        </w:rPr>
-                        <w:t>85</w:t>
-                      </w:r>
-                      <w:r>
-                        <w:rPr>
-                          <w:rFonts w:ascii="Arial" w:hAnsi="Arial" w:cs="Arial"/>
-                          <w:color w:val="000000" w:themeColor="text1"/>
-                          <w:sz w:val="18"/>
-                          <w:szCs w:val="20"/>
-                        </w:rPr>
-                        <w:t>)</w:t>
-                      </w:r>
-                    </w:p>
-                    <w:p>
-                      <w:pPr>
-                        <w:spacing w:after="0" w:line="240" w:lineRule="auto"/>
-                        <w:rPr>
-                          <w:rFonts w:ascii="Arial" w:hAnsi="Arial" w:cs="Arial"/>
-                          <w:color w:val="000000" w:themeColor="text1"/>
-                          <w:sz w:val="18"/>
-                          <w:szCs w:val="20"/>
-                        </w:rPr>
-                      </w:pPr>
-                      <w:r>
-                        <w:rPr>
-                          <w:rFonts w:ascii="Arial" w:hAnsi="Arial" w:cs="Arial"/>
-                          <w:color w:val="000000" w:themeColor="text1"/>
-                          <w:sz w:val="18"/>
-                          <w:szCs w:val="20"/>
-                        </w:rPr>
-                        <w:t>- SCOPUS (n = 60)</w:t>
-                      </w:r>
-                    </w:p>
-                    <w:p>
-                      <w:pPr>
-                        <w:spacing w:after="0" w:line="240" w:lineRule="auto"/>
-                        <w:rPr>
-                          <w:rFonts w:ascii="Arial" w:hAnsi="Arial" w:cs="Arial"/>
-                          <w:color w:val="000000" w:themeColor="text1"/>
-                          <w:sz w:val="18"/>
-                          <w:szCs w:val="20"/>
-                        </w:rPr>
-                      </w:pPr>
-                      <w:r>
-                        <w:rPr>
-                          <w:rFonts w:ascii="Arial" w:hAnsi="Arial" w:cs="Arial"/>
-                          <w:color w:val="000000" w:themeColor="text1"/>
-                          <w:sz w:val="18"/>
-                          <w:szCs w:val="20"/>
-                        </w:rPr>
-                        <w:t>- Web of Science (n = 17)</w:t>
-                      </w:r>
-                    </w:p>
-                    <w:p>
-                      <w:pPr>
-                        <w:spacing w:after="0" w:line="240" w:lineRule="auto"/>
-                        <w:rPr>
-                          <w:rFonts w:ascii="Arial" w:hAnsi="Arial" w:cs="Arial"/>
-                          <w:color w:val="000000" w:themeColor="text1"/>
-                          <w:sz w:val="18"/>
-                          <w:szCs w:val="20"/>
-                        </w:rPr>
-                      </w:pPr>
-                      <w:r>
-                        <w:rPr>
-                          <w:rFonts w:ascii="Arial" w:hAnsi="Arial" w:cs="Arial"/>
-                          <w:color w:val="000000" w:themeColor="text1"/>
-                          <w:sz w:val="18"/>
-                          <w:szCs w:val="20"/>
-                        </w:rPr>
-                        <w:t>- IEEE Xplore (n = 8)</w:t>
-                      </w:r>
-                    </w:p>
-                    <w:p>
-                      <w:pPr>
-                        <w:spacing w:after="0" w:line="240" w:lineRule="auto"/>
-                        <w:rPr>
-                          <w:rFonts w:ascii="Arial" w:hAnsi="Arial" w:cs="Arial"/>
-                          <w:color w:val="000000" w:themeColor="text1"/>
-                          <w:sz w:val="18"/>
-                          <w:szCs w:val="20"/>
-                        </w:rPr>
-                      </w:pPr>
                     </w:p>
                   </w:txbxContent>
                 </v:textbox>
@@ -3400,18 +2115,18 @@
         <mc:AlternateContent>
           <mc:Choice Requires="wps">
             <w:drawing>
-              <wp:anchor distT="0" distB="0" distL="114300" distR="114300" simplePos="0" relativeHeight="251683840" behindDoc="0" locked="0" layoutInCell="1" allowOverlap="1" wp14:anchorId="21ADC2D0" wp14:editId="3F0BF0AD">
+              <wp:anchor distT="0" distB="0" distL="114300" distR="114300" simplePos="0" relativeHeight="251720704" behindDoc="0" locked="0" layoutInCell="1" allowOverlap="1" wp14:anchorId="5447FFD0" wp14:editId="01CBF4CB">
                 <wp:simplePos x="0" y="0"/>
                 <wp:positionH relativeFrom="column">
-                  <wp:posOffset>2464402</wp:posOffset>
+                  <wp:posOffset>2463141</wp:posOffset>
                 </wp:positionH>
                 <wp:positionV relativeFrom="paragraph">
-                  <wp:posOffset>165100</wp:posOffset>
+                  <wp:posOffset>24917</wp:posOffset>
                 </wp:positionV>
                 <wp:extent cx="563245" cy="0"/>
                 <wp:effectExtent l="0" t="76200" r="27305" b="95250"/>
                 <wp:wrapNone/>
-                <wp:docPr id="16" name="Straight Arrow Connector 16"/>
+                <wp:docPr id="1569905849" name="Straight Arrow Connector 15"/>
                 <wp:cNvGraphicFramePr/>
                 <a:graphic xmlns:a="http://schemas.openxmlformats.org/drawingml/2006/main">
                   <a:graphicData uri="http://schemas.microsoft.com/office/word/2010/wordprocessingShape">
@@ -3455,172 +2170,8 @@
           </mc:Choice>
           <mc:Fallback>
             <w:pict>
-              <v:shape w14:anchorId="5CA1AA77" id="Straight Arrow Connector 16" o:spid="_x0000_s1026" type="#_x0000_t32" style="position:absolute;margin-left:194.05pt;margin-top:13pt;width:44.35pt;height:0;z-index:251683840;visibility:visible;mso-wrap-style:square;mso-wrap-distance-left:9pt;mso-wrap-distance-top:0;mso-wrap-distance-right:9pt;mso-wrap-distance-bottom:0;mso-position-horizontal:absolute;mso-position-horizontal-relative:text;mso-position-vertical:absolute;mso-position-vertical-relative:text" o:gfxdata="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" strokecolor="black [3213]" strokeweight=".5pt">
+              <v:shape w14:anchorId="0D871FAD" id="Straight Arrow Connector 15" o:spid="_x0000_s1026" type="#_x0000_t32" style="position:absolute;margin-left:193.95pt;margin-top:1.95pt;width:44.35pt;height:0;z-index:251720704;visibility:visible;mso-wrap-style:square;mso-wrap-distance-left:9pt;mso-wrap-distance-top:0;mso-wrap-distance-right:9pt;mso-wrap-distance-bottom:0;mso-position-horizontal:absolute;mso-position-horizontal-relative:text;mso-position-vertical:absolute;mso-position-vertical-relative:text" o:gfxdata="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" strokecolor="black [3213]" strokeweight=".5pt">
                 <v:stroke endarrow="block" joinstyle="miter"/>
-              </v:shape>
-            </w:pict>
-          </mc:Fallback>
-        </mc:AlternateContent>
-      </w:r>
-      <w:r>
-        <w:rPr>
-          <w:noProof/>
-        </w:rPr>
-        <mc:AlternateContent>
-          <mc:Choice Requires="wps">
-            <w:drawing>
-              <wp:anchor distT="0" distB="0" distL="114300" distR="114300" simplePos="0" relativeHeight="251703296" behindDoc="0" locked="0" layoutInCell="1" allowOverlap="1" wp14:anchorId="057AAEFF" wp14:editId="6BA0AFB7">
-                <wp:simplePos x="0" y="0"/>
-                <wp:positionH relativeFrom="column">
-                  <wp:posOffset>-1160940</wp:posOffset>
-                </wp:positionH>
-                <wp:positionV relativeFrom="paragraph">
-                  <wp:posOffset>140495</wp:posOffset>
-                </wp:positionV>
-                <wp:extent cx="2787335" cy="262890"/>
-                <wp:effectExtent l="4763" t="0" r="18097" b="18098"/>
-                <wp:wrapNone/>
-                <wp:docPr id="32" name="Flowchart: Alternate Process 32"/>
-                <wp:cNvGraphicFramePr/>
-                <a:graphic xmlns:a="http://schemas.openxmlformats.org/drawingml/2006/main">
-                  <a:graphicData uri="http://schemas.microsoft.com/office/word/2010/wordprocessingShape">
-                    <wps:wsp>
-                      <wps:cNvSpPr/>
-                      <wps:spPr>
-                        <a:xfrm rot="16200000">
-                          <a:off x="0" y="0"/>
-                          <a:ext cx="2787335" cy="262890"/>
-                        </a:xfrm>
-                        <a:prstGeom prst="flowChartAlternateProcess">
-                          <a:avLst/>
-                        </a:prstGeom>
-                        <a:solidFill>
-                          <a:schemeClr val="accent5">
-                            <a:lumMod val="60000"/>
-                            <a:lumOff val="40000"/>
-                          </a:schemeClr>
-                        </a:solidFill>
-                        <a:ln>
-                          <a:solidFill>
-                            <a:schemeClr val="tx1"/>
-                          </a:solidFill>
-                        </a:ln>
-                      </wps:spPr>
-                      <wps:style>
-                        <a:lnRef idx="2">
-                          <a:schemeClr val="accent4">
-                            <a:shade val="50000"/>
-                          </a:schemeClr>
-                        </a:lnRef>
-                        <a:fillRef idx="1">
-                          <a:schemeClr val="accent4"/>
-                        </a:fillRef>
-                        <a:effectRef idx="0">
-                          <a:schemeClr val="accent4"/>
-                        </a:effectRef>
-                        <a:fontRef idx="minor">
-                          <a:schemeClr val="lt1"/>
-                        </a:fontRef>
-                      </wps:style>
-                      <wps:txbx>
-                        <w:txbxContent>
-                          <w:p>
-                            <w:pPr>
-                              <w:spacing w:after="0" w:line="240" w:lineRule="auto"/>
-                              <w:jc w:val="center"/>
-                              <w:rPr>
-                                <w:rFonts w:ascii="Arial" w:hAnsi="Arial" w:cs="Arial"/>
-                                <w:b/>
-                                <w:color w:val="000000" w:themeColor="text1"/>
-                                <w:sz w:val="18"/>
-                                <w:szCs w:val="18"/>
-                              </w:rPr>
-                            </w:pPr>
-                            <w:r>
-                              <w:rPr>
-                                <w:rFonts w:ascii="Arial" w:hAnsi="Arial" w:cs="Arial"/>
-                                <w:b/>
-                                <w:color w:val="000000" w:themeColor="text1"/>
-                                <w:sz w:val="18"/>
-                                <w:szCs w:val="18"/>
-                              </w:rPr>
-                              <w:t>Screening</w:t>
-                            </w:r>
-                          </w:p>
-                          <w:p>
-                            <w:pPr>
-                              <w:spacing w:after="0" w:line="240" w:lineRule="auto"/>
-                              <w:rPr>
-                                <w:rFonts w:ascii="Arial" w:hAnsi="Arial" w:cs="Arial"/>
-                                <w:b/>
-                                <w:color w:val="000000" w:themeColor="text1"/>
-                                <w:sz w:val="18"/>
-                                <w:szCs w:val="18"/>
-                              </w:rPr>
-                            </w:pPr>
-                          </w:p>
-                        </w:txbxContent>
-                      </wps:txbx>
-                      <wps:bodyPr rot="0" spcFirstLastPara="0" vertOverflow="overflow" horzOverflow="overflow" vert="horz" wrap="square" lIns="91440" tIns="45720" rIns="91440" bIns="45720" numCol="1" spcCol="0" rtlCol="0" fromWordArt="0" anchor="ctr" anchorCtr="0" forceAA="0" compatLnSpc="1">
-                        <a:prstTxWarp prst="textNoShape">
-                          <a:avLst/>
-                        </a:prstTxWarp>
-                        <a:noAutofit/>
-                      </wps:bodyPr>
-                    </wps:wsp>
-                  </a:graphicData>
-                </a:graphic>
-                <wp14:sizeRelH relativeFrom="margin">
-                  <wp14:pctWidth>0</wp14:pctWidth>
-                </wp14:sizeRelH>
-                <wp14:sizeRelV relativeFrom="margin">
-                  <wp14:pctHeight>0</wp14:pctHeight>
-                </wp14:sizeRelV>
-              </wp:anchor>
-            </w:drawing>
-          </mc:Choice>
-          <mc:Fallback>
-            <w:pict>
-              <v:shape w14:anchorId="057AAEFF" id="Flowchart: Alternate Process 32" o:spid="_x0000_s1034" type="#_x0000_t176" style="position:absolute;margin-left:-91.4pt;margin-top:11.05pt;width:219.5pt;height:20.7pt;rotation:-90;z-index:251703296;visibility:visible;mso-wrap-style:square;mso-width-percent:0;mso-height-percent:0;mso-wrap-distance-left:9pt;mso-wrap-distance-top:0;mso-wrap-distance-right:9pt;mso-wrap-distance-bottom:0;mso-position-horizontal:absolute;mso-position-horizontal-relative:text;mso-position-vertical:absolute;mso-position-vertical-relative:text;mso-width-percent:0;mso-height-percent:0;mso-width-relative:margin;mso-height-relative:margin;v-text-anchor:middle" o:gfxdata="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" fillcolor="#9cc2e5 [1944]" strokecolor="black [3213]" strokeweight="1pt">
-                <v:textbox>
-                  <w:txbxContent>
-                    <w:p>
-                      <w:pPr>
-                        <w:spacing w:after="0" w:line="240" w:lineRule="auto"/>
-                        <w:jc w:val="center"/>
-                        <w:rPr>
-                          <w:rFonts w:ascii="Arial" w:hAnsi="Arial" w:cs="Arial"/>
-                          <w:b/>
-                          <w:color w:val="000000" w:themeColor="text1"/>
-                          <w:sz w:val="18"/>
-                          <w:szCs w:val="18"/>
-                        </w:rPr>
-                      </w:pPr>
-                      <w:r>
-                        <w:rPr>
-                          <w:rFonts w:ascii="Arial" w:hAnsi="Arial" w:cs="Arial"/>
-                          <w:b/>
-                          <w:color w:val="000000" w:themeColor="text1"/>
-                          <w:sz w:val="18"/>
-                          <w:szCs w:val="18"/>
-                        </w:rPr>
-                        <w:t>Screening</w:t>
-                      </w:r>
-                    </w:p>
-                    <w:p>
-                      <w:pPr>
-                        <w:spacing w:after="0" w:line="240" w:lineRule="auto"/>
-                        <w:rPr>
-                          <w:rFonts w:ascii="Arial" w:hAnsi="Arial" w:cs="Arial"/>
-                          <w:b/>
-                          <w:color w:val="000000" w:themeColor="text1"/>
-                          <w:sz w:val="18"/>
-                          <w:szCs w:val="18"/>
-                        </w:rPr>
-                      </w:pPr>
-                    </w:p>
-                  </w:txbxContent>
-                </v:textbox>
               </v:shape>
             </w:pict>
           </mc:Fallback>
@@ -3631,16 +2182,6 @@
       <w:pPr>
         <w:spacing w:after="0" w:line="240" w:lineRule="auto"/>
       </w:pPr>
-    </w:p>
-    <w:p>
-      <w:pPr>
-        <w:spacing w:after="0" w:line="240" w:lineRule="auto"/>
-      </w:pPr>
-    </w:p>
-    <w:p>
-      <w:pPr>
-        <w:spacing w:after="0" w:line="240" w:lineRule="auto"/>
-      </w:pPr>
       <w:r>
         <w:rPr>
           <w:noProof/>
@@ -3648,16 +2189,16 @@
         <mc:AlternateContent>
           <mc:Choice Requires="wps">
             <w:drawing>
-              <wp:anchor distT="0" distB="0" distL="114300" distR="114300" simplePos="0" relativeHeight="251671552" behindDoc="0" locked="0" layoutInCell="1" allowOverlap="1" wp14:anchorId="0A6784D8" wp14:editId="27C8160D">
+              <wp:anchor distT="0" distB="0" distL="114300" distR="114300" simplePos="0" relativeHeight="251671552" behindDoc="0" locked="0" layoutInCell="1" allowOverlap="1" wp14:anchorId="0A6784D8" wp14:editId="44CF8A3C">
                 <wp:simplePos x="0" y="0"/>
                 <wp:positionH relativeFrom="column">
-                  <wp:posOffset>3044358</wp:posOffset>
+                  <wp:posOffset>3022600</wp:posOffset>
                 </wp:positionH>
                 <wp:positionV relativeFrom="paragraph">
-                  <wp:posOffset>167123</wp:posOffset>
+                  <wp:posOffset>15240</wp:posOffset>
                 </wp:positionV>
-                <wp:extent cx="2908998" cy="969666"/>
-                <wp:effectExtent l="0" t="0" r="24765" b="20955"/>
+                <wp:extent cx="2953385" cy="925195"/>
+                <wp:effectExtent l="0" t="0" r="18415" b="27305"/>
                 <wp:wrapNone/>
                 <wp:docPr id="9" name="Rectangle 9"/>
                 <wp:cNvGraphicFramePr/>
@@ -3668,7 +2209,7 @@
                       <wps:spPr>
                         <a:xfrm>
                           <a:off x="0" y="0"/>
-                          <a:ext cx="2908998" cy="969666"/>
+                          <a:ext cx="2953385" cy="925195"/>
                         </a:xfrm>
                         <a:prstGeom prst="rect">
                           <a:avLst/>
@@ -3715,7 +2256,7 @@
                                 <w:sz w:val="18"/>
                                 <w:szCs w:val="20"/>
                               </w:rPr>
-                              <w:t>Re</w:t>
+                              <w:t xml:space="preserve">  </w:t>
                             </w:r>
                             <w:r>
                               <w:rPr>
@@ -3724,70 +2265,7 @@
                                 <w:sz w:val="18"/>
                                 <w:szCs w:val="20"/>
                               </w:rPr>
-                              <w:t>p</w:t>
-                            </w:r>
-                            <w:r>
-                              <w:rPr>
-                                <w:rFonts w:ascii="Arial" w:hAnsi="Arial" w:cs="Arial"/>
-                                <w:color w:val="000000" w:themeColor="text1"/>
-                                <w:sz w:val="18"/>
-                                <w:szCs w:val="20"/>
-                              </w:rPr>
-                              <w:t>or</w:t>
-                            </w:r>
-                            <w:r>
-                              <w:rPr>
-                                <w:rFonts w:ascii="Arial" w:hAnsi="Arial" w:cs="Arial"/>
-                                <w:color w:val="000000" w:themeColor="text1"/>
-                                <w:sz w:val="18"/>
-                                <w:szCs w:val="20"/>
-                              </w:rPr>
-                              <w:t>t</w:t>
-                            </w:r>
-                            <w:r>
-                              <w:rPr>
-                                <w:rFonts w:ascii="Arial" w:hAnsi="Arial" w:cs="Arial"/>
-                                <w:color w:val="000000" w:themeColor="text1"/>
-                                <w:sz w:val="18"/>
-                                <w:szCs w:val="20"/>
-                              </w:rPr>
-                              <w:t>s</w:t>
-                            </w:r>
-                            <w:r>
-                              <w:rPr>
-                                <w:rFonts w:ascii="Arial" w:hAnsi="Arial" w:cs="Arial"/>
-                                <w:color w:val="000000" w:themeColor="text1"/>
-                                <w:sz w:val="18"/>
-                                <w:szCs w:val="20"/>
-                              </w:rPr>
-                              <w:t xml:space="preserve"> excluded</w:t>
-                            </w:r>
-                            <w:r>
-                              <w:rPr>
-                                <w:rFonts w:ascii="Arial" w:hAnsi="Arial" w:cs="Arial"/>
-                                <w:color w:val="000000" w:themeColor="text1"/>
-                                <w:sz w:val="18"/>
-                                <w:szCs w:val="20"/>
-                              </w:rPr>
-                              <w:t xml:space="preserve"> </w:t>
-                            </w:r>
-                            <w:r>
-                              <w:rPr>
-                                <w:rFonts w:ascii="Arial" w:hAnsi="Arial" w:cs="Arial"/>
-                                <w:color w:val="000000" w:themeColor="text1"/>
-                                <w:sz w:val="18"/>
-                                <w:szCs w:val="20"/>
-                              </w:rPr>
-                              <w:t>(n = 51)</w:t>
-                            </w:r>
-                            <w:r>
-                              <w:rPr>
-                                <w:rFonts w:ascii="Arial" w:hAnsi="Arial" w:cs="Arial"/>
-                                <w:color w:val="000000" w:themeColor="text1"/>
-                                <w:sz w:val="18"/>
-                                <w:szCs w:val="20"/>
-                              </w:rPr>
-                              <w:t>:</w:t>
+                              <w:t>Reports excluded (n = 51):</w:t>
                             </w:r>
                           </w:p>
                           <w:p>
@@ -3808,88 +2286,7 @@
                                 <w:sz w:val="18"/>
                                 <w:szCs w:val="20"/>
                               </w:rPr>
-                              <w:t>Reason 1</w:t>
-                            </w:r>
-                            <w:r>
-                              <w:rPr>
-                                <w:rFonts w:ascii="Arial" w:hAnsi="Arial" w:cs="Arial"/>
-                                <w:color w:val="000000" w:themeColor="text1"/>
-                                <w:sz w:val="18"/>
-                                <w:szCs w:val="20"/>
-                              </w:rPr>
-                              <w:t xml:space="preserve">: </w:t>
-                            </w:r>
-                            <w:r>
-                              <w:rPr>
-                                <w:rFonts w:ascii="Arial" w:hAnsi="Arial" w:cs="Arial"/>
-                                <w:color w:val="000000" w:themeColor="text1"/>
-                                <w:sz w:val="18"/>
-                                <w:szCs w:val="20"/>
-                              </w:rPr>
-                              <w:t>No access to full</w:t>
-                            </w:r>
-                            <w:r>
-                              <w:rPr>
-                                <w:rFonts w:ascii="Arial" w:hAnsi="Arial" w:cs="Arial"/>
-                                <w:color w:val="000000" w:themeColor="text1"/>
-                                <w:sz w:val="18"/>
-                                <w:szCs w:val="20"/>
-                              </w:rPr>
-                              <w:t xml:space="preserve"> </w:t>
-                            </w:r>
-                            <w:r>
-                              <w:rPr>
-                                <w:rFonts w:ascii="Arial" w:hAnsi="Arial" w:cs="Arial"/>
-                                <w:color w:val="000000" w:themeColor="text1"/>
-                                <w:sz w:val="18"/>
-                                <w:szCs w:val="20"/>
-                              </w:rPr>
-                              <w:t>methodology</w:t>
-                            </w:r>
-                            <w:r>
-                              <w:rPr>
-                                <w:rFonts w:ascii="Arial" w:hAnsi="Arial" w:cs="Arial"/>
-                                <w:color w:val="000000" w:themeColor="text1"/>
-                                <w:sz w:val="18"/>
-                                <w:szCs w:val="20"/>
-                              </w:rPr>
-                              <w:t xml:space="preserve"> (</w:t>
-                            </w:r>
-                            <w:r>
-                              <w:rPr>
-                                <w:rFonts w:ascii="Arial" w:hAnsi="Arial" w:cs="Arial"/>
-                                <w:color w:val="000000" w:themeColor="text1"/>
-                                <w:sz w:val="18"/>
-                                <w:szCs w:val="20"/>
-                              </w:rPr>
-                              <w:t>n</w:t>
-                            </w:r>
-                            <w:r>
-                              <w:rPr>
-                                <w:rFonts w:ascii="Arial" w:hAnsi="Arial" w:cs="Arial"/>
-                                <w:color w:val="000000" w:themeColor="text1"/>
-                                <w:sz w:val="18"/>
-                                <w:szCs w:val="20"/>
-                              </w:rPr>
-                              <w:t xml:space="preserve"> = </w:t>
-                            </w:r>
-                            <w:r>
-                              <w:rPr>
-                                <w:rFonts w:ascii="Arial" w:hAnsi="Arial" w:cs="Arial"/>
-                                <w:color w:val="000000" w:themeColor="text1"/>
-                                <w:sz w:val="18"/>
-                                <w:szCs w:val="20"/>
-                              </w:rPr>
-                              <w:t>15</w:t>
-                            </w:r>
-                            <w:r>
-                              <w:rPr>
-                                <w:rFonts w:ascii="Arial" w:hAnsi="Arial" w:cs="Arial"/>
-                                <w:color w:val="000000" w:themeColor="text1"/>
-                                <w:sz w:val="18"/>
-                                <w:szCs w:val="20"/>
-                              </w:rPr>
-                              <w:t>)</w:t>
+                              <w:t>Reason 1: No access to full methodology (n = 15)</w:t>
                             </w:r>
                           </w:p>
                           <w:p>
@@ -3910,70 +2307,7 @@
                                 <w:sz w:val="18"/>
                                 <w:szCs w:val="20"/>
                               </w:rPr>
-                              <w:t>Reason 2</w:t>
-                            </w:r>
-                            <w:r>
-                              <w:rPr>
-                                <w:rFonts w:ascii="Arial" w:hAnsi="Arial" w:cs="Arial"/>
-                                <w:color w:val="000000" w:themeColor="text1"/>
-                                <w:sz w:val="18"/>
-                                <w:szCs w:val="20"/>
-                              </w:rPr>
-                              <w:t xml:space="preserve">: </w:t>
-                            </w:r>
-                            <w:r>
-                              <w:rPr>
-                                <w:rFonts w:ascii="Arial" w:hAnsi="Arial" w:cs="Arial"/>
-                                <w:color w:val="000000" w:themeColor="text1"/>
-                                <w:sz w:val="18"/>
-                                <w:szCs w:val="20"/>
-                              </w:rPr>
-                              <w:t>Dataset not reported</w:t>
-                            </w:r>
-                            <w:r>
-                              <w:rPr>
-                                <w:rFonts w:ascii="Arial" w:hAnsi="Arial" w:cs="Arial"/>
-                                <w:color w:val="000000" w:themeColor="text1"/>
-                                <w:sz w:val="18"/>
-                                <w:szCs w:val="20"/>
-                              </w:rPr>
-                              <w:t xml:space="preserve"> (</w:t>
-                            </w:r>
-                            <w:r>
-                              <w:rPr>
-                                <w:rFonts w:ascii="Arial" w:hAnsi="Arial" w:cs="Arial"/>
-                                <w:color w:val="000000" w:themeColor="text1"/>
-                                <w:sz w:val="18"/>
-                                <w:szCs w:val="20"/>
-                              </w:rPr>
-                              <w:t>n</w:t>
-                            </w:r>
-                            <w:r>
-                              <w:rPr>
-                                <w:rFonts w:ascii="Arial" w:hAnsi="Arial" w:cs="Arial"/>
-                                <w:color w:val="000000" w:themeColor="text1"/>
-                                <w:sz w:val="18"/>
-                                <w:szCs w:val="20"/>
-                              </w:rPr>
-                              <w:t xml:space="preserve"> = </w:t>
-                            </w:r>
-                            <w:r>
-                              <w:rPr>
-                                <w:rFonts w:ascii="Arial" w:hAnsi="Arial" w:cs="Arial"/>
-                                <w:color w:val="000000" w:themeColor="text1"/>
-                                <w:sz w:val="18"/>
-                                <w:szCs w:val="20"/>
-                              </w:rPr>
-                              <w:t>18</w:t>
-                            </w:r>
-                            <w:r>
-                              <w:rPr>
-                                <w:rFonts w:ascii="Arial" w:hAnsi="Arial" w:cs="Arial"/>
-                                <w:color w:val="000000" w:themeColor="text1"/>
-                                <w:sz w:val="18"/>
-                                <w:szCs w:val="20"/>
-                              </w:rPr>
-                              <w:t>)</w:t>
+                              <w:t>Reason 2: Dataset not reported (n = 18)</w:t>
                             </w:r>
                           </w:p>
                           <w:p>
@@ -3994,70 +2328,7 @@
                                 <w:sz w:val="18"/>
                                 <w:szCs w:val="20"/>
                               </w:rPr>
-                              <w:t>Reason 3</w:t>
-                            </w:r>
-                            <w:r>
-                              <w:rPr>
-                                <w:rFonts w:ascii="Arial" w:hAnsi="Arial" w:cs="Arial"/>
-                                <w:color w:val="000000" w:themeColor="text1"/>
-                                <w:sz w:val="18"/>
-                                <w:szCs w:val="20"/>
-                              </w:rPr>
-                              <w:t xml:space="preserve">: </w:t>
-                            </w:r>
-                            <w:r>
-                              <w:rPr>
-                                <w:rFonts w:ascii="Arial" w:hAnsi="Arial" w:cs="Arial"/>
-                                <w:color w:val="000000" w:themeColor="text1"/>
-                                <w:sz w:val="18"/>
-                                <w:szCs w:val="20"/>
-                              </w:rPr>
-                              <w:t>No quantitative metrics</w:t>
-                            </w:r>
-                            <w:r>
-                              <w:rPr>
-                                <w:rFonts w:ascii="Arial" w:hAnsi="Arial" w:cs="Arial"/>
-                                <w:color w:val="000000" w:themeColor="text1"/>
-                                <w:sz w:val="18"/>
-                                <w:szCs w:val="20"/>
-                              </w:rPr>
-                              <w:t xml:space="preserve"> (</w:t>
-                            </w:r>
-                            <w:r>
-                              <w:rPr>
-                                <w:rFonts w:ascii="Arial" w:hAnsi="Arial" w:cs="Arial"/>
-                                <w:color w:val="000000" w:themeColor="text1"/>
-                                <w:sz w:val="18"/>
-                                <w:szCs w:val="20"/>
-                              </w:rPr>
-                              <w:t>n</w:t>
-                            </w:r>
-                            <w:r>
-                              <w:rPr>
-                                <w:rFonts w:ascii="Arial" w:hAnsi="Arial" w:cs="Arial"/>
-                                <w:color w:val="000000" w:themeColor="text1"/>
-                                <w:sz w:val="18"/>
-                                <w:szCs w:val="20"/>
-                              </w:rPr>
-                              <w:t xml:space="preserve"> = </w:t>
-                            </w:r>
-                            <w:r>
-                              <w:rPr>
-                                <w:rFonts w:ascii="Arial" w:hAnsi="Arial" w:cs="Arial"/>
-                                <w:color w:val="000000" w:themeColor="text1"/>
-                                <w:sz w:val="18"/>
-                                <w:szCs w:val="20"/>
-                              </w:rPr>
-                              <w:t>12</w:t>
-                            </w:r>
-                            <w:r>
-                              <w:rPr>
-                                <w:rFonts w:ascii="Arial" w:hAnsi="Arial" w:cs="Arial"/>
-                                <w:color w:val="000000" w:themeColor="text1"/>
-                                <w:sz w:val="18"/>
-                                <w:szCs w:val="20"/>
-                              </w:rPr>
-                              <w:t>)</w:t>
+                              <w:t>Reason 3: No quantitative metrics (n = 12)</w:t>
                             </w:r>
                           </w:p>
                           <w:p>
@@ -4078,52 +2349,7 @@
                                 <w:sz w:val="18"/>
                                 <w:szCs w:val="20"/>
                               </w:rPr>
-                              <w:t>Reason 4</w:t>
-                            </w:r>
-                            <w:r>
-                              <w:rPr>
-                                <w:rFonts w:ascii="Arial" w:hAnsi="Arial" w:cs="Arial"/>
-                                <w:color w:val="000000" w:themeColor="text1"/>
-                                <w:sz w:val="18"/>
-                                <w:szCs w:val="20"/>
-                              </w:rPr>
-                              <w:t xml:space="preserve">: </w:t>
-                            </w:r>
-                            <w:r>
-                              <w:rPr>
-                                <w:rFonts w:ascii="Arial" w:hAnsi="Arial" w:cs="Arial"/>
-                                <w:color w:val="000000" w:themeColor="text1"/>
-                                <w:sz w:val="18"/>
-                                <w:szCs w:val="20"/>
-                              </w:rPr>
-                              <w:t>Sample size too small</w:t>
-                            </w:r>
-                            <w:r>
-                              <w:rPr>
-                                <w:rFonts w:ascii="Arial" w:hAnsi="Arial" w:cs="Arial"/>
-                                <w:color w:val="000000" w:themeColor="text1"/>
-                                <w:sz w:val="18"/>
-                                <w:szCs w:val="20"/>
-                              </w:rPr>
-                              <w:t xml:space="preserve"> (n = </w:t>
-                            </w:r>
-                            <w:r>
-                              <w:rPr>
-                                <w:rFonts w:ascii="Arial" w:hAnsi="Arial" w:cs="Arial"/>
-                                <w:color w:val="000000" w:themeColor="text1"/>
-                                <w:sz w:val="18"/>
-                                <w:szCs w:val="20"/>
-                              </w:rPr>
-                              <w:t>4</w:t>
-                            </w:r>
-                            <w:r>
-                              <w:rPr>
-                                <w:rFonts w:ascii="Arial" w:hAnsi="Arial" w:cs="Arial"/>
-                                <w:color w:val="000000" w:themeColor="text1"/>
-                                <w:sz w:val="18"/>
-                                <w:szCs w:val="20"/>
-                              </w:rPr>
-                              <w:t>)</w:t>
+                              <w:t>Reason 4: Sample size too small (n = 4)</w:t>
                             </w:r>
                           </w:p>
                           <w:p>
@@ -4144,57 +2370,12 @@
                                 <w:sz w:val="18"/>
                                 <w:szCs w:val="20"/>
                               </w:rPr>
-                              <w:t>Reason 5</w:t>
-                            </w:r>
-                            <w:r>
-                              <w:rPr>
-                                <w:rFonts w:ascii="Arial" w:hAnsi="Arial" w:cs="Arial"/>
-                                <w:color w:val="000000" w:themeColor="text1"/>
-                                <w:sz w:val="18"/>
-                                <w:szCs w:val="20"/>
-                              </w:rPr>
-                              <w:t xml:space="preserve">: </w:t>
-                            </w:r>
-                            <w:r>
-                              <w:rPr>
-                                <w:rFonts w:ascii="Arial" w:hAnsi="Arial" w:cs="Arial"/>
-                                <w:color w:val="000000" w:themeColor="text1"/>
-                                <w:sz w:val="18"/>
-                                <w:szCs w:val="20"/>
-                              </w:rPr>
-                              <w:t>Incomplete/corrupted PDF</w:t>
-                            </w:r>
-                            <w:r>
-                              <w:rPr>
-                                <w:rFonts w:ascii="Arial" w:hAnsi="Arial" w:cs="Arial"/>
-                                <w:color w:val="000000" w:themeColor="text1"/>
-                                <w:sz w:val="18"/>
-                                <w:szCs w:val="20"/>
-                              </w:rPr>
-                              <w:t xml:space="preserve"> (n = </w:t>
-                            </w:r>
-                            <w:r>
-                              <w:rPr>
-                                <w:rFonts w:ascii="Arial" w:hAnsi="Arial" w:cs="Arial"/>
-                                <w:color w:val="000000" w:themeColor="text1"/>
-                                <w:sz w:val="18"/>
-                                <w:szCs w:val="20"/>
-                              </w:rPr>
-                              <w:t>2</w:t>
-                            </w:r>
-                            <w:r>
-                              <w:rPr>
-                                <w:rFonts w:ascii="Arial" w:hAnsi="Arial" w:cs="Arial"/>
-                                <w:color w:val="000000" w:themeColor="text1"/>
-                                <w:sz w:val="18"/>
-                                <w:szCs w:val="20"/>
-                              </w:rPr>
-                              <w:t>)</w:t>
+                              <w:t>Reason 5: Incomplete/corrupted PDF (n = 2)</w:t>
                             </w:r>
                           </w:p>
                         </w:txbxContent>
                       </wps:txbx>
-                      <wps:bodyPr rot="0" spcFirstLastPara="0" vertOverflow="overflow" horzOverflow="overflow" vert="horz" wrap="square" lIns="91440" tIns="45720" rIns="91440" bIns="45720" numCol="1" spcCol="0" rtlCol="0" fromWordArt="0" anchor="ctr" anchorCtr="0" forceAA="0" compatLnSpc="1">
+                      <wps:bodyPr rot="0" spcFirstLastPara="0" vertOverflow="overflow" horzOverflow="overflow" vert="horz" wrap="square" lIns="0" tIns="0" rIns="0" bIns="0" numCol="1" spcCol="0" rtlCol="0" fromWordArt="0" anchor="ctr" anchorCtr="0" forceAA="0" compatLnSpc="1">
                         <a:prstTxWarp prst="textNoShape">
                           <a:avLst/>
                         </a:prstTxWarp>
@@ -4214,8 +2395,8 @@
           </mc:Choice>
           <mc:Fallback>
             <w:pict>
-              <v:rect w14:anchorId="0A6784D8" id="Rectangle 9" o:spid="_x0000_s1035" style="position:absolute;margin-left:239.7pt;margin-top:13.15pt;width:229.05pt;height:76.35pt;z-index:251671552;visibility:visible;mso-wrap-style:square;mso-width-percent:0;mso-height-percent:0;mso-wrap-distance-left:9pt;mso-wrap-distance-top:0;mso-wrap-distance-right:9pt;mso-wrap-distance-bottom:0;mso-position-horizontal:absolute;mso-position-horizontal-relative:text;mso-position-vertical:absolute;mso-position-vertical-relative:text;mso-width-percent:0;mso-height-percent:0;mso-width-relative:margin;mso-height-relative:margin;v-text-anchor:middle" o:gfxdata="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" filled="f" strokecolor="black [3213]" strokeweight="1pt">
-                <v:textbox>
+              <v:rect w14:anchorId="0A6784D8" id="Rectangle 9" o:spid="_x0000_s1034" style="position:absolute;margin-left:238pt;margin-top:1.2pt;width:232.55pt;height:72.85pt;z-index:251671552;visibility:visible;mso-wrap-style:square;mso-width-percent:0;mso-height-percent:0;mso-wrap-distance-left:9pt;mso-wrap-distance-top:0;mso-wrap-distance-right:9pt;mso-wrap-distance-bottom:0;mso-position-horizontal:absolute;mso-position-horizontal-relative:text;mso-position-vertical:absolute;mso-position-vertical-relative:text;mso-width-percent:0;mso-height-percent:0;mso-width-relative:margin;mso-height-relative:margin;v-text-anchor:middle" o:gfxdata="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" filled="f" strokecolor="black [3213]" strokeweight="1pt">
+                <v:textbox inset="0,0,0,0">
                   <w:txbxContent>
                     <w:p>
                       <w:pPr>
@@ -4234,7 +2415,7 @@
                           <w:sz w:val="18"/>
                           <w:szCs w:val="20"/>
                         </w:rPr>
-                        <w:t>Re</w:t>
+                        <w:t xml:space="preserve">  </w:t>
                       </w:r>
                       <w:r>
                         <w:rPr>
@@ -4243,70 +2424,7 @@
                           <w:sz w:val="18"/>
                           <w:szCs w:val="20"/>
                         </w:rPr>
-                        <w:t>p</w:t>
-                      </w:r>
-                      <w:r>
-                        <w:rPr>
-                          <w:rFonts w:ascii="Arial" w:hAnsi="Arial" w:cs="Arial"/>
-                          <w:color w:val="000000" w:themeColor="text1"/>
-                          <w:sz w:val="18"/>
-                          <w:szCs w:val="20"/>
-                        </w:rPr>
-                        <w:t>or</w:t>
-                      </w:r>
-                      <w:r>
-                        <w:rPr>
-                          <w:rFonts w:ascii="Arial" w:hAnsi="Arial" w:cs="Arial"/>
-                          <w:color w:val="000000" w:themeColor="text1"/>
-                          <w:sz w:val="18"/>
-                          <w:szCs w:val="20"/>
-                        </w:rPr>
-                        <w:t>t</w:t>
-                      </w:r>
-                      <w:r>
-                        <w:rPr>
-                          <w:rFonts w:ascii="Arial" w:hAnsi="Arial" w:cs="Arial"/>
-                          <w:color w:val="000000" w:themeColor="text1"/>
-                          <w:sz w:val="18"/>
-                          <w:szCs w:val="20"/>
-                        </w:rPr>
-                        <w:t>s</w:t>
-                      </w:r>
-                      <w:r>
-                        <w:rPr>
-                          <w:rFonts w:ascii="Arial" w:hAnsi="Arial" w:cs="Arial"/>
-                          <w:color w:val="000000" w:themeColor="text1"/>
-                          <w:sz w:val="18"/>
-                          <w:szCs w:val="20"/>
-                        </w:rPr>
-                        <w:t xml:space="preserve"> excluded</w:t>
-                      </w:r>
-                      <w:r>
-                        <w:rPr>
-                          <w:rFonts w:ascii="Arial" w:hAnsi="Arial" w:cs="Arial"/>
-                          <w:color w:val="000000" w:themeColor="text1"/>
-                          <w:sz w:val="18"/>
-                          <w:szCs w:val="20"/>
-                        </w:rPr>
-                        <w:t xml:space="preserve"> </w:t>
-                      </w:r>
-                      <w:r>
-                        <w:rPr>
-                          <w:rFonts w:ascii="Arial" w:hAnsi="Arial" w:cs="Arial"/>
-                          <w:color w:val="000000" w:themeColor="text1"/>
-                          <w:sz w:val="18"/>
-                          <w:szCs w:val="20"/>
-                        </w:rPr>
-                        <w:t>(n = 51)</w:t>
-                      </w:r>
-                      <w:r>
-                        <w:rPr>
-                          <w:rFonts w:ascii="Arial" w:hAnsi="Arial" w:cs="Arial"/>
-                          <w:color w:val="000000" w:themeColor="text1"/>
-                          <w:sz w:val="18"/>
-                          <w:szCs w:val="20"/>
-                        </w:rPr>
-                        <w:t>:</w:t>
+                        <w:t>Reports excluded (n = 51):</w:t>
                       </w:r>
                     </w:p>
                     <w:p>
@@ -4327,88 +2445,7 @@
                           <w:sz w:val="18"/>
                           <w:szCs w:val="20"/>
                         </w:rPr>
-                        <w:t>Reason 1</w:t>
-                      </w:r>
-                      <w:r>
-                        <w:rPr>
-                          <w:rFonts w:ascii="Arial" w:hAnsi="Arial" w:cs="Arial"/>
-                          <w:color w:val="000000" w:themeColor="text1"/>
-                          <w:sz w:val="18"/>
-                          <w:szCs w:val="20"/>
-                        </w:rPr>
-                        <w:t xml:space="preserve">: </w:t>
-                      </w:r>
-                      <w:r>
-                        <w:rPr>
-                          <w:rFonts w:ascii="Arial" w:hAnsi="Arial" w:cs="Arial"/>
-                          <w:color w:val="000000" w:themeColor="text1"/>
-                          <w:sz w:val="18"/>
-                          <w:szCs w:val="20"/>
-                        </w:rPr>
-                        <w:t>No access to full</w:t>
-                      </w:r>
-                      <w:r>
-                        <w:rPr>
-                          <w:rFonts w:ascii="Arial" w:hAnsi="Arial" w:cs="Arial"/>
-                          <w:color w:val="000000" w:themeColor="text1"/>
-                          <w:sz w:val="18"/>
-                          <w:szCs w:val="20"/>
-                        </w:rPr>
-                        <w:t xml:space="preserve"> </w:t>
-                      </w:r>
-                      <w:r>
-                        <w:rPr>
-                          <w:rFonts w:ascii="Arial" w:hAnsi="Arial" w:cs="Arial"/>
-                          <w:color w:val="000000" w:themeColor="text1"/>
-                          <w:sz w:val="18"/>
-                          <w:szCs w:val="20"/>
-                        </w:rPr>
-                        <w:t>methodology</w:t>
-                      </w:r>
-                      <w:r>
-                        <w:rPr>
-                          <w:rFonts w:ascii="Arial" w:hAnsi="Arial" w:cs="Arial"/>
-                          <w:color w:val="000000" w:themeColor="text1"/>
-                          <w:sz w:val="18"/>
-                          <w:szCs w:val="20"/>
-                        </w:rPr>
-                        <w:t xml:space="preserve"> (</w:t>
-                      </w:r>
-                      <w:r>
-                        <w:rPr>
-                          <w:rFonts w:ascii="Arial" w:hAnsi="Arial" w:cs="Arial"/>
-                          <w:color w:val="000000" w:themeColor="text1"/>
-                          <w:sz w:val="18"/>
-                          <w:szCs w:val="20"/>
-                        </w:rPr>
-                        <w:t>n</w:t>
-                      </w:r>
-                      <w:r>
-                        <w:rPr>
-                          <w:rFonts w:ascii="Arial" w:hAnsi="Arial" w:cs="Arial"/>
-                          <w:color w:val="000000" w:themeColor="text1"/>
-                          <w:sz w:val="18"/>
-                          <w:szCs w:val="20"/>
-                        </w:rPr>
-                        <w:t xml:space="preserve"> = </w:t>
-                      </w:r>
-                      <w:r>
-                        <w:rPr>
-                          <w:rFonts w:ascii="Arial" w:hAnsi="Arial" w:cs="Arial"/>
-                          <w:color w:val="000000" w:themeColor="text1"/>
-                          <w:sz w:val="18"/>
-                          <w:szCs w:val="20"/>
-                        </w:rPr>
-                        <w:t>15</w:t>
-                      </w:r>
-                      <w:r>
-                        <w:rPr>
-                          <w:rFonts w:ascii="Arial" w:hAnsi="Arial" w:cs="Arial"/>
-                          <w:color w:val="000000" w:themeColor="text1"/>
-                          <w:sz w:val="18"/>
-                          <w:szCs w:val="20"/>
-                        </w:rPr>
-                        <w:t>)</w:t>
+                        <w:t>Reason 1: No access to full methodology (n = 15)</w:t>
                       </w:r>
                     </w:p>
                     <w:p>
@@ -4429,70 +2466,7 @@
                           <w:sz w:val="18"/>
                           <w:szCs w:val="20"/>
                         </w:rPr>
-                        <w:t>Reason 2</w:t>
-                      </w:r>
-                      <w:r>
-                        <w:rPr>
-                          <w:rFonts w:ascii="Arial" w:hAnsi="Arial" w:cs="Arial"/>
-                          <w:color w:val="000000" w:themeColor="text1"/>
-                          <w:sz w:val="18"/>
-                          <w:szCs w:val="20"/>
-                        </w:rPr>
-                        <w:t xml:space="preserve">: </w:t>
-                      </w:r>
-                      <w:r>
-                        <w:rPr>
-                          <w:rFonts w:ascii="Arial" w:hAnsi="Arial" w:cs="Arial"/>
-                          <w:color w:val="000000" w:themeColor="text1"/>
-                          <w:sz w:val="18"/>
-                          <w:szCs w:val="20"/>
-                        </w:rPr>
-                        <w:t>Dataset not reported</w:t>
-                      </w:r>
-                      <w:r>
-                        <w:rPr>
-                          <w:rFonts w:ascii="Arial" w:hAnsi="Arial" w:cs="Arial"/>
-                          <w:color w:val="000000" w:themeColor="text1"/>
-                          <w:sz w:val="18"/>
-                          <w:szCs w:val="20"/>
-                        </w:rPr>
-                        <w:t xml:space="preserve"> (</w:t>
-                      </w:r>
-                      <w:r>
-                        <w:rPr>
-                          <w:rFonts w:ascii="Arial" w:hAnsi="Arial" w:cs="Arial"/>
-                          <w:color w:val="000000" w:themeColor="text1"/>
-                          <w:sz w:val="18"/>
-                          <w:szCs w:val="20"/>
-                        </w:rPr>
-                        <w:t>n</w:t>
-                      </w:r>
-                      <w:r>
-                        <w:rPr>
-                          <w:rFonts w:ascii="Arial" w:hAnsi="Arial" w:cs="Arial"/>
-                          <w:color w:val="000000" w:themeColor="text1"/>
-                          <w:sz w:val="18"/>
-                          <w:szCs w:val="20"/>
-                        </w:rPr>
-                        <w:t xml:space="preserve"> = </w:t>
-                      </w:r>
-                      <w:r>
-                        <w:rPr>
-                          <w:rFonts w:ascii="Arial" w:hAnsi="Arial" w:cs="Arial"/>
-                          <w:color w:val="000000" w:themeColor="text1"/>
-                          <w:sz w:val="18"/>
-                          <w:szCs w:val="20"/>
-                        </w:rPr>
-                        <w:t>18</w:t>
-                      </w:r>
-                      <w:r>
-                        <w:rPr>
-                          <w:rFonts w:ascii="Arial" w:hAnsi="Arial" w:cs="Arial"/>
-                          <w:color w:val="000000" w:themeColor="text1"/>
-                          <w:sz w:val="18"/>
-                          <w:szCs w:val="20"/>
-                        </w:rPr>
-                        <w:t>)</w:t>
+                        <w:t>Reason 2: Dataset not reported (n = 18)</w:t>
                       </w:r>
                     </w:p>
                     <w:p>
@@ -4513,70 +2487,7 @@
                           <w:sz w:val="18"/>
                           <w:szCs w:val="20"/>
                         </w:rPr>
-                        <w:t>Reason 3</w:t>
-                      </w:r>
-                      <w:r>
-                        <w:rPr>
-                          <w:rFonts w:ascii="Arial" w:hAnsi="Arial" w:cs="Arial"/>
-                          <w:color w:val="000000" w:themeColor="text1"/>
-                          <w:sz w:val="18"/>
-                          <w:szCs w:val="20"/>
-                        </w:rPr>
-                        <w:t xml:space="preserve">: </w:t>
-                      </w:r>
-                      <w:r>
-                        <w:rPr>
-                          <w:rFonts w:ascii="Arial" w:hAnsi="Arial" w:cs="Arial"/>
-                          <w:color w:val="000000" w:themeColor="text1"/>
-                          <w:sz w:val="18"/>
-                          <w:szCs w:val="20"/>
-                        </w:rPr>
-                        <w:t>No quantitative metrics</w:t>
-                      </w:r>
-                      <w:r>
-                        <w:rPr>
-                          <w:rFonts w:ascii="Arial" w:hAnsi="Arial" w:cs="Arial"/>
-                          <w:color w:val="000000" w:themeColor="text1"/>
-                          <w:sz w:val="18"/>
-                          <w:szCs w:val="20"/>
-                        </w:rPr>
-                        <w:t xml:space="preserve"> (</w:t>
-                      </w:r>
-                      <w:r>
-                        <w:rPr>
-                          <w:rFonts w:ascii="Arial" w:hAnsi="Arial" w:cs="Arial"/>
-                          <w:color w:val="000000" w:themeColor="text1"/>
-                          <w:sz w:val="18"/>
-                          <w:szCs w:val="20"/>
-                        </w:rPr>
-                        <w:t>n</w:t>
-                      </w:r>
-                      <w:r>
-                        <w:rPr>
-                          <w:rFonts w:ascii="Arial" w:hAnsi="Arial" w:cs="Arial"/>
-                          <w:color w:val="000000" w:themeColor="text1"/>
-                          <w:sz w:val="18"/>
-                          <w:szCs w:val="20"/>
-                        </w:rPr>
-                        <w:t xml:space="preserve"> = </w:t>
-                      </w:r>
-                      <w:r>
-                        <w:rPr>
-                          <w:rFonts w:ascii="Arial" w:hAnsi="Arial" w:cs="Arial"/>
-                          <w:color w:val="000000" w:themeColor="text1"/>
-                          <w:sz w:val="18"/>
-                          <w:szCs w:val="20"/>
-                        </w:rPr>
-                        <w:t>12</w:t>
-                      </w:r>
-                      <w:r>
-                        <w:rPr>
-                          <w:rFonts w:ascii="Arial" w:hAnsi="Arial" w:cs="Arial"/>
-                          <w:color w:val="000000" w:themeColor="text1"/>
-                          <w:sz w:val="18"/>
-                          <w:szCs w:val="20"/>
-                        </w:rPr>
-                        <w:t>)</w:t>
+                        <w:t>Reason 3: No quantitative metrics (n = 12)</w:t>
                       </w:r>
                     </w:p>
                     <w:p>
@@ -4597,52 +2508,7 @@
                           <w:sz w:val="18"/>
                           <w:szCs w:val="20"/>
                         </w:rPr>
-                        <w:t>Reason 4</w:t>
-                      </w:r>
-                      <w:r>
-                        <w:rPr>
-                          <w:rFonts w:ascii="Arial" w:hAnsi="Arial" w:cs="Arial"/>
-                          <w:color w:val="000000" w:themeColor="text1"/>
-                          <w:sz w:val="18"/>
-                          <w:szCs w:val="20"/>
-                        </w:rPr>
-                        <w:t xml:space="preserve">: </w:t>
-                      </w:r>
-                      <w:r>
-                        <w:rPr>
-                          <w:rFonts w:ascii="Arial" w:hAnsi="Arial" w:cs="Arial"/>
-                          <w:color w:val="000000" w:themeColor="text1"/>
-                          <w:sz w:val="18"/>
-                          <w:szCs w:val="20"/>
-                        </w:rPr>
-                        <w:t>Sample size too small</w:t>
-                      </w:r>
-                      <w:r>
-                        <w:rPr>
-                          <w:rFonts w:ascii="Arial" w:hAnsi="Arial" w:cs="Arial"/>
-                          <w:color w:val="000000" w:themeColor="text1"/>
-                          <w:sz w:val="18"/>
-                          <w:szCs w:val="20"/>
-                        </w:rPr>
-                        <w:t xml:space="preserve"> (n = </w:t>
-                      </w:r>
-                      <w:r>
-                        <w:rPr>
-                          <w:rFonts w:ascii="Arial" w:hAnsi="Arial" w:cs="Arial"/>
-                          <w:color w:val="000000" w:themeColor="text1"/>
-                          <w:sz w:val="18"/>
-                          <w:szCs w:val="20"/>
-                        </w:rPr>
-                        <w:t>4</w:t>
-                      </w:r>
-                      <w:r>
-                        <w:rPr>
-                          <w:rFonts w:ascii="Arial" w:hAnsi="Arial" w:cs="Arial"/>
-                          <w:color w:val="000000" w:themeColor="text1"/>
-                          <w:sz w:val="18"/>
-                          <w:szCs w:val="20"/>
-                        </w:rPr>
-                        <w:t>)</w:t>
+                        <w:t>Reason 4: Sample size too small (n = 4)</w:t>
                       </w:r>
                     </w:p>
                     <w:p>
@@ -4663,52 +2529,7 @@
                           <w:sz w:val="18"/>
                           <w:szCs w:val="20"/>
                         </w:rPr>
-                        <w:t>Reason 5</w:t>
-                      </w:r>
-                      <w:r>
-                        <w:rPr>
-                          <w:rFonts w:ascii="Arial" w:hAnsi="Arial" w:cs="Arial"/>
-                          <w:color w:val="000000" w:themeColor="text1"/>
-                          <w:sz w:val="18"/>
-                          <w:szCs w:val="20"/>
-                        </w:rPr>
-                        <w:t xml:space="preserve">: </w:t>
-                      </w:r>
-                      <w:r>
-                        <w:rPr>
-                          <w:rFonts w:ascii="Arial" w:hAnsi="Arial" w:cs="Arial"/>
-                          <w:color w:val="000000" w:themeColor="text1"/>
-                          <w:sz w:val="18"/>
-                          <w:szCs w:val="20"/>
-                        </w:rPr>
-                        <w:t>Incomplete/corrupted PDF</w:t>
-                      </w:r>
-                      <w:r>
-                        <w:rPr>
-                          <w:rFonts w:ascii="Arial" w:hAnsi="Arial" w:cs="Arial"/>
-                          <w:color w:val="000000" w:themeColor="text1"/>
-                          <w:sz w:val="18"/>
-                          <w:szCs w:val="20"/>
-                        </w:rPr>
-                        <w:t xml:space="preserve"> (n = </w:t>
-                      </w:r>
-                      <w:r>
-                        <w:rPr>
-                          <w:rFonts w:ascii="Arial" w:hAnsi="Arial" w:cs="Arial"/>
-                          <w:color w:val="000000" w:themeColor="text1"/>
-                          <w:sz w:val="18"/>
-                          <w:szCs w:val="20"/>
-                        </w:rPr>
-                        <w:t>2</w:t>
-                      </w:r>
-                      <w:r>
-                        <w:rPr>
-                          <w:rFonts w:ascii="Arial" w:hAnsi="Arial" w:cs="Arial"/>
-                          <w:color w:val="000000" w:themeColor="text1"/>
-                          <w:sz w:val="18"/>
-                          <w:szCs w:val="20"/>
-                        </w:rPr>
-                        <w:t>)</w:t>
+                        <w:t>Reason 5: Incomplete/corrupted PDF (n = 2)</w:t>
                       </w:r>
                     </w:p>
                   </w:txbxContent>
@@ -4718,11 +2539,6 @@
           </mc:Fallback>
         </mc:AlternateContent>
       </w:r>
-    </w:p>
-    <w:p>
-      <w:pPr>
-        <w:spacing w:after="0" w:line="240" w:lineRule="auto"/>
-      </w:pPr>
       <w:r>
         <w:rPr>
           <w:noProof/>
@@ -4730,18 +2546,18 @@
         <mc:AlternateContent>
           <mc:Choice Requires="wps">
             <w:drawing>
-              <wp:anchor distT="0" distB="0" distL="114300" distR="114300" simplePos="0" relativeHeight="251710464" behindDoc="0" locked="0" layoutInCell="1" allowOverlap="1" wp14:anchorId="3A8B276F" wp14:editId="531F193C">
+              <wp:anchor distT="0" distB="0" distL="114300" distR="114300" simplePos="0" relativeHeight="251726848" behindDoc="0" locked="0" layoutInCell="1" allowOverlap="1" wp14:anchorId="70AD4939" wp14:editId="292EA0F2">
                 <wp:simplePos x="0" y="0"/>
                 <wp:positionH relativeFrom="column">
-                  <wp:posOffset>1437332</wp:posOffset>
+                  <wp:posOffset>1428165</wp:posOffset>
                 </wp:positionH>
                 <wp:positionV relativeFrom="paragraph">
-                  <wp:posOffset>19654</wp:posOffset>
+                  <wp:posOffset>58373</wp:posOffset>
                 </wp:positionV>
-                <wp:extent cx="0" cy="281305"/>
-                <wp:effectExtent l="76200" t="0" r="57150" b="61595"/>
+                <wp:extent cx="2805" cy="252442"/>
+                <wp:effectExtent l="76200" t="0" r="73660" b="52705"/>
                 <wp:wrapNone/>
-                <wp:docPr id="36" name="Straight Arrow Connector 36"/>
+                <wp:docPr id="448341275" name="Straight Arrow Connector 27"/>
                 <wp:cNvGraphicFramePr/>
                 <a:graphic xmlns:a="http://schemas.openxmlformats.org/drawingml/2006/main">
                   <a:graphicData uri="http://schemas.microsoft.com/office/word/2010/wordprocessingShape">
@@ -4750,7 +2566,7 @@
                       <wps:spPr>
                         <a:xfrm>
                           <a:off x="0" y="0"/>
-                          <a:ext cx="0" cy="281305"/>
+                          <a:ext cx="2805" cy="252442"/>
                         </a:xfrm>
                         <a:prstGeom prst="straightConnector1">
                           <a:avLst/>
@@ -4791,7 +2607,7 @@
           </mc:Choice>
           <mc:Fallback>
             <w:pict>
-              <v:shape w14:anchorId="7C356048" id="Straight Arrow Connector 36" o:spid="_x0000_s1026" type="#_x0000_t32" style="position:absolute;margin-left:113.2pt;margin-top:1.55pt;width:0;height:22.15pt;z-index:251710464;visibility:visible;mso-wrap-style:square;mso-width-percent:0;mso-height-percent:0;mso-wrap-distance-left:9pt;mso-wrap-distance-top:0;mso-wrap-distance-right:9pt;mso-wrap-distance-bottom:0;mso-position-horizontal:absolute;mso-position-horizontal-relative:text;mso-position-vertical:absolute;mso-position-vertical-relative:text;mso-width-percent:0;mso-height-percent:0;mso-width-relative:margin;mso-height-relative:margin" o:gfxdata="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" strokecolor="black [3213]" strokeweight=".5pt">
+              <v:shape w14:anchorId="782F80CD" id="Straight Arrow Connector 27" o:spid="_x0000_s1026" type="#_x0000_t32" style="position:absolute;margin-left:112.45pt;margin-top:4.6pt;width:.2pt;height:19.9pt;z-index:251726848;visibility:visible;mso-wrap-style:square;mso-width-percent:0;mso-height-percent:0;mso-wrap-distance-left:9pt;mso-wrap-distance-top:0;mso-wrap-distance-right:9pt;mso-wrap-distance-bottom:0;mso-position-horizontal:absolute;mso-position-horizontal-relative:text;mso-position-vertical:absolute;mso-position-vertical-relative:text;mso-width-percent:0;mso-height-percent:0;mso-width-relative:margin;mso-height-relative:margin" o:gfxdata="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" strokecolor="black [3213]" strokeweight=".5pt">
                 <v:stroke endarrow="block" joinstyle="miter"/>
               </v:shape>
             </w:pict>
@@ -4810,18 +2626,18 @@
         <mc:AlternateContent>
           <mc:Choice Requires="wps">
             <w:drawing>
-              <wp:anchor distT="0" distB="0" distL="114300" distR="114300" simplePos="0" relativeHeight="251670528" behindDoc="0" locked="0" layoutInCell="1" allowOverlap="1" wp14:anchorId="256BB765" wp14:editId="17BC97B8">
+              <wp:anchor distT="0" distB="0" distL="114300" distR="114300" simplePos="0" relativeHeight="251716608" behindDoc="0" locked="0" layoutInCell="1" allowOverlap="1" wp14:anchorId="66893C3B" wp14:editId="4AE1D36A">
                 <wp:simplePos x="0" y="0"/>
                 <wp:positionH relativeFrom="column">
-                  <wp:posOffset>534390</wp:posOffset>
+                  <wp:posOffset>577316</wp:posOffset>
                 </wp:positionH>
                 <wp:positionV relativeFrom="paragraph">
-                  <wp:posOffset>122126</wp:posOffset>
+                  <wp:posOffset>140338</wp:posOffset>
                 </wp:positionV>
-                <wp:extent cx="1929740" cy="461456"/>
-                <wp:effectExtent l="0" t="0" r="13970" b="15240"/>
+                <wp:extent cx="1887220" cy="387077"/>
+                <wp:effectExtent l="0" t="0" r="17780" b="13335"/>
                 <wp:wrapNone/>
-                <wp:docPr id="8" name="Rectangle 8"/>
+                <wp:docPr id="735931397" name="Rectangle 3"/>
                 <wp:cNvGraphicFramePr/>
                 <a:graphic xmlns:a="http://schemas.openxmlformats.org/drawingml/2006/main">
                   <a:graphicData uri="http://schemas.microsoft.com/office/word/2010/wordprocessingShape">
@@ -4830,7 +2646,7 @@
                       <wps:spPr>
                         <a:xfrm>
                           <a:off x="0" y="0"/>
-                          <a:ext cx="1929740" cy="461456"/>
+                          <a:ext cx="1887220" cy="387077"/>
                         </a:xfrm>
                         <a:prstGeom prst="rect">
                           <a:avLst/>
@@ -4877,52 +2693,7 @@
                                 <w:sz w:val="18"/>
                                 <w:szCs w:val="20"/>
                               </w:rPr>
-                              <w:t>Re</w:t>
-                            </w:r>
-                            <w:r>
-                              <w:rPr>
-                                <w:rFonts w:ascii="Arial" w:hAnsi="Arial" w:cs="Arial"/>
-                                <w:color w:val="000000" w:themeColor="text1"/>
-                                <w:sz w:val="18"/>
-                                <w:szCs w:val="20"/>
-                              </w:rPr>
-                              <w:t>p</w:t>
-                            </w:r>
-                            <w:r>
-                              <w:rPr>
-                                <w:rFonts w:ascii="Arial" w:hAnsi="Arial" w:cs="Arial"/>
-                                <w:color w:val="000000" w:themeColor="text1"/>
-                                <w:sz w:val="18"/>
-                                <w:szCs w:val="20"/>
-                              </w:rPr>
-                              <w:t>or</w:t>
-                            </w:r>
-                            <w:r>
-                              <w:rPr>
-                                <w:rFonts w:ascii="Arial" w:hAnsi="Arial" w:cs="Arial"/>
-                                <w:color w:val="000000" w:themeColor="text1"/>
-                                <w:sz w:val="18"/>
-                                <w:szCs w:val="20"/>
-                              </w:rPr>
-                              <w:t>t</w:t>
-                            </w:r>
-                            <w:r>
-                              <w:rPr>
-                                <w:rFonts w:ascii="Arial" w:hAnsi="Arial" w:cs="Arial"/>
-                                <w:color w:val="000000" w:themeColor="text1"/>
-                                <w:sz w:val="18"/>
-                                <w:szCs w:val="20"/>
-                              </w:rPr>
-                              <w:t>s</w:t>
-                            </w:r>
-                            <w:r>
-                              <w:rPr>
-                                <w:rFonts w:ascii="Arial" w:hAnsi="Arial" w:cs="Arial"/>
-                                <w:color w:val="000000" w:themeColor="text1"/>
-                                <w:sz w:val="18"/>
-                                <w:szCs w:val="20"/>
-                              </w:rPr>
-                              <w:t xml:space="preserve"> assessed for eligibility</w:t>
+                              <w:t>Reports assessed for eligibility</w:t>
                             </w:r>
                           </w:p>
                           <w:p>
@@ -4942,43 +2713,7 @@
                                 <w:sz w:val="18"/>
                                 <w:szCs w:val="20"/>
                               </w:rPr>
-                              <w:t>(</w:t>
-                            </w:r>
-                            <w:r>
-                              <w:rPr>
-                                <w:rFonts w:ascii="Arial" w:hAnsi="Arial" w:cs="Arial"/>
-                                <w:color w:val="000000" w:themeColor="text1"/>
-                                <w:sz w:val="18"/>
-                                <w:szCs w:val="20"/>
-                              </w:rPr>
-                              <w:t>n</w:t>
-                            </w:r>
-                            <w:r>
-                              <w:rPr>
-                                <w:rFonts w:ascii="Arial" w:hAnsi="Arial" w:cs="Arial"/>
-                                <w:color w:val="000000" w:themeColor="text1"/>
-                                <w:sz w:val="18"/>
-                                <w:szCs w:val="20"/>
-                              </w:rPr>
-                              <w:t xml:space="preserve"> = </w:t>
-                            </w:r>
-                            <w:r>
-                              <w:rPr>
-                                <w:rFonts w:ascii="Arial" w:hAnsi="Arial" w:cs="Arial"/>
-                                <w:color w:val="000000" w:themeColor="text1"/>
-                                <w:sz w:val="18"/>
-                                <w:szCs w:val="20"/>
-                              </w:rPr>
-                              <w:t>85</w:t>
-                            </w:r>
-                            <w:r>
-                              <w:rPr>
-                                <w:rFonts w:ascii="Arial" w:hAnsi="Arial" w:cs="Arial"/>
-                                <w:color w:val="000000" w:themeColor="text1"/>
-                                <w:sz w:val="18"/>
-                                <w:szCs w:val="20"/>
-                              </w:rPr>
-                              <w:t>)</w:t>
+                              <w:t>(n = 85)</w:t>
                             </w:r>
                           </w:p>
                         </w:txbxContent>
@@ -5003,7 +2738,7 @@
           </mc:Choice>
           <mc:Fallback>
             <w:pict>
-              <v:rect w14:anchorId="256BB765" id="Rectangle 8" o:spid="_x0000_s1036" style="position:absolute;margin-left:42.1pt;margin-top:9.6pt;width:151.95pt;height:36.35pt;z-index:251670528;visibility:visible;mso-wrap-style:square;mso-width-percent:0;mso-height-percent:0;mso-wrap-distance-left:9pt;mso-wrap-distance-top:0;mso-wrap-distance-right:9pt;mso-wrap-distance-bottom:0;mso-position-horizontal:absolute;mso-position-horizontal-relative:text;mso-position-vertical:absolute;mso-position-vertical-relative:text;mso-width-percent:0;mso-height-percent:0;mso-width-relative:margin;mso-height-relative:margin;v-text-anchor:middle" o:gfxdata="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" filled="f" strokecolor="black [3213]" strokeweight="1pt">
+              <v:rect w14:anchorId="66893C3B" id="_x0000_s1035" style="position:absolute;margin-left:45.45pt;margin-top:11.05pt;width:148.6pt;height:30.5pt;z-index:251716608;visibility:visible;mso-wrap-style:square;mso-width-percent:0;mso-height-percent:0;mso-wrap-distance-left:9pt;mso-wrap-distance-top:0;mso-wrap-distance-right:9pt;mso-wrap-distance-bottom:0;mso-position-horizontal:absolute;mso-position-horizontal-relative:text;mso-position-vertical:absolute;mso-position-vertical-relative:text;mso-width-percent:0;mso-height-percent:0;mso-width-relative:margin;mso-height-relative:margin;v-text-anchor:middle" o:gfxdata="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" filled="f" strokecolor="black [3213]" strokeweight="1pt">
                 <v:textbox>
                   <w:txbxContent>
                     <w:p>
@@ -5023,52 +2758,7 @@
                           <w:sz w:val="18"/>
                           <w:szCs w:val="20"/>
                         </w:rPr>
-                        <w:t>Re</w:t>
-                      </w:r>
-                      <w:r>
-                        <w:rPr>
-                          <w:rFonts w:ascii="Arial" w:hAnsi="Arial" w:cs="Arial"/>
-                          <w:color w:val="000000" w:themeColor="text1"/>
-                          <w:sz w:val="18"/>
-                          <w:szCs w:val="20"/>
-                        </w:rPr>
-                        <w:t>p</w:t>
-                      </w:r>
-                      <w:r>
-                        <w:rPr>
-                          <w:rFonts w:ascii="Arial" w:hAnsi="Arial" w:cs="Arial"/>
-                          <w:color w:val="000000" w:themeColor="text1"/>
-                          <w:sz w:val="18"/>
-                          <w:szCs w:val="20"/>
-                        </w:rPr>
-                        <w:t>or</w:t>
-                      </w:r>
-                      <w:r>
-                        <w:rPr>
-                          <w:rFonts w:ascii="Arial" w:hAnsi="Arial" w:cs="Arial"/>
-                          <w:color w:val="000000" w:themeColor="text1"/>
-                          <w:sz w:val="18"/>
-                          <w:szCs w:val="20"/>
-                        </w:rPr>
-                        <w:t>t</w:t>
-                      </w:r>
-                      <w:r>
-                        <w:rPr>
-                          <w:rFonts w:ascii="Arial" w:hAnsi="Arial" w:cs="Arial"/>
-                          <w:color w:val="000000" w:themeColor="text1"/>
-                          <w:sz w:val="18"/>
-                          <w:szCs w:val="20"/>
-                        </w:rPr>
-                        <w:t>s</w:t>
-                      </w:r>
-                      <w:r>
-                        <w:rPr>
-                          <w:rFonts w:ascii="Arial" w:hAnsi="Arial" w:cs="Arial"/>
-                          <w:color w:val="000000" w:themeColor="text1"/>
-                          <w:sz w:val="18"/>
-                          <w:szCs w:val="20"/>
-                        </w:rPr>
-                        <w:t xml:space="preserve"> assessed for eligibility</w:t>
+                        <w:t>Reports assessed for eligibility</w:t>
                       </w:r>
                     </w:p>
                     <w:p>
@@ -5088,43 +2778,7 @@
                           <w:sz w:val="18"/>
                           <w:szCs w:val="20"/>
                         </w:rPr>
-                        <w:t>(</w:t>
-                      </w:r>
-                      <w:r>
-                        <w:rPr>
-                          <w:rFonts w:ascii="Arial" w:hAnsi="Arial" w:cs="Arial"/>
-                          <w:color w:val="000000" w:themeColor="text1"/>
-                          <w:sz w:val="18"/>
-                          <w:szCs w:val="20"/>
-                        </w:rPr>
-                        <w:t>n</w:t>
-                      </w:r>
-                      <w:r>
-                        <w:rPr>
-                          <w:rFonts w:ascii="Arial" w:hAnsi="Arial" w:cs="Arial"/>
-                          <w:color w:val="000000" w:themeColor="text1"/>
-                          <w:sz w:val="18"/>
-                          <w:szCs w:val="20"/>
-                        </w:rPr>
-                        <w:t xml:space="preserve"> = </w:t>
-                      </w:r>
-                      <w:r>
-                        <w:rPr>
-                          <w:rFonts w:ascii="Arial" w:hAnsi="Arial" w:cs="Arial"/>
-                          <w:color w:val="000000" w:themeColor="text1"/>
-                          <w:sz w:val="18"/>
-                          <w:szCs w:val="20"/>
-                        </w:rPr>
-                        <w:t>85</w:t>
-                      </w:r>
-                      <w:r>
-                        <w:rPr>
-                          <w:rFonts w:ascii="Arial" w:hAnsi="Arial" w:cs="Arial"/>
-                          <w:color w:val="000000" w:themeColor="text1"/>
-                          <w:sz w:val="18"/>
-                          <w:szCs w:val="20"/>
-                        </w:rPr>
-                        <w:t>)</w:t>
+                        <w:t>(n = 85)</w:t>
                       </w:r>
                     </w:p>
                   </w:txbxContent>
@@ -5146,13 +2800,510 @@
         <mc:AlternateContent>
           <mc:Choice Requires="wps">
             <w:drawing>
-              <wp:anchor distT="0" distB="0" distL="114300" distR="114300" simplePos="0" relativeHeight="251685888" behindDoc="0" locked="0" layoutInCell="1" allowOverlap="1" wp14:anchorId="2DFD1A2A" wp14:editId="7797E637">
+              <wp:anchor distT="0" distB="0" distL="114300" distR="114300" simplePos="0" relativeHeight="251703296" behindDoc="0" locked="0" layoutInCell="1" allowOverlap="1" wp14:anchorId="057AAEFF" wp14:editId="5994B16A">
                 <wp:simplePos x="0" y="0"/>
                 <wp:positionH relativeFrom="column">
-                  <wp:posOffset>2461672</wp:posOffset>
+                  <wp:posOffset>-1435147</wp:posOffset>
                 </wp:positionH>
                 <wp:positionV relativeFrom="paragraph">
-                  <wp:posOffset>170494</wp:posOffset>
+                  <wp:posOffset>195155</wp:posOffset>
+                </wp:positionV>
+                <wp:extent cx="3337503" cy="262890"/>
+                <wp:effectExtent l="0" t="6032" r="9842" b="9843"/>
+                <wp:wrapNone/>
+                <wp:docPr id="32" name="Flowchart: Alternate Process 32"/>
+                <wp:cNvGraphicFramePr/>
+                <a:graphic xmlns:a="http://schemas.openxmlformats.org/drawingml/2006/main">
+                  <a:graphicData uri="http://schemas.microsoft.com/office/word/2010/wordprocessingShape">
+                    <wps:wsp>
+                      <wps:cNvSpPr/>
+                      <wps:spPr>
+                        <a:xfrm rot="16200000">
+                          <a:off x="0" y="0"/>
+                          <a:ext cx="3337503" cy="262890"/>
+                        </a:xfrm>
+                        <a:prstGeom prst="flowChartAlternateProcess">
+                          <a:avLst/>
+                        </a:prstGeom>
+                        <a:solidFill>
+                          <a:schemeClr val="accent5">
+                            <a:lumMod val="60000"/>
+                            <a:lumOff val="40000"/>
+                          </a:schemeClr>
+                        </a:solidFill>
+                        <a:ln>
+                          <a:solidFill>
+                            <a:schemeClr val="tx1"/>
+                          </a:solidFill>
+                        </a:ln>
+                      </wps:spPr>
+                      <wps:style>
+                        <a:lnRef idx="2">
+                          <a:schemeClr val="accent4">
+                            <a:shade val="50000"/>
+                          </a:schemeClr>
+                        </a:lnRef>
+                        <a:fillRef idx="1">
+                          <a:schemeClr val="accent4"/>
+                        </a:fillRef>
+                        <a:effectRef idx="0">
+                          <a:schemeClr val="accent4"/>
+                        </a:effectRef>
+                        <a:fontRef idx="minor">
+                          <a:schemeClr val="lt1"/>
+                        </a:fontRef>
+                      </wps:style>
+                      <wps:txbx>
+                        <w:txbxContent>
+                          <w:p>
+                            <w:pPr>
+                              <w:spacing w:after="0" w:line="240" w:lineRule="auto"/>
+                              <w:jc w:val="center"/>
+                              <w:rPr>
+                                <w:rFonts w:ascii="Arial" w:hAnsi="Arial" w:cs="Arial"/>
+                                <w:b/>
+                                <w:color w:val="000000" w:themeColor="text1"/>
+                                <w:sz w:val="18"/>
+                                <w:szCs w:val="18"/>
+                              </w:rPr>
+                            </w:pPr>
+                            <w:r>
+                              <w:rPr>
+                                <w:rFonts w:ascii="Arial" w:hAnsi="Arial" w:cs="Arial"/>
+                                <w:b/>
+                                <w:color w:val="000000" w:themeColor="text1"/>
+                                <w:sz w:val="18"/>
+                                <w:szCs w:val="18"/>
+                              </w:rPr>
+                              <w:t>Screening</w:t>
+                            </w:r>
+                          </w:p>
+                          <w:p>
+                            <w:pPr>
+                              <w:spacing w:after="0" w:line="240" w:lineRule="auto"/>
+                              <w:rPr>
+                                <w:rFonts w:ascii="Arial" w:hAnsi="Arial" w:cs="Arial"/>
+                                <w:b/>
+                                <w:color w:val="000000" w:themeColor="text1"/>
+                                <w:sz w:val="18"/>
+                                <w:szCs w:val="18"/>
+                              </w:rPr>
+                            </w:pPr>
+                          </w:p>
+                        </w:txbxContent>
+                      </wps:txbx>
+                      <wps:bodyPr rot="0" spcFirstLastPara="0" vertOverflow="overflow" horzOverflow="overflow" vert="horz" wrap="square" lIns="91440" tIns="45720" rIns="91440" bIns="45720" numCol="1" spcCol="0" rtlCol="0" fromWordArt="0" anchor="ctr" anchorCtr="0" forceAA="0" compatLnSpc="1">
+                        <a:prstTxWarp prst="textNoShape">
+                          <a:avLst/>
+                        </a:prstTxWarp>
+                        <a:noAutofit/>
+                      </wps:bodyPr>
+                    </wps:wsp>
+                  </a:graphicData>
+                </a:graphic>
+                <wp14:sizeRelH relativeFrom="margin">
+                  <wp14:pctWidth>0</wp14:pctWidth>
+                </wp14:sizeRelH>
+                <wp14:sizeRelV relativeFrom="margin">
+                  <wp14:pctHeight>0</wp14:pctHeight>
+                </wp14:sizeRelV>
+              </wp:anchor>
+            </w:drawing>
+          </mc:Choice>
+          <mc:Fallback>
+            <w:pict>
+              <v:shape w14:anchorId="057AAEFF" id="Flowchart: Alternate Process 32" o:spid="_x0000_s1036" type="#_x0000_t176" style="position:absolute;margin-left:-113pt;margin-top:15.35pt;width:262.8pt;height:20.7pt;rotation:-90;z-index:251703296;visibility:visible;mso-wrap-style:square;mso-width-percent:0;mso-height-percent:0;mso-wrap-distance-left:9pt;mso-wrap-distance-top:0;mso-wrap-distance-right:9pt;mso-wrap-distance-bottom:0;mso-position-horizontal:absolute;mso-position-horizontal-relative:text;mso-position-vertical:absolute;mso-position-vertical-relative:text;mso-width-percent:0;mso-height-percent:0;mso-width-relative:margin;mso-height-relative:margin;v-text-anchor:middle" o:gfxdata="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" fillcolor="#9cc2e5 [1944]" strokecolor="black [3213]" strokeweight="1pt">
+                <v:textbox>
+                  <w:txbxContent>
+                    <w:p>
+                      <w:pPr>
+                        <w:spacing w:after="0" w:line="240" w:lineRule="auto"/>
+                        <w:jc w:val="center"/>
+                        <w:rPr>
+                          <w:rFonts w:ascii="Arial" w:hAnsi="Arial" w:cs="Arial"/>
+                          <w:b/>
+                          <w:color w:val="000000" w:themeColor="text1"/>
+                          <w:sz w:val="18"/>
+                          <w:szCs w:val="18"/>
+                        </w:rPr>
+                      </w:pPr>
+                      <w:r>
+                        <w:rPr>
+                          <w:rFonts w:ascii="Arial" w:hAnsi="Arial" w:cs="Arial"/>
+                          <w:b/>
+                          <w:color w:val="000000" w:themeColor="text1"/>
+                          <w:sz w:val="18"/>
+                          <w:szCs w:val="18"/>
+                        </w:rPr>
+                        <w:t>Screening</w:t>
+                      </w:r>
+                    </w:p>
+                    <w:p>
+                      <w:pPr>
+                        <w:spacing w:after="0" w:line="240" w:lineRule="auto"/>
+                        <w:rPr>
+                          <w:rFonts w:ascii="Arial" w:hAnsi="Arial" w:cs="Arial"/>
+                          <w:b/>
+                          <w:color w:val="000000" w:themeColor="text1"/>
+                          <w:sz w:val="18"/>
+                          <w:szCs w:val="18"/>
+                        </w:rPr>
+                      </w:pPr>
+                    </w:p>
+                  </w:txbxContent>
+                </v:textbox>
+              </v:shape>
+            </w:pict>
+          </mc:Fallback>
+        </mc:AlternateContent>
+      </w:r>
+      <w:r>
+        <w:rPr>
+          <w:noProof/>
+        </w:rPr>
+        <mc:AlternateContent>
+          <mc:Choice Requires="wps">
+            <w:drawing>
+              <wp:anchor distT="0" distB="0" distL="114300" distR="114300" simplePos="0" relativeHeight="251728896" behindDoc="0" locked="0" layoutInCell="1" allowOverlap="1" wp14:anchorId="3004CD9A" wp14:editId="61FFFE83">
+                <wp:simplePos x="0" y="0"/>
+                <wp:positionH relativeFrom="column">
+                  <wp:posOffset>2469269</wp:posOffset>
+                </wp:positionH>
+                <wp:positionV relativeFrom="paragraph">
+                  <wp:posOffset>158580</wp:posOffset>
+                </wp:positionV>
+                <wp:extent cx="563245" cy="0"/>
+                <wp:effectExtent l="0" t="76200" r="27305" b="95250"/>
+                <wp:wrapNone/>
+                <wp:docPr id="146480887" name="Straight Arrow Connector 15"/>
+                <wp:cNvGraphicFramePr/>
+                <a:graphic xmlns:a="http://schemas.openxmlformats.org/drawingml/2006/main">
+                  <a:graphicData uri="http://schemas.microsoft.com/office/word/2010/wordprocessingShape">
+                    <wps:wsp>
+                      <wps:cNvCnPr/>
+                      <wps:spPr>
+                        <a:xfrm>
+                          <a:off x="0" y="0"/>
+                          <a:ext cx="563245" cy="0"/>
+                        </a:xfrm>
+                        <a:prstGeom prst="straightConnector1">
+                          <a:avLst/>
+                        </a:prstGeom>
+                        <a:ln>
+                          <a:solidFill>
+                            <a:schemeClr val="tx1"/>
+                          </a:solidFill>
+                          <a:tailEnd type="triangle"/>
+                        </a:ln>
+                      </wps:spPr>
+                      <wps:style>
+                        <a:lnRef idx="1">
+                          <a:schemeClr val="accent1"/>
+                        </a:lnRef>
+                        <a:fillRef idx="0">
+                          <a:schemeClr val="accent1"/>
+                        </a:fillRef>
+                        <a:effectRef idx="0">
+                          <a:schemeClr val="accent1"/>
+                        </a:effectRef>
+                        <a:fontRef idx="minor">
+                          <a:schemeClr val="tx1"/>
+                        </a:fontRef>
+                      </wps:style>
+                      <wps:bodyPr/>
+                    </wps:wsp>
+                  </a:graphicData>
+                </a:graphic>
+              </wp:anchor>
+            </w:drawing>
+          </mc:Choice>
+          <mc:Fallback>
+            <w:pict>
+              <v:shapetype w14:anchorId="2CC5C3C1" id="_x0000_t32" coordsize="21600,21600" o:spt="32" o:oned="t" path="m,l21600,21600e" filled="f">
+                <v:path arrowok="t" fillok="f" o:connecttype="none"/>
+                <o:lock v:ext="edit" shapetype="t"/>
+              </v:shapetype>
+              <v:shape id="Straight Arrow Connector 15" o:spid="_x0000_s1026" type="#_x0000_t32" style="position:absolute;margin-left:194.45pt;margin-top:12.5pt;width:44.35pt;height:0;z-index:251728896;visibility:visible;mso-wrap-style:square;mso-wrap-distance-left:9pt;mso-wrap-distance-top:0;mso-wrap-distance-right:9pt;mso-wrap-distance-bottom:0;mso-position-horizontal:absolute;mso-position-horizontal-relative:text;mso-position-vertical:absolute;mso-position-vertical-relative:text" o:gfxdata="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" strokecolor="black [3213]" strokeweight=".5pt">
+                <v:stroke endarrow="block" joinstyle="miter"/>
+              </v:shape>
+            </w:pict>
+          </mc:Fallback>
+        </mc:AlternateContent>
+      </w:r>
+    </w:p>
+    <w:p>
+      <w:pPr>
+        <w:spacing w:after="0" w:line="240" w:lineRule="auto"/>
+      </w:pPr>
+    </w:p>
+    <w:p>
+      <w:pPr>
+        <w:spacing w:after="0" w:line="240" w:lineRule="auto"/>
+      </w:pPr>
+      <w:r>
+        <w:rPr>
+          <w:noProof/>
+        </w:rPr>
+        <mc:AlternateContent>
+          <mc:Choice Requires="wps">
+            <w:drawing>
+              <wp:anchor distT="0" distB="0" distL="114300" distR="114300" simplePos="0" relativeHeight="251732992" behindDoc="0" locked="0" layoutInCell="1" allowOverlap="1" wp14:anchorId="671CE490" wp14:editId="0D9EDC05">
+                <wp:simplePos x="0" y="0"/>
+                <wp:positionH relativeFrom="column">
+                  <wp:posOffset>1441456</wp:posOffset>
+                </wp:positionH>
+                <wp:positionV relativeFrom="paragraph">
+                  <wp:posOffset>27405</wp:posOffset>
+                </wp:positionV>
+                <wp:extent cx="2805" cy="252442"/>
+                <wp:effectExtent l="76200" t="0" r="73660" b="52705"/>
+                <wp:wrapNone/>
+                <wp:docPr id="1567823812" name="Straight Arrow Connector 27"/>
+                <wp:cNvGraphicFramePr/>
+                <a:graphic xmlns:a="http://schemas.openxmlformats.org/drawingml/2006/main">
+                  <a:graphicData uri="http://schemas.microsoft.com/office/word/2010/wordprocessingShape">
+                    <wps:wsp>
+                      <wps:cNvCnPr/>
+                      <wps:spPr>
+                        <a:xfrm>
+                          <a:off x="0" y="0"/>
+                          <a:ext cx="2805" cy="252442"/>
+                        </a:xfrm>
+                        <a:prstGeom prst="straightConnector1">
+                          <a:avLst/>
+                        </a:prstGeom>
+                        <a:ln>
+                          <a:solidFill>
+                            <a:schemeClr val="tx1"/>
+                          </a:solidFill>
+                          <a:tailEnd type="triangle"/>
+                        </a:ln>
+                      </wps:spPr>
+                      <wps:style>
+                        <a:lnRef idx="1">
+                          <a:schemeClr val="accent1"/>
+                        </a:lnRef>
+                        <a:fillRef idx="0">
+                          <a:schemeClr val="accent1"/>
+                        </a:fillRef>
+                        <a:effectRef idx="0">
+                          <a:schemeClr val="accent1"/>
+                        </a:effectRef>
+                        <a:fontRef idx="minor">
+                          <a:schemeClr val="tx1"/>
+                        </a:fontRef>
+                      </wps:style>
+                      <wps:bodyPr/>
+                    </wps:wsp>
+                  </a:graphicData>
+                </a:graphic>
+                <wp14:sizeRelH relativeFrom="margin">
+                  <wp14:pctWidth>0</wp14:pctWidth>
+                </wp14:sizeRelH>
+                <wp14:sizeRelV relativeFrom="margin">
+                  <wp14:pctHeight>0</wp14:pctHeight>
+                </wp14:sizeRelV>
+              </wp:anchor>
+            </w:drawing>
+          </mc:Choice>
+          <mc:Fallback>
+            <w:pict>
+              <v:shape w14:anchorId="695A3B21" id="Straight Arrow Connector 27" o:spid="_x0000_s1026" type="#_x0000_t32" style="position:absolute;margin-left:113.5pt;margin-top:2.15pt;width:.2pt;height:19.9pt;z-index:251732992;visibility:visible;mso-wrap-style:square;mso-width-percent:0;mso-height-percent:0;mso-wrap-distance-left:9pt;mso-wrap-distance-top:0;mso-wrap-distance-right:9pt;mso-wrap-distance-bottom:0;mso-position-horizontal:absolute;mso-position-horizontal-relative:text;mso-position-vertical:absolute;mso-position-vertical-relative:text;mso-width-percent:0;mso-height-percent:0;mso-width-relative:margin;mso-height-relative:margin" o:gfxdata="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" strokecolor="black [3213]" strokeweight=".5pt">
+                <v:stroke endarrow="block" joinstyle="miter"/>
+              </v:shape>
+            </w:pict>
+          </mc:Fallback>
+        </mc:AlternateContent>
+      </w:r>
+    </w:p>
+    <w:p>
+      <w:pPr>
+        <w:spacing w:after="0" w:line="240" w:lineRule="auto"/>
+      </w:pPr>
+      <w:r>
+        <w:rPr>
+          <w:noProof/>
+        </w:rPr>
+        <mc:AlternateContent>
+          <mc:Choice Requires="wps">
+            <w:drawing>
+              <wp:anchor distT="0" distB="0" distL="114300" distR="114300" simplePos="0" relativeHeight="251670528" behindDoc="0" locked="0" layoutInCell="1" allowOverlap="1" wp14:anchorId="256BB765" wp14:editId="2075411B">
+                <wp:simplePos x="0" y="0"/>
+                <wp:positionH relativeFrom="column">
+                  <wp:posOffset>553301</wp:posOffset>
+                </wp:positionH>
+                <wp:positionV relativeFrom="paragraph">
+                  <wp:posOffset>117212</wp:posOffset>
+                </wp:positionV>
+                <wp:extent cx="1929130" cy="461010"/>
+                <wp:effectExtent l="0" t="0" r="13970" b="15240"/>
+                <wp:wrapNone/>
+                <wp:docPr id="8" name="Rectangle 8"/>
+                <wp:cNvGraphicFramePr/>
+                <a:graphic xmlns:a="http://schemas.openxmlformats.org/drawingml/2006/main">
+                  <a:graphicData uri="http://schemas.microsoft.com/office/word/2010/wordprocessingShape">
+                    <wps:wsp>
+                      <wps:cNvSpPr/>
+                      <wps:spPr>
+                        <a:xfrm>
+                          <a:off x="0" y="0"/>
+                          <a:ext cx="1929130" cy="461010"/>
+                        </a:xfrm>
+                        <a:prstGeom prst="rect">
+                          <a:avLst/>
+                        </a:prstGeom>
+                        <a:noFill/>
+                        <a:ln>
+                          <a:solidFill>
+                            <a:schemeClr val="tx1"/>
+                          </a:solidFill>
+                        </a:ln>
+                      </wps:spPr>
+                      <wps:style>
+                        <a:lnRef idx="2">
+                          <a:schemeClr val="accent1">
+                            <a:shade val="50000"/>
+                          </a:schemeClr>
+                        </a:lnRef>
+                        <a:fillRef idx="1">
+                          <a:schemeClr val="accent1"/>
+                        </a:fillRef>
+                        <a:effectRef idx="0">
+                          <a:schemeClr val="accent1"/>
+                        </a:effectRef>
+                        <a:fontRef idx="minor">
+                          <a:schemeClr val="lt1"/>
+                        </a:fontRef>
+                      </wps:style>
+                      <wps:txbx>
+                        <w:txbxContent>
+                          <w:p>
+                            <w:pPr>
+                              <w:spacing w:after="0" w:line="240" w:lineRule="auto"/>
+                              <w:rPr>
+                                <w:rFonts w:ascii="Arial" w:hAnsi="Arial" w:cs="Arial"/>
+                                <w:color w:val="000000" w:themeColor="text1"/>
+                                <w:sz w:val="18"/>
+                                <w:szCs w:val="20"/>
+                              </w:rPr>
+                            </w:pPr>
+                            <w:r>
+                              <w:rPr>
+                                <w:rFonts w:ascii="Arial" w:hAnsi="Arial" w:cs="Arial"/>
+                                <w:color w:val="000000" w:themeColor="text1"/>
+                                <w:sz w:val="18"/>
+                                <w:szCs w:val="20"/>
+                              </w:rPr>
+                              <w:t>Reports meeting formal inclusion criteria</w:t>
+                            </w:r>
+                            <w:r>
+                              <w:rPr>
+                                <w:rFonts w:ascii="Arial" w:hAnsi="Arial" w:cs="Arial"/>
+                                <w:color w:val="000000" w:themeColor="text1"/>
+                                <w:sz w:val="18"/>
+                                <w:szCs w:val="20"/>
+                              </w:rPr>
+                              <w:t xml:space="preserve"> </w:t>
+                            </w:r>
+                            <w:r>
+                              <w:rPr>
+                                <w:rFonts w:ascii="Arial" w:hAnsi="Arial" w:cs="Arial"/>
+                                <w:color w:val="000000" w:themeColor="text1"/>
+                                <w:sz w:val="18"/>
+                                <w:szCs w:val="20"/>
+                              </w:rPr>
+                              <w:t>(n = 34)</w:t>
+                            </w:r>
+                          </w:p>
+                        </w:txbxContent>
+                      </wps:txbx>
+                      <wps:bodyPr rot="0" spcFirstLastPara="0" vertOverflow="overflow" horzOverflow="overflow" vert="horz" wrap="square" lIns="91440" tIns="45720" rIns="91440" bIns="45720" numCol="1" spcCol="0" rtlCol="0" fromWordArt="0" anchor="ctr" anchorCtr="0" forceAA="0" compatLnSpc="1">
+                        <a:prstTxWarp prst="textNoShape">
+                          <a:avLst/>
+                        </a:prstTxWarp>
+                        <a:noAutofit/>
+                      </wps:bodyPr>
+                    </wps:wsp>
+                  </a:graphicData>
+                </a:graphic>
+                <wp14:sizeRelH relativeFrom="margin">
+                  <wp14:pctWidth>0</wp14:pctWidth>
+                </wp14:sizeRelH>
+                <wp14:sizeRelV relativeFrom="margin">
+                  <wp14:pctHeight>0</wp14:pctHeight>
+                </wp14:sizeRelV>
+              </wp:anchor>
+            </w:drawing>
+          </mc:Choice>
+          <mc:Fallback>
+            <w:pict>
+              <v:rect w14:anchorId="256BB765" id="Rectangle 8" o:spid="_x0000_s1037" style="position:absolute;margin-left:43.55pt;margin-top:9.25pt;width:151.9pt;height:36.3pt;z-index:251670528;visibility:visible;mso-wrap-style:square;mso-width-percent:0;mso-height-percent:0;mso-wrap-distance-left:9pt;mso-wrap-distance-top:0;mso-wrap-distance-right:9pt;mso-wrap-distance-bottom:0;mso-position-horizontal:absolute;mso-position-horizontal-relative:text;mso-position-vertical:absolute;mso-position-vertical-relative:text;mso-width-percent:0;mso-height-percent:0;mso-width-relative:margin;mso-height-relative:margin;v-text-anchor:middle" o:gfxdata="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" filled="f" strokecolor="black [3213]" strokeweight="1pt">
+                <v:textbox>
+                  <w:txbxContent>
+                    <w:p>
+                      <w:pPr>
+                        <w:spacing w:after="0" w:line="240" w:lineRule="auto"/>
+                        <w:rPr>
+                          <w:rFonts w:ascii="Arial" w:hAnsi="Arial" w:cs="Arial"/>
+                          <w:color w:val="000000" w:themeColor="text1"/>
+                          <w:sz w:val="18"/>
+                          <w:szCs w:val="20"/>
+                        </w:rPr>
+                      </w:pPr>
+                      <w:r>
+                        <w:rPr>
+                          <w:rFonts w:ascii="Arial" w:hAnsi="Arial" w:cs="Arial"/>
+                          <w:color w:val="000000" w:themeColor="text1"/>
+                          <w:sz w:val="18"/>
+                          <w:szCs w:val="20"/>
+                        </w:rPr>
+                        <w:t>Reports meeting formal inclusion criteria</w:t>
+                      </w:r>
+                      <w:r>
+                        <w:rPr>
+                          <w:rFonts w:ascii="Arial" w:hAnsi="Arial" w:cs="Arial"/>
+                          <w:color w:val="000000" w:themeColor="text1"/>
+                          <w:sz w:val="18"/>
+                          <w:szCs w:val="20"/>
+                        </w:rPr>
+                        <w:t xml:space="preserve"> </w:t>
+                      </w:r>
+                      <w:r>
+                        <w:rPr>
+                          <w:rFonts w:ascii="Arial" w:hAnsi="Arial" w:cs="Arial"/>
+                          <w:color w:val="000000" w:themeColor="text1"/>
+                          <w:sz w:val="18"/>
+                          <w:szCs w:val="20"/>
+                        </w:rPr>
+                        <w:t>(n = 34)</w:t>
+                      </w:r>
+                    </w:p>
+                  </w:txbxContent>
+                </v:textbox>
+              </v:rect>
+            </w:pict>
+          </mc:Fallback>
+        </mc:AlternateContent>
+      </w:r>
+    </w:p>
+    <w:p>
+      <w:pPr>
+        <w:spacing w:after="0" w:line="240" w:lineRule="auto"/>
+      </w:pPr>
+      <w:r>
+        <w:rPr>
+          <w:noProof/>
+        </w:rPr>
+        <mc:AlternateContent>
+          <mc:Choice Requires="wps">
+            <w:drawing>
+              <wp:anchor distT="0" distB="0" distL="114300" distR="114300" simplePos="0" relativeHeight="251685888" behindDoc="0" locked="0" layoutInCell="1" allowOverlap="1" wp14:anchorId="2DFD1A2A" wp14:editId="563CA05D">
+                <wp:simplePos x="0" y="0"/>
+                <wp:positionH relativeFrom="column">
+                  <wp:posOffset>2486025</wp:posOffset>
+                </wp:positionH>
+                <wp:positionV relativeFrom="paragraph">
+                  <wp:posOffset>150231</wp:posOffset>
                 </wp:positionV>
                 <wp:extent cx="563245" cy="0"/>
                 <wp:effectExtent l="0" t="76200" r="27305" b="95250"/>
@@ -5201,23 +3352,13 @@
           </mc:Choice>
           <mc:Fallback>
             <w:pict>
-              <v:shape w14:anchorId="4190DB36" id="Straight Arrow Connector 17" o:spid="_x0000_s1026" type="#_x0000_t32" style="position:absolute;margin-left:193.85pt;margin-top:13.4pt;width:44.35pt;height:0;z-index:251685888;visibility:visible;mso-wrap-style:square;mso-wrap-distance-left:9pt;mso-wrap-distance-top:0;mso-wrap-distance-right:9pt;mso-wrap-distance-bottom:0;mso-position-horizontal:absolute;mso-position-horizontal-relative:text;mso-position-vertical:absolute;mso-position-vertical-relative:text" o:gfxdata="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" strokecolor="black [3213]" strokeweight=".5pt">
+              <v:shape w14:anchorId="09D3569C" id="Straight Arrow Connector 17" o:spid="_x0000_s1026" type="#_x0000_t32" style="position:absolute;margin-left:195.75pt;margin-top:11.85pt;width:44.35pt;height:0;z-index:251685888;visibility:visible;mso-wrap-style:square;mso-wrap-distance-left:9pt;mso-wrap-distance-top:0;mso-wrap-distance-right:9pt;mso-wrap-distance-bottom:0;mso-position-horizontal:absolute;mso-position-horizontal-relative:text;mso-position-vertical:absolute;mso-position-vertical-relative:text" o:gfxdata="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" strokecolor="black [3213]" strokeweight=".5pt">
                 <v:stroke endarrow="block" joinstyle="miter"/>
               </v:shape>
             </w:pict>
           </mc:Fallback>
         </mc:AlternateContent>
       </w:r>
-    </w:p>
-    <w:p>
-      <w:pPr>
-        <w:spacing w:after="0" w:line="240" w:lineRule="auto"/>
-      </w:pPr>
-    </w:p>
-    <w:p>
-      <w:pPr>
-        <w:spacing w:after="0" w:line="240" w:lineRule="auto"/>
-      </w:pPr>
       <w:r>
         <w:rPr>
           <w:noProof/>
@@ -5225,16 +3366,325 @@
         <mc:AlternateContent>
           <mc:Choice Requires="wps">
             <w:drawing>
-              <wp:anchor distT="0" distB="0" distL="114300" distR="114300" simplePos="0" relativeHeight="251712512" behindDoc="0" locked="0" layoutInCell="1" allowOverlap="1" wp14:anchorId="214EDD5E" wp14:editId="3D44E789">
+              <wp:anchor distT="0" distB="0" distL="114300" distR="114300" simplePos="0" relativeHeight="251722752" behindDoc="0" locked="0" layoutInCell="1" allowOverlap="1" wp14:anchorId="73CCC501" wp14:editId="4CAE63C1">
                 <wp:simplePos x="0" y="0"/>
                 <wp:positionH relativeFrom="column">
-                  <wp:posOffset>1427112</wp:posOffset>
+                  <wp:posOffset>3047102</wp:posOffset>
                 </wp:positionH>
                 <wp:positionV relativeFrom="paragraph">
-                  <wp:posOffset>69451</wp:posOffset>
+                  <wp:posOffset>8446</wp:posOffset>
                 </wp:positionV>
-                <wp:extent cx="4138" cy="459268"/>
-                <wp:effectExtent l="76200" t="0" r="72390" b="55245"/>
+                <wp:extent cx="2956240" cy="802203"/>
+                <wp:effectExtent l="0" t="0" r="15875" b="17145"/>
+                <wp:wrapNone/>
+                <wp:docPr id="113304601" name="Rectangle 9"/>
+                <wp:cNvGraphicFramePr/>
+                <a:graphic xmlns:a="http://schemas.openxmlformats.org/drawingml/2006/main">
+                  <a:graphicData uri="http://schemas.microsoft.com/office/word/2010/wordprocessingShape">
+                    <wps:wsp>
+                      <wps:cNvSpPr/>
+                      <wps:spPr>
+                        <a:xfrm>
+                          <a:off x="0" y="0"/>
+                          <a:ext cx="2956240" cy="802203"/>
+                        </a:xfrm>
+                        <a:prstGeom prst="rect">
+                          <a:avLst/>
+                        </a:prstGeom>
+                        <a:noFill/>
+                        <a:ln>
+                          <a:solidFill>
+                            <a:schemeClr val="tx1"/>
+                          </a:solidFill>
+                        </a:ln>
+                      </wps:spPr>
+                      <wps:style>
+                        <a:lnRef idx="2">
+                          <a:schemeClr val="accent1">
+                            <a:shade val="50000"/>
+                          </a:schemeClr>
+                        </a:lnRef>
+                        <a:fillRef idx="1">
+                          <a:schemeClr val="accent1"/>
+                        </a:fillRef>
+                        <a:effectRef idx="0">
+                          <a:schemeClr val="accent1"/>
+                        </a:effectRef>
+                        <a:fontRef idx="minor">
+                          <a:schemeClr val="lt1"/>
+                        </a:fontRef>
+                      </wps:style>
+                      <wps:txbx>
+                        <w:txbxContent>
+                          <w:p>
+                            <w:pPr>
+                              <w:spacing w:after="0" w:line="240" w:lineRule="auto"/>
+                              <w:ind w:left="142"/>
+                              <w:rPr>
+                                <w:rFonts w:ascii="Arial" w:hAnsi="Arial" w:cs="Arial"/>
+                                <w:color w:val="000000" w:themeColor="text1"/>
+                                <w:sz w:val="18"/>
+                                <w:szCs w:val="20"/>
+                              </w:rPr>
+                            </w:pPr>
+                            <w:r>
+                              <w:rPr>
+                                <w:rFonts w:ascii="Arial" w:hAnsi="Arial" w:cs="Arial"/>
+                                <w:color w:val="000000" w:themeColor="text1"/>
+                                <w:sz w:val="18"/>
+                                <w:szCs w:val="20"/>
+                              </w:rPr>
+                              <w:t>Records excluded after post-search</w:t>
+                            </w:r>
+                          </w:p>
+                          <w:p>
+                            <w:pPr>
+                              <w:spacing w:after="0" w:line="240" w:lineRule="auto"/>
+                              <w:ind w:left="284"/>
+                              <w:rPr>
+                                <w:rFonts w:ascii="Arial" w:hAnsi="Arial" w:cs="Arial"/>
+                                <w:color w:val="000000" w:themeColor="text1"/>
+                                <w:sz w:val="18"/>
+                                <w:szCs w:val="20"/>
+                              </w:rPr>
+                            </w:pPr>
+                            <w:r>
+                              <w:rPr>
+                                <w:rFonts w:ascii="Arial" w:hAnsi="Arial" w:cs="Arial"/>
+                                <w:color w:val="000000" w:themeColor="text1"/>
+                                <w:sz w:val="18"/>
+                                <w:szCs w:val="20"/>
+                              </w:rPr>
+                              <w:t>integrity checking (n = 3):</w:t>
+                            </w:r>
+                          </w:p>
+                          <w:p>
+                            <w:pPr>
+                              <w:spacing w:after="0" w:line="240" w:lineRule="auto"/>
+                              <w:ind w:left="284"/>
+                              <w:rPr>
+                                <w:rFonts w:ascii="Arial" w:hAnsi="Arial" w:cs="Arial"/>
+                                <w:color w:val="000000" w:themeColor="text1"/>
+                                <w:sz w:val="18"/>
+                                <w:szCs w:val="20"/>
+                              </w:rPr>
+                            </w:pPr>
+                            <w:r>
+                              <w:rPr>
+                                <w:rFonts w:ascii="Arial" w:hAnsi="Arial" w:cs="Arial"/>
+                                <w:color w:val="000000" w:themeColor="text1"/>
+                                <w:sz w:val="18"/>
+                                <w:szCs w:val="20"/>
+                              </w:rPr>
+                              <w:t>Retracted by their publishers;</w:t>
+                            </w:r>
+                          </w:p>
+                          <w:p>
+                            <w:pPr>
+                              <w:spacing w:after="0" w:line="240" w:lineRule="auto"/>
+                              <w:ind w:left="284"/>
+                              <w:rPr>
+                                <w:rFonts w:ascii="Arial" w:hAnsi="Arial" w:cs="Arial"/>
+                                <w:color w:val="000000" w:themeColor="text1"/>
+                                <w:sz w:val="18"/>
+                                <w:szCs w:val="20"/>
+                              </w:rPr>
+                            </w:pPr>
+                            <w:r>
+                              <w:rPr>
+                                <w:rFonts w:ascii="Arial" w:hAnsi="Arial" w:cs="Arial"/>
+                                <w:color w:val="000000" w:themeColor="text1"/>
+                                <w:sz w:val="18"/>
+                                <w:szCs w:val="20"/>
+                              </w:rPr>
+                              <w:t>documented separately for ethical</w:t>
+                            </w:r>
+                          </w:p>
+                          <w:p>
+                            <w:pPr>
+                              <w:spacing w:after="0" w:line="240" w:lineRule="auto"/>
+                              <w:ind w:left="284"/>
+                              <w:rPr>
+                                <w:rFonts w:ascii="Arial" w:hAnsi="Arial" w:cs="Arial"/>
+                                <w:color w:val="000000" w:themeColor="text1"/>
+                                <w:sz w:val="18"/>
+                                <w:szCs w:val="20"/>
+                              </w:rPr>
+                            </w:pPr>
+                            <w:r>
+                              <w:rPr>
+                                <w:rFonts w:ascii="Arial" w:hAnsi="Arial" w:cs="Arial"/>
+                                <w:color w:val="000000" w:themeColor="text1"/>
+                                <w:sz w:val="18"/>
+                                <w:szCs w:val="20"/>
+                              </w:rPr>
+                              <w:t>reporting only (Section 2.7)</w:t>
+                            </w:r>
+                          </w:p>
+                        </w:txbxContent>
+                      </wps:txbx>
+                      <wps:bodyPr rot="0" spcFirstLastPara="0" vertOverflow="overflow" horzOverflow="overflow" vert="horz" wrap="square" lIns="0" tIns="0" rIns="0" bIns="0" numCol="1" spcCol="0" rtlCol="0" fromWordArt="0" anchor="ctr" anchorCtr="0" forceAA="0" compatLnSpc="1">
+                        <a:prstTxWarp prst="textNoShape">
+                          <a:avLst/>
+                        </a:prstTxWarp>
+                        <a:noAutofit/>
+                      </wps:bodyPr>
+                    </wps:wsp>
+                  </a:graphicData>
+                </a:graphic>
+                <wp14:sizeRelH relativeFrom="margin">
+                  <wp14:pctWidth>0</wp14:pctWidth>
+                </wp14:sizeRelH>
+                <wp14:sizeRelV relativeFrom="margin">
+                  <wp14:pctHeight>0</wp14:pctHeight>
+                </wp14:sizeRelV>
+              </wp:anchor>
+            </w:drawing>
+          </mc:Choice>
+          <mc:Fallback>
+            <w:pict>
+              <v:rect w14:anchorId="73CCC501" id="_x0000_s1038" style="position:absolute;margin-left:239.95pt;margin-top:.65pt;width:232.75pt;height:63.15pt;z-index:251722752;visibility:visible;mso-wrap-style:square;mso-width-percent:0;mso-height-percent:0;mso-wrap-distance-left:9pt;mso-wrap-distance-top:0;mso-wrap-distance-right:9pt;mso-wrap-distance-bottom:0;mso-position-horizontal:absolute;mso-position-horizontal-relative:text;mso-position-vertical:absolute;mso-position-vertical-relative:text;mso-width-percent:0;mso-height-percent:0;mso-width-relative:margin;mso-height-relative:margin;v-text-anchor:middle" o:gfxdata="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" filled="f" strokecolor="black [3213]" strokeweight="1pt">
+                <v:textbox inset="0,0,0,0">
+                  <w:txbxContent>
+                    <w:p>
+                      <w:pPr>
+                        <w:spacing w:after="0" w:line="240" w:lineRule="auto"/>
+                        <w:ind w:left="142"/>
+                        <w:rPr>
+                          <w:rFonts w:ascii="Arial" w:hAnsi="Arial" w:cs="Arial"/>
+                          <w:color w:val="000000" w:themeColor="text1"/>
+                          <w:sz w:val="18"/>
+                          <w:szCs w:val="20"/>
+                        </w:rPr>
+                      </w:pPr>
+                      <w:r>
+                        <w:rPr>
+                          <w:rFonts w:ascii="Arial" w:hAnsi="Arial" w:cs="Arial"/>
+                          <w:color w:val="000000" w:themeColor="text1"/>
+                          <w:sz w:val="18"/>
+                          <w:szCs w:val="20"/>
+                        </w:rPr>
+                        <w:t>Records excluded after post-search</w:t>
+                      </w:r>
+                    </w:p>
+                    <w:p>
+                      <w:pPr>
+                        <w:spacing w:after="0" w:line="240" w:lineRule="auto"/>
+                        <w:ind w:left="284"/>
+                        <w:rPr>
+                          <w:rFonts w:ascii="Arial" w:hAnsi="Arial" w:cs="Arial"/>
+                          <w:color w:val="000000" w:themeColor="text1"/>
+                          <w:sz w:val="18"/>
+                          <w:szCs w:val="20"/>
+                        </w:rPr>
+                      </w:pPr>
+                      <w:r>
+                        <w:rPr>
+                          <w:rFonts w:ascii="Arial" w:hAnsi="Arial" w:cs="Arial"/>
+                          <w:color w:val="000000" w:themeColor="text1"/>
+                          <w:sz w:val="18"/>
+                          <w:szCs w:val="20"/>
+                        </w:rPr>
+                        <w:t>integrity checking (n = 3):</w:t>
+                      </w:r>
+                    </w:p>
+                    <w:p>
+                      <w:pPr>
+                        <w:spacing w:after="0" w:line="240" w:lineRule="auto"/>
+                        <w:ind w:left="284"/>
+                        <w:rPr>
+                          <w:rFonts w:ascii="Arial" w:hAnsi="Arial" w:cs="Arial"/>
+                          <w:color w:val="000000" w:themeColor="text1"/>
+                          <w:sz w:val="18"/>
+                          <w:szCs w:val="20"/>
+                        </w:rPr>
+                      </w:pPr>
+                      <w:r>
+                        <w:rPr>
+                          <w:rFonts w:ascii="Arial" w:hAnsi="Arial" w:cs="Arial"/>
+                          <w:color w:val="000000" w:themeColor="text1"/>
+                          <w:sz w:val="18"/>
+                          <w:szCs w:val="20"/>
+                        </w:rPr>
+                        <w:t>Retracted by their publishers;</w:t>
+                      </w:r>
+                    </w:p>
+                    <w:p>
+                      <w:pPr>
+                        <w:spacing w:after="0" w:line="240" w:lineRule="auto"/>
+                        <w:ind w:left="284"/>
+                        <w:rPr>
+                          <w:rFonts w:ascii="Arial" w:hAnsi="Arial" w:cs="Arial"/>
+                          <w:color w:val="000000" w:themeColor="text1"/>
+                          <w:sz w:val="18"/>
+                          <w:szCs w:val="20"/>
+                        </w:rPr>
+                      </w:pPr>
+                      <w:r>
+                        <w:rPr>
+                          <w:rFonts w:ascii="Arial" w:hAnsi="Arial" w:cs="Arial"/>
+                          <w:color w:val="000000" w:themeColor="text1"/>
+                          <w:sz w:val="18"/>
+                          <w:szCs w:val="20"/>
+                        </w:rPr>
+                        <w:t>documented separately for ethical</w:t>
+                      </w:r>
+                    </w:p>
+                    <w:p>
+                      <w:pPr>
+                        <w:spacing w:after="0" w:line="240" w:lineRule="auto"/>
+                        <w:ind w:left="284"/>
+                        <w:rPr>
+                          <w:rFonts w:ascii="Arial" w:hAnsi="Arial" w:cs="Arial"/>
+                          <w:color w:val="000000" w:themeColor="text1"/>
+                          <w:sz w:val="18"/>
+                          <w:szCs w:val="20"/>
+                        </w:rPr>
+                      </w:pPr>
+                      <w:r>
+                        <w:rPr>
+                          <w:rFonts w:ascii="Arial" w:hAnsi="Arial" w:cs="Arial"/>
+                          <w:color w:val="000000" w:themeColor="text1"/>
+                          <w:sz w:val="18"/>
+                          <w:szCs w:val="20"/>
+                        </w:rPr>
+                        <w:t>reporting only (Section 2.7)</w:t>
+                      </w:r>
+                    </w:p>
+                  </w:txbxContent>
+                </v:textbox>
+              </v:rect>
+            </w:pict>
+          </mc:Fallback>
+        </mc:AlternateContent>
+      </w:r>
+    </w:p>
+    <w:p>
+      <w:pPr>
+        <w:spacing w:after="0" w:line="240" w:lineRule="auto"/>
+      </w:pPr>
+    </w:p>
+    <w:p>
+      <w:pPr>
+        <w:spacing w:after="0" w:line="240" w:lineRule="auto"/>
+      </w:pPr>
+      <w:r>
+        <w:rPr>
+          <w:noProof/>
+        </w:rPr>
+        <mc:AlternateContent>
+          <mc:Choice Requires="wps">
+            <w:drawing>
+              <wp:anchor distT="0" distB="0" distL="114300" distR="114300" simplePos="0" relativeHeight="251712512" behindDoc="0" locked="0" layoutInCell="1" allowOverlap="1" wp14:anchorId="214EDD5E" wp14:editId="17BE984B">
+                <wp:simplePos x="0" y="0"/>
+                <wp:positionH relativeFrom="column">
+                  <wp:posOffset>1452326</wp:posOffset>
+                </wp:positionH>
+                <wp:positionV relativeFrom="paragraph">
+                  <wp:posOffset>70913</wp:posOffset>
+                </wp:positionV>
+                <wp:extent cx="0" cy="547734"/>
+                <wp:effectExtent l="76200" t="0" r="57150" b="62230"/>
                 <wp:wrapNone/>
                 <wp:docPr id="1127251987" name="Straight Arrow Connector 36"/>
                 <wp:cNvGraphicFramePr/>
@@ -5243,9 +3693,9 @@
                     <wps:wsp>
                       <wps:cNvCnPr/>
                       <wps:spPr>
-                        <a:xfrm>
+                        <a:xfrm flipH="1">
                           <a:off x="0" y="0"/>
-                          <a:ext cx="4138" cy="459268"/>
+                          <a:ext cx="0" cy="547734"/>
                         </a:xfrm>
                         <a:prstGeom prst="straightConnector1">
                           <a:avLst/>
@@ -5286,11 +3736,7 @@
           </mc:Choice>
           <mc:Fallback>
             <w:pict>
-              <v:shapetype w14:anchorId="4AFA10E6" id="_x0000_t32" coordsize="21600,21600" o:spt="32" o:oned="t" path="m,l21600,21600e" filled="f">
-                <v:path arrowok="t" fillok="f" o:connecttype="none"/>
-                <o:lock v:ext="edit" shapetype="t"/>
-              </v:shapetype>
-              <v:shape id="Straight Arrow Connector 36" o:spid="_x0000_s1026" type="#_x0000_t32" style="position:absolute;margin-left:112.35pt;margin-top:5.45pt;width:.35pt;height:36.15pt;z-index:251712512;visibility:visible;mso-wrap-style:square;mso-width-percent:0;mso-height-percent:0;mso-wrap-distance-left:9pt;mso-wrap-distance-top:0;mso-wrap-distance-right:9pt;mso-wrap-distance-bottom:0;mso-position-horizontal:absolute;mso-position-horizontal-relative:text;mso-position-vertical:absolute;mso-position-vertical-relative:text;mso-width-percent:0;mso-height-percent:0;mso-width-relative:margin;mso-height-relative:margin" o:gfxdata="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" strokecolor="black [3213]" strokeweight=".5pt">
+              <v:shape w14:anchorId="5655BEE6" id="Straight Arrow Connector 36" o:spid="_x0000_s1026" type="#_x0000_t32" style="position:absolute;margin-left:114.35pt;margin-top:5.6pt;width:0;height:43.15pt;flip:x;z-index:251712512;visibility:visible;mso-wrap-style:square;mso-width-percent:0;mso-height-percent:0;mso-wrap-distance-left:9pt;mso-wrap-distance-top:0;mso-wrap-distance-right:9pt;mso-wrap-distance-bottom:0;mso-position-horizontal:absolute;mso-position-horizontal-relative:text;mso-position-vertical:absolute;mso-position-vertical-relative:text;mso-width-percent:0;mso-height-percent:0;mso-width-relative:margin;mso-height-relative:margin" o:gfxdata="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" strokecolor="black [3213]" strokeweight=".5pt">
                 <v:stroke endarrow="block" joinstyle="miter"/>
               </v:shape>
             </w:pict>
@@ -5319,18 +3765,18 @@
         <mc:AlternateContent>
           <mc:Choice Requires="wps">
             <w:drawing>
-              <wp:anchor distT="0" distB="0" distL="114300" distR="114300" simplePos="0" relativeHeight="251678720" behindDoc="0" locked="0" layoutInCell="1" allowOverlap="1" wp14:anchorId="2957DE69" wp14:editId="018BF942">
+              <wp:anchor distT="0" distB="0" distL="114300" distR="114300" simplePos="0" relativeHeight="251730944" behindDoc="0" locked="0" layoutInCell="1" allowOverlap="1" wp14:anchorId="2981E01D" wp14:editId="646EAEB6">
                 <wp:simplePos x="0" y="0"/>
                 <wp:positionH relativeFrom="column">
-                  <wp:posOffset>600501</wp:posOffset>
+                  <wp:posOffset>526553</wp:posOffset>
                 </wp:positionH>
                 <wp:positionV relativeFrom="paragraph">
-                  <wp:posOffset>5640</wp:posOffset>
+                  <wp:posOffset>105486</wp:posOffset>
                 </wp:positionV>
-                <wp:extent cx="3330054" cy="1023582"/>
-                <wp:effectExtent l="0" t="0" r="22860" b="24765"/>
+                <wp:extent cx="1929130" cy="255905"/>
+                <wp:effectExtent l="0" t="0" r="13970" b="10795"/>
                 <wp:wrapNone/>
-                <wp:docPr id="13" name="Rectangle 13"/>
+                <wp:docPr id="1876723288" name="Rectangle 8"/>
                 <wp:cNvGraphicFramePr/>
                 <a:graphic xmlns:a="http://schemas.openxmlformats.org/drawingml/2006/main">
                   <a:graphicData uri="http://schemas.microsoft.com/office/word/2010/wordprocessingShape">
@@ -5339,7 +3785,7 @@
                       <wps:spPr>
                         <a:xfrm>
                           <a:off x="0" y="0"/>
-                          <a:ext cx="3330054" cy="1023582"/>
+                          <a:ext cx="1929130" cy="255905"/>
                         </a:xfrm>
                         <a:prstGeom prst="rect">
                           <a:avLst/>
@@ -5377,7 +3823,6 @@
                                 <w:color w:val="000000" w:themeColor="text1"/>
                                 <w:sz w:val="18"/>
                                 <w:szCs w:val="20"/>
-                                <w:lang w:val="en-US"/>
                               </w:rPr>
                             </w:pPr>
                             <w:r>
@@ -5386,119 +3831,26 @@
                                 <w:color w:val="000000" w:themeColor="text1"/>
                                 <w:sz w:val="18"/>
                                 <w:szCs w:val="20"/>
-                                <w:lang w:val="en-US"/>
-                              </w:rPr>
-                              <w:t>Studies eligible for main synthesis (n = 24)</w:t>
+                              </w:rPr>
+                              <w:t>Studies not retracted</w:t>
                             </w:r>
-                          </w:p>
-                          <w:p>
-                            <w:pPr>
-                              <w:spacing w:after="0" w:line="240" w:lineRule="auto"/>
-                              <w:rPr>
-                                <w:rFonts w:ascii="Arial" w:hAnsi="Arial" w:cs="Arial"/>
-                                <w:color w:val="000000" w:themeColor="text1"/>
-                                <w:sz w:val="18"/>
-                                <w:szCs w:val="20"/>
-                                <w:lang w:val="en-US"/>
-                              </w:rPr>
-                            </w:pPr>
                             <w:r>
                               <w:rPr>
                                 <w:rFonts w:ascii="Arial" w:hAnsi="Arial" w:cs="Arial"/>
                                 <w:color w:val="000000" w:themeColor="text1"/>
                                 <w:sz w:val="18"/>
                                 <w:szCs w:val="20"/>
-                                <w:lang w:val="en-US"/>
-                              </w:rPr>
-                              <w:t>Contextual reference studies, outside strict</w:t>
+                              </w:rPr>
+                              <w:t xml:space="preserve"> </w:t>
                             </w:r>
-                          </w:p>
-                          <w:p>
-                            <w:pPr>
-                              <w:spacing w:after="0" w:line="240" w:lineRule="auto"/>
-                              <w:rPr>
-                                <w:rFonts w:ascii="Arial" w:hAnsi="Arial" w:cs="Arial"/>
-                                <w:color w:val="000000" w:themeColor="text1"/>
-                                <w:sz w:val="18"/>
-                                <w:szCs w:val="20"/>
-                                <w:lang w:val="en-US"/>
-                              </w:rPr>
-                            </w:pPr>
                             <w:r>
                               <w:rPr>
                                 <w:rFonts w:ascii="Arial" w:hAnsi="Arial" w:cs="Arial"/>
                                 <w:color w:val="000000" w:themeColor="text1"/>
                                 <w:sz w:val="18"/>
                                 <w:szCs w:val="20"/>
-                                <w:lang w:val="en-US"/>
-                              </w:rPr>
-                              <w:t>eligible set (n = 7)</w:t>
-                            </w:r>
-                          </w:p>
-                          <w:p>
-                            <w:pPr>
-                              <w:spacing w:after="0" w:line="240" w:lineRule="auto"/>
-                              <w:rPr>
-                                <w:rFonts w:ascii="Arial" w:hAnsi="Arial" w:cs="Arial"/>
-                                <w:color w:val="000000" w:themeColor="text1"/>
-                                <w:sz w:val="18"/>
-                                <w:szCs w:val="20"/>
-                                <w:lang w:val="en-US"/>
-                              </w:rPr>
-                            </w:pPr>
-                            <w:r>
-                              <w:rPr>
-                                <w:rFonts w:ascii="Arial" w:hAnsi="Arial" w:cs="Arial"/>
-                                <w:color w:val="000000" w:themeColor="text1"/>
-                                <w:sz w:val="18"/>
-                                <w:szCs w:val="20"/>
-                                <w:lang w:val="en-US"/>
-                              </w:rPr>
-                              <w:t>Retracted studies retained for ethical</w:t>
-                            </w:r>
-                          </w:p>
-                          <w:p>
-                            <w:pPr>
-                              <w:spacing w:after="0" w:line="240" w:lineRule="auto"/>
-                              <w:rPr>
-                                <w:rFonts w:ascii="Arial" w:hAnsi="Arial" w:cs="Arial"/>
-                                <w:color w:val="000000" w:themeColor="text1"/>
-                                <w:sz w:val="18"/>
-                                <w:szCs w:val="20"/>
-                                <w:lang w:val="en-US"/>
-                              </w:rPr>
-                            </w:pPr>
-                            <w:r>
-                              <w:rPr>
-                                <w:rFonts w:ascii="Arial" w:hAnsi="Arial" w:cs="Arial"/>
-                                <w:color w:val="000000" w:themeColor="text1"/>
-                                <w:sz w:val="18"/>
-                                <w:szCs w:val="20"/>
-                                <w:lang w:val="en-US"/>
-                              </w:rPr>
-                              <w:t>documentation only (n = 3)</w:t>
-                            </w:r>
-                          </w:p>
-                          <w:p>
-                            <w:pPr>
-                              <w:spacing w:after="0" w:line="240" w:lineRule="auto"/>
-                              <w:rPr>
-                                <w:rFonts w:ascii="Arial" w:hAnsi="Arial" w:cs="Arial"/>
-                                <w:color w:val="000000" w:themeColor="text1"/>
-                                <w:sz w:val="18"/>
-                                <w:szCs w:val="20"/>
-                                <w:lang w:val="en-US"/>
-                              </w:rPr>
-                            </w:pPr>
-                            <w:r>
-                              <w:rPr>
-                                <w:rFonts w:ascii="Arial" w:hAnsi="Arial" w:cs="Arial"/>
-                                <w:color w:val="000000" w:themeColor="text1"/>
-                                <w:sz w:val="18"/>
-                                <w:szCs w:val="20"/>
-                                <w:lang w:val="en-US"/>
-                              </w:rPr>
-                              <w:t>Total identified for analysis (n = 34)</w:t>
+                              </w:rPr>
+                              <w:t>(n = 31)</w:t>
                             </w:r>
                           </w:p>
                         </w:txbxContent>
@@ -5523,7 +3875,7 @@
           </mc:Choice>
           <mc:Fallback>
             <w:pict>
-              <v:rect w14:anchorId="2957DE69" id="Rectangle 13" o:spid="_x0000_s1037" style="position:absolute;margin-left:47.3pt;margin-top:.45pt;width:262.2pt;height:80.6pt;z-index:251678720;visibility:visible;mso-wrap-style:square;mso-width-percent:0;mso-height-percent:0;mso-wrap-distance-left:9pt;mso-wrap-distance-top:0;mso-wrap-distance-right:9pt;mso-wrap-distance-bottom:0;mso-position-horizontal:absolute;mso-position-horizontal-relative:text;mso-position-vertical:absolute;mso-position-vertical-relative:text;mso-width-percent:0;mso-height-percent:0;mso-width-relative:margin;mso-height-relative:margin;v-text-anchor:middle" o:gfxdata="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" filled="f" strokecolor="black [3213]" strokeweight="1pt">
+              <v:rect w14:anchorId="2981E01D" id="_x0000_s1039" style="position:absolute;margin-left:41.45pt;margin-top:8.3pt;width:151.9pt;height:20.15pt;z-index:251730944;visibility:visible;mso-wrap-style:square;mso-width-percent:0;mso-height-percent:0;mso-wrap-distance-left:9pt;mso-wrap-distance-top:0;mso-wrap-distance-right:9pt;mso-wrap-distance-bottom:0;mso-position-horizontal:absolute;mso-position-horizontal-relative:text;mso-position-vertical:absolute;mso-position-vertical-relative:text;mso-width-percent:0;mso-height-percent:0;mso-width-relative:margin;mso-height-relative:margin;v-text-anchor:middle" o:gfxdata="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" filled="f" strokecolor="black [3213]" strokeweight="1pt">
                 <v:textbox>
                   <w:txbxContent>
                     <w:p>
@@ -5534,7 +3886,6 @@
                           <w:color w:val="000000" w:themeColor="text1"/>
                           <w:sz w:val="18"/>
                           <w:szCs w:val="20"/>
-                          <w:lang w:val="en-US"/>
                         </w:rPr>
                       </w:pPr>
                       <w:r>
@@ -5543,9 +3894,225 @@
                           <w:color w:val="000000" w:themeColor="text1"/>
                           <w:sz w:val="18"/>
                           <w:szCs w:val="20"/>
+                        </w:rPr>
+                        <w:t>Studies not retracted</w:t>
+                      </w:r>
+                      <w:r>
+                        <w:rPr>
+                          <w:rFonts w:ascii="Arial" w:hAnsi="Arial" w:cs="Arial"/>
+                          <w:color w:val="000000" w:themeColor="text1"/>
+                          <w:sz w:val="18"/>
+                          <w:szCs w:val="20"/>
+                        </w:rPr>
+                        <w:t xml:space="preserve"> </w:t>
+                      </w:r>
+                      <w:r>
+                        <w:rPr>
+                          <w:rFonts w:ascii="Arial" w:hAnsi="Arial" w:cs="Arial"/>
+                          <w:color w:val="000000" w:themeColor="text1"/>
+                          <w:sz w:val="18"/>
+                          <w:szCs w:val="20"/>
+                        </w:rPr>
+                        <w:t>(n = 31)</w:t>
+                      </w:r>
+                    </w:p>
+                  </w:txbxContent>
+                </v:textbox>
+              </v:rect>
+            </w:pict>
+          </mc:Fallback>
+        </mc:AlternateContent>
+      </w:r>
+      <w:r>
+        <w:rPr>
+          <w:noProof/>
+        </w:rPr>
+        <mc:AlternateContent>
+          <mc:Choice Requires="wps">
+            <w:drawing>
+              <wp:anchor distT="0" distB="0" distL="114300" distR="114300" simplePos="0" relativeHeight="251678720" behindDoc="0" locked="0" layoutInCell="1" allowOverlap="1" wp14:anchorId="2957DE69" wp14:editId="1ED2072F">
+                <wp:simplePos x="0" y="0"/>
+                <wp:positionH relativeFrom="column">
+                  <wp:posOffset>3037439</wp:posOffset>
+                </wp:positionH>
+                <wp:positionV relativeFrom="paragraph">
+                  <wp:posOffset>75785</wp:posOffset>
+                </wp:positionV>
+                <wp:extent cx="2620978" cy="683537"/>
+                <wp:effectExtent l="0" t="0" r="27305" b="21590"/>
+                <wp:wrapNone/>
+                <wp:docPr id="13" name="Rectangle 13"/>
+                <wp:cNvGraphicFramePr/>
+                <a:graphic xmlns:a="http://schemas.openxmlformats.org/drawingml/2006/main">
+                  <a:graphicData uri="http://schemas.microsoft.com/office/word/2010/wordprocessingShape">
+                    <wps:wsp>
+                      <wps:cNvSpPr/>
+                      <wps:spPr>
+                        <a:xfrm>
+                          <a:off x="0" y="0"/>
+                          <a:ext cx="2620978" cy="683537"/>
+                        </a:xfrm>
+                        <a:prstGeom prst="rect">
+                          <a:avLst/>
+                        </a:prstGeom>
+                        <a:noFill/>
+                        <a:ln>
+                          <a:solidFill>
+                            <a:schemeClr val="tx1"/>
+                          </a:solidFill>
+                        </a:ln>
+                      </wps:spPr>
+                      <wps:style>
+                        <a:lnRef idx="2">
+                          <a:schemeClr val="accent1">
+                            <a:shade val="50000"/>
+                          </a:schemeClr>
+                        </a:lnRef>
+                        <a:fillRef idx="1">
+                          <a:schemeClr val="accent1"/>
+                        </a:fillRef>
+                        <a:effectRef idx="0">
+                          <a:schemeClr val="accent1"/>
+                        </a:effectRef>
+                        <a:fontRef idx="minor">
+                          <a:schemeClr val="lt1"/>
+                        </a:fontRef>
+                      </wps:style>
+                      <wps:txbx>
+                        <w:txbxContent>
+                          <w:p>
+                            <w:pPr>
+                              <w:spacing w:after="0" w:line="240" w:lineRule="auto"/>
+                              <w:rPr>
+                                <w:rFonts w:ascii="Arial" w:hAnsi="Arial" w:cs="Arial"/>
+                                <w:color w:val="000000" w:themeColor="text1"/>
+                                <w:sz w:val="18"/>
+                                <w:szCs w:val="20"/>
+                                <w:lang w:val="en-US"/>
+                              </w:rPr>
+                            </w:pPr>
+                            <w:r>
+                              <w:rPr>
+                                <w:rFonts w:ascii="Arial" w:hAnsi="Arial" w:cs="Arial"/>
+                                <w:color w:val="000000" w:themeColor="text1"/>
+                                <w:sz w:val="18"/>
+                                <w:szCs w:val="20"/>
+                                <w:lang w:val="en-US"/>
+                              </w:rPr>
+                              <w:t>Studies classified as contextual reference</w:t>
+                            </w:r>
+                          </w:p>
+                          <w:p>
+                            <w:pPr>
+                              <w:spacing w:after="0" w:line="240" w:lineRule="auto"/>
+                              <w:rPr>
+                                <w:rFonts w:ascii="Arial" w:hAnsi="Arial" w:cs="Arial"/>
+                                <w:color w:val="000000" w:themeColor="text1"/>
+                                <w:sz w:val="18"/>
+                                <w:szCs w:val="20"/>
+                                <w:lang w:val="en-US"/>
+                              </w:rPr>
+                            </w:pPr>
+                            <w:r>
+                              <w:rPr>
+                                <w:rFonts w:ascii="Arial" w:hAnsi="Arial" w:cs="Arial"/>
+                                <w:color w:val="000000" w:themeColor="text1"/>
+                                <w:sz w:val="18"/>
+                                <w:szCs w:val="20"/>
+                                <w:lang w:val="en-US"/>
+                              </w:rPr>
+                              <w:t>outside the eligible set (n = 7)</w:t>
+                            </w:r>
+                          </w:p>
+                          <w:p>
+                            <w:pPr>
+                              <w:spacing w:after="0" w:line="240" w:lineRule="auto"/>
+                              <w:rPr>
+                                <w:rFonts w:ascii="Arial" w:hAnsi="Arial" w:cs="Arial"/>
+                                <w:color w:val="000000" w:themeColor="text1"/>
+                                <w:sz w:val="18"/>
+                                <w:szCs w:val="20"/>
+                                <w:lang w:val="en-US"/>
+                              </w:rPr>
+                            </w:pPr>
+                            <w:r>
+                              <w:rPr>
+                                <w:rFonts w:ascii="Arial" w:hAnsi="Arial" w:cs="Arial"/>
+                                <w:color w:val="000000" w:themeColor="text1"/>
+                                <w:sz w:val="18"/>
+                                <w:szCs w:val="20"/>
+                                <w:lang w:val="en-US"/>
+                              </w:rPr>
+                              <w:t>Non-facial modalities or adult-only participants;</w:t>
+                            </w:r>
+                          </w:p>
+                          <w:p>
+                            <w:pPr>
+                              <w:spacing w:after="0" w:line="240" w:lineRule="auto"/>
+                              <w:rPr>
+                                <w:rFonts w:ascii="Arial" w:hAnsi="Arial" w:cs="Arial"/>
+                                <w:color w:val="000000" w:themeColor="text1"/>
+                                <w:sz w:val="18"/>
+                                <w:szCs w:val="20"/>
+                                <w:lang w:val="en-US"/>
+                              </w:rPr>
+                            </w:pPr>
+                            <w:r>
+                              <w:rPr>
+                                <w:rFonts w:ascii="Arial" w:hAnsi="Arial" w:cs="Arial"/>
+                                <w:color w:val="000000" w:themeColor="text1"/>
+                                <w:sz w:val="18"/>
+                                <w:szCs w:val="20"/>
+                                <w:lang w:val="en-US"/>
+                              </w:rPr>
+                              <w:t>documented in Supplementary Material S4</w:t>
+                            </w:r>
+                          </w:p>
+                        </w:txbxContent>
+                      </wps:txbx>
+                      <wps:bodyPr rot="0" spcFirstLastPara="0" vertOverflow="overflow" horzOverflow="overflow" vert="horz" wrap="square" lIns="91440" tIns="45720" rIns="91440" bIns="45720" numCol="1" spcCol="0" rtlCol="0" fromWordArt="0" anchor="ctr" anchorCtr="0" forceAA="0" compatLnSpc="1">
+                        <a:prstTxWarp prst="textNoShape">
+                          <a:avLst/>
+                        </a:prstTxWarp>
+                        <a:noAutofit/>
+                      </wps:bodyPr>
+                    </wps:wsp>
+                  </a:graphicData>
+                </a:graphic>
+                <wp14:sizeRelH relativeFrom="margin">
+                  <wp14:pctWidth>0</wp14:pctWidth>
+                </wp14:sizeRelH>
+                <wp14:sizeRelV relativeFrom="margin">
+                  <wp14:pctHeight>0</wp14:pctHeight>
+                </wp14:sizeRelV>
+              </wp:anchor>
+            </w:drawing>
+          </mc:Choice>
+          <mc:Fallback>
+            <w:pict>
+              <v:rect w14:anchorId="2957DE69" id="Rectangle 13" o:spid="_x0000_s1040" style="position:absolute;margin-left:239.15pt;margin-top:5.95pt;width:206.4pt;height:53.8pt;z-index:251678720;visibility:visible;mso-wrap-style:square;mso-width-percent:0;mso-height-percent:0;mso-wrap-distance-left:9pt;mso-wrap-distance-top:0;mso-wrap-distance-right:9pt;mso-wrap-distance-bottom:0;mso-position-horizontal:absolute;mso-position-horizontal-relative:text;mso-position-vertical:absolute;mso-position-vertical-relative:text;mso-width-percent:0;mso-height-percent:0;mso-width-relative:margin;mso-height-relative:margin;v-text-anchor:middle" o:gfxdata="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" filled="f" strokecolor="black [3213]" strokeweight="1pt">
+                <v:textbox>
+                  <w:txbxContent>
+                    <w:p>
+                      <w:pPr>
+                        <w:spacing w:after="0" w:line="240" w:lineRule="auto"/>
+                        <w:rPr>
+                          <w:rFonts w:ascii="Arial" w:hAnsi="Arial" w:cs="Arial"/>
+                          <w:color w:val="000000" w:themeColor="text1"/>
+                          <w:sz w:val="18"/>
+                          <w:szCs w:val="20"/>
                           <w:lang w:val="en-US"/>
                         </w:rPr>
-                        <w:t>Studies eligible for main synthesis (n = 24)</w:t>
+                      </w:pPr>
+                      <w:r>
+                        <w:rPr>
+                          <w:rFonts w:ascii="Arial" w:hAnsi="Arial" w:cs="Arial"/>
+                          <w:color w:val="000000" w:themeColor="text1"/>
+                          <w:sz w:val="18"/>
+                          <w:szCs w:val="20"/>
+                          <w:lang w:val="en-US"/>
+                        </w:rPr>
+                        <w:t>Studies classified as contextual reference</w:t>
                       </w:r>
                     </w:p>
                     <w:p>
@@ -5567,7 +4134,7 @@
                           <w:szCs w:val="20"/>
                           <w:lang w:val="en-US"/>
                         </w:rPr>
-                        <w:t>Contextual reference studies, outside strict</w:t>
+                        <w:t>outside the eligible set (n = 7)</w:t>
                       </w:r>
                     </w:p>
                     <w:p>
@@ -5589,7 +4156,7 @@
                           <w:szCs w:val="20"/>
                           <w:lang w:val="en-US"/>
                         </w:rPr>
-                        <w:t>eligible set (n = 7)</w:t>
+                        <w:t>Non-facial modalities or adult-only participants;</w:t>
                       </w:r>
                     </w:p>
                     <w:p>
@@ -5611,51 +4178,7 @@
                           <w:szCs w:val="20"/>
                           <w:lang w:val="en-US"/>
                         </w:rPr>
-                        <w:t>Retracted studies retained for ethical</w:t>
-                      </w:r>
-                    </w:p>
-                    <w:p>
-                      <w:pPr>
-                        <w:spacing w:after="0" w:line="240" w:lineRule="auto"/>
-                        <w:rPr>
-                          <w:rFonts w:ascii="Arial" w:hAnsi="Arial" w:cs="Arial"/>
-                          <w:color w:val="000000" w:themeColor="text1"/>
-                          <w:sz w:val="18"/>
-                          <w:szCs w:val="20"/>
-                          <w:lang w:val="en-US"/>
-                        </w:rPr>
-                      </w:pPr>
-                      <w:r>
-                        <w:rPr>
-                          <w:rFonts w:ascii="Arial" w:hAnsi="Arial" w:cs="Arial"/>
-                          <w:color w:val="000000" w:themeColor="text1"/>
-                          <w:sz w:val="18"/>
-                          <w:szCs w:val="20"/>
-                          <w:lang w:val="en-US"/>
-                        </w:rPr>
-                        <w:t>documentation only (n = 3)</w:t>
-                      </w:r>
-                    </w:p>
-                    <w:p>
-                      <w:pPr>
-                        <w:spacing w:after="0" w:line="240" w:lineRule="auto"/>
-                        <w:rPr>
-                          <w:rFonts w:ascii="Arial" w:hAnsi="Arial" w:cs="Arial"/>
-                          <w:color w:val="000000" w:themeColor="text1"/>
-                          <w:sz w:val="18"/>
-                          <w:szCs w:val="20"/>
-                          <w:lang w:val="en-US"/>
-                        </w:rPr>
-                      </w:pPr>
-                      <w:r>
-                        <w:rPr>
-                          <w:rFonts w:ascii="Arial" w:hAnsi="Arial" w:cs="Arial"/>
-                          <w:color w:val="000000" w:themeColor="text1"/>
-                          <w:sz w:val="18"/>
-                          <w:szCs w:val="20"/>
-                          <w:lang w:val="en-US"/>
-                        </w:rPr>
-                        <w:t>Total identified for analysis (n = 34)</w:t>
+                        <w:t>documented in Supplementary Material S4</w:t>
                       </w:r>
                     </w:p>
                   </w:txbxContent>
@@ -5677,13 +4200,301 @@
         <mc:AlternateContent>
           <mc:Choice Requires="wps">
             <w:drawing>
-              <wp:anchor distT="0" distB="0" distL="114300" distR="114300" simplePos="0" relativeHeight="251705344" behindDoc="0" locked="0" layoutInCell="1" allowOverlap="1" wp14:anchorId="291789E9" wp14:editId="5C658856">
+              <wp:anchor distT="0" distB="0" distL="114300" distR="114300" simplePos="0" relativeHeight="251735040" behindDoc="0" locked="0" layoutInCell="1" allowOverlap="1" wp14:anchorId="25DA0E6E" wp14:editId="2D119322">
                 <wp:simplePos x="0" y="0"/>
                 <wp:positionH relativeFrom="column">
-                  <wp:posOffset>-136208</wp:posOffset>
+                  <wp:posOffset>2465139</wp:posOffset>
                 </wp:positionH>
                 <wp:positionV relativeFrom="paragraph">
-                  <wp:posOffset>135877</wp:posOffset>
+                  <wp:posOffset>79237</wp:posOffset>
+                </wp:positionV>
+                <wp:extent cx="563245" cy="0"/>
+                <wp:effectExtent l="0" t="76200" r="27305" b="95250"/>
+                <wp:wrapNone/>
+                <wp:docPr id="1460190185" name="Straight Arrow Connector 17"/>
+                <wp:cNvGraphicFramePr/>
+                <a:graphic xmlns:a="http://schemas.openxmlformats.org/drawingml/2006/main">
+                  <a:graphicData uri="http://schemas.microsoft.com/office/word/2010/wordprocessingShape">
+                    <wps:wsp>
+                      <wps:cNvCnPr/>
+                      <wps:spPr>
+                        <a:xfrm>
+                          <a:off x="0" y="0"/>
+                          <a:ext cx="563245" cy="0"/>
+                        </a:xfrm>
+                        <a:prstGeom prst="straightConnector1">
+                          <a:avLst/>
+                        </a:prstGeom>
+                        <a:ln>
+                          <a:solidFill>
+                            <a:schemeClr val="tx1"/>
+                          </a:solidFill>
+                          <a:tailEnd type="triangle"/>
+                        </a:ln>
+                      </wps:spPr>
+                      <wps:style>
+                        <a:lnRef idx="1">
+                          <a:schemeClr val="accent1"/>
+                        </a:lnRef>
+                        <a:fillRef idx="0">
+                          <a:schemeClr val="accent1"/>
+                        </a:fillRef>
+                        <a:effectRef idx="0">
+                          <a:schemeClr val="accent1"/>
+                        </a:effectRef>
+                        <a:fontRef idx="minor">
+                          <a:schemeClr val="tx1"/>
+                        </a:fontRef>
+                      </wps:style>
+                      <wps:bodyPr/>
+                    </wps:wsp>
+                  </a:graphicData>
+                </a:graphic>
+              </wp:anchor>
+            </w:drawing>
+          </mc:Choice>
+          <mc:Fallback>
+            <w:pict>
+              <v:shape w14:anchorId="57F1AC0D" id="Straight Arrow Connector 17" o:spid="_x0000_s1026" type="#_x0000_t32" style="position:absolute;margin-left:194.1pt;margin-top:6.25pt;width:44.35pt;height:0;z-index:251735040;visibility:visible;mso-wrap-style:square;mso-wrap-distance-left:9pt;mso-wrap-distance-top:0;mso-wrap-distance-right:9pt;mso-wrap-distance-bottom:0;mso-position-horizontal:absolute;mso-position-horizontal-relative:text;mso-position-vertical:absolute;mso-position-vertical-relative:text" o:gfxdata="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" strokecolor="black [3213]" strokeweight=".5pt">
+                <v:stroke endarrow="block" joinstyle="miter"/>
+              </v:shape>
+            </w:pict>
+          </mc:Fallback>
+        </mc:AlternateContent>
+      </w:r>
+    </w:p>
+    <w:p>
+      <w:pPr>
+        <w:spacing w:after="0" w:line="240" w:lineRule="auto"/>
+      </w:pPr>
+      <w:r>
+        <w:rPr>
+          <w:noProof/>
+        </w:rPr>
+        <mc:AlternateContent>
+          <mc:Choice Requires="wps">
+            <w:drawing>
+              <wp:anchor distT="0" distB="0" distL="114300" distR="114300" simplePos="0" relativeHeight="251737088" behindDoc="0" locked="0" layoutInCell="1" allowOverlap="1" wp14:anchorId="23C1261D" wp14:editId="6B7449A8">
+                <wp:simplePos x="0" y="0"/>
+                <wp:positionH relativeFrom="column">
+                  <wp:posOffset>1461380</wp:posOffset>
+                </wp:positionH>
+                <wp:positionV relativeFrom="paragraph">
+                  <wp:posOffset>38081</wp:posOffset>
+                </wp:positionV>
+                <wp:extent cx="0" cy="493414"/>
+                <wp:effectExtent l="76200" t="0" r="57150" b="59055"/>
+                <wp:wrapNone/>
+                <wp:docPr id="66002278" name="Straight Arrow Connector 27"/>
+                <wp:cNvGraphicFramePr/>
+                <a:graphic xmlns:a="http://schemas.openxmlformats.org/drawingml/2006/main">
+                  <a:graphicData uri="http://schemas.microsoft.com/office/word/2010/wordprocessingShape">
+                    <wps:wsp>
+                      <wps:cNvCnPr/>
+                      <wps:spPr>
+                        <a:xfrm>
+                          <a:off x="0" y="0"/>
+                          <a:ext cx="0" cy="493414"/>
+                        </a:xfrm>
+                        <a:prstGeom prst="straightConnector1">
+                          <a:avLst/>
+                        </a:prstGeom>
+                        <a:ln>
+                          <a:solidFill>
+                            <a:schemeClr val="tx1"/>
+                          </a:solidFill>
+                          <a:tailEnd type="triangle"/>
+                        </a:ln>
+                      </wps:spPr>
+                      <wps:style>
+                        <a:lnRef idx="1">
+                          <a:schemeClr val="accent1"/>
+                        </a:lnRef>
+                        <a:fillRef idx="0">
+                          <a:schemeClr val="accent1"/>
+                        </a:fillRef>
+                        <a:effectRef idx="0">
+                          <a:schemeClr val="accent1"/>
+                        </a:effectRef>
+                        <a:fontRef idx="minor">
+                          <a:schemeClr val="tx1"/>
+                        </a:fontRef>
+                      </wps:style>
+                      <wps:bodyPr/>
+                    </wps:wsp>
+                  </a:graphicData>
+                </a:graphic>
+                <wp14:sizeRelH relativeFrom="margin">
+                  <wp14:pctWidth>0</wp14:pctWidth>
+                </wp14:sizeRelH>
+                <wp14:sizeRelV relativeFrom="margin">
+                  <wp14:pctHeight>0</wp14:pctHeight>
+                </wp14:sizeRelV>
+              </wp:anchor>
+            </w:drawing>
+          </mc:Choice>
+          <mc:Fallback>
+            <w:pict>
+              <v:shape w14:anchorId="787317C7" id="Straight Arrow Connector 27" o:spid="_x0000_s1026" type="#_x0000_t32" style="position:absolute;margin-left:115.05pt;margin-top:3pt;width:0;height:38.85pt;z-index:251737088;visibility:visible;mso-wrap-style:square;mso-width-percent:0;mso-height-percent:0;mso-wrap-distance-left:9pt;mso-wrap-distance-top:0;mso-wrap-distance-right:9pt;mso-wrap-distance-bottom:0;mso-position-horizontal:absolute;mso-position-horizontal-relative:text;mso-position-vertical:absolute;mso-position-vertical-relative:text;mso-width-percent:0;mso-height-percent:0;mso-width-relative:margin;mso-height-relative:margin" o:gfxdata="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" strokecolor="black [3213]" strokeweight=".5pt">
+                <v:stroke endarrow="block" joinstyle="miter"/>
+              </v:shape>
+            </w:pict>
+          </mc:Fallback>
+        </mc:AlternateContent>
+      </w:r>
+    </w:p>
+    <w:p>
+      <w:pPr>
+        <w:spacing w:after="0" w:line="240" w:lineRule="auto"/>
+      </w:pPr>
+    </w:p>
+    <w:p>
+      <w:pPr>
+        <w:spacing w:after="0" w:line="240" w:lineRule="auto"/>
+      </w:pPr>
+      <w:r>
+        <w:rPr>
+          <w:noProof/>
+        </w:rPr>
+        <mc:AlternateContent>
+          <mc:Choice Requires="wps">
+            <w:drawing>
+              <wp:anchor distT="0" distB="0" distL="114300" distR="114300" simplePos="0" relativeHeight="251739136" behindDoc="0" locked="0" layoutInCell="1" allowOverlap="1" wp14:anchorId="39C112BF" wp14:editId="71149CDF">
+                <wp:simplePos x="0" y="0"/>
+                <wp:positionH relativeFrom="column">
+                  <wp:posOffset>512445</wp:posOffset>
+                </wp:positionH>
+                <wp:positionV relativeFrom="paragraph">
+                  <wp:posOffset>174625</wp:posOffset>
+                </wp:positionV>
+                <wp:extent cx="1929130" cy="255905"/>
+                <wp:effectExtent l="0" t="0" r="13970" b="10795"/>
+                <wp:wrapNone/>
+                <wp:docPr id="861724047" name="Rectangle 8"/>
+                <wp:cNvGraphicFramePr/>
+                <a:graphic xmlns:a="http://schemas.openxmlformats.org/drawingml/2006/main">
+                  <a:graphicData uri="http://schemas.microsoft.com/office/word/2010/wordprocessingShape">
+                    <wps:wsp>
+                      <wps:cNvSpPr/>
+                      <wps:spPr>
+                        <a:xfrm>
+                          <a:off x="0" y="0"/>
+                          <a:ext cx="1929130" cy="255905"/>
+                        </a:xfrm>
+                        <a:prstGeom prst="rect">
+                          <a:avLst/>
+                        </a:prstGeom>
+                        <a:noFill/>
+                        <a:ln>
+                          <a:solidFill>
+                            <a:schemeClr val="tx1"/>
+                          </a:solidFill>
+                        </a:ln>
+                      </wps:spPr>
+                      <wps:style>
+                        <a:lnRef idx="2">
+                          <a:schemeClr val="accent1">
+                            <a:shade val="50000"/>
+                          </a:schemeClr>
+                        </a:lnRef>
+                        <a:fillRef idx="1">
+                          <a:schemeClr val="accent1"/>
+                        </a:fillRef>
+                        <a:effectRef idx="0">
+                          <a:schemeClr val="accent1"/>
+                        </a:effectRef>
+                        <a:fontRef idx="minor">
+                          <a:schemeClr val="lt1"/>
+                        </a:fontRef>
+                      </wps:style>
+                      <wps:txbx>
+                        <w:txbxContent>
+                          <w:p>
+                            <w:pPr>
+                              <w:spacing w:after="0" w:line="240" w:lineRule="auto"/>
+                              <w:rPr>
+                                <w:rFonts w:ascii="Arial" w:hAnsi="Arial" w:cs="Arial"/>
+                                <w:color w:val="000000" w:themeColor="text1"/>
+                                <w:sz w:val="18"/>
+                                <w:szCs w:val="20"/>
+                              </w:rPr>
+                            </w:pPr>
+                            <w:r>
+                              <w:rPr>
+                                <w:rFonts w:ascii="Arial" w:hAnsi="Arial" w:cs="Arial"/>
+                                <w:color w:val="000000" w:themeColor="text1"/>
+                                <w:sz w:val="18"/>
+                                <w:szCs w:val="20"/>
+                              </w:rPr>
+                              <w:t>Eligible corpus (n = 24)</w:t>
+                            </w:r>
+                          </w:p>
+                        </w:txbxContent>
+                      </wps:txbx>
+                      <wps:bodyPr rot="0" spcFirstLastPara="0" vertOverflow="overflow" horzOverflow="overflow" vert="horz" wrap="square" lIns="91440" tIns="45720" rIns="91440" bIns="45720" numCol="1" spcCol="0" rtlCol="0" fromWordArt="0" anchor="ctr" anchorCtr="0" forceAA="0" compatLnSpc="1">
+                        <a:prstTxWarp prst="textNoShape">
+                          <a:avLst/>
+                        </a:prstTxWarp>
+                        <a:noAutofit/>
+                      </wps:bodyPr>
+                    </wps:wsp>
+                  </a:graphicData>
+                </a:graphic>
+                <wp14:sizeRelH relativeFrom="margin">
+                  <wp14:pctWidth>0</wp14:pctWidth>
+                </wp14:sizeRelH>
+                <wp14:sizeRelV relativeFrom="margin">
+                  <wp14:pctHeight>0</wp14:pctHeight>
+                </wp14:sizeRelV>
+              </wp:anchor>
+            </w:drawing>
+          </mc:Choice>
+          <mc:Fallback>
+            <w:pict>
+              <v:rect w14:anchorId="39C112BF" id="_x0000_s1041" style="position:absolute;margin-left:40.35pt;margin-top:13.75pt;width:151.9pt;height:20.15pt;z-index:251739136;visibility:visible;mso-wrap-style:square;mso-width-percent:0;mso-height-percent:0;mso-wrap-distance-left:9pt;mso-wrap-distance-top:0;mso-wrap-distance-right:9pt;mso-wrap-distance-bottom:0;mso-position-horizontal:absolute;mso-position-horizontal-relative:text;mso-position-vertical:absolute;mso-position-vertical-relative:text;mso-width-percent:0;mso-height-percent:0;mso-width-relative:margin;mso-height-relative:margin;v-text-anchor:middle" o:gfxdata="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" filled="f" strokecolor="black [3213]" strokeweight="1pt">
+                <v:textbox>
+                  <w:txbxContent>
+                    <w:p>
+                      <w:pPr>
+                        <w:spacing w:after="0" w:line="240" w:lineRule="auto"/>
+                        <w:rPr>
+                          <w:rFonts w:ascii="Arial" w:hAnsi="Arial" w:cs="Arial"/>
+                          <w:color w:val="000000" w:themeColor="text1"/>
+                          <w:sz w:val="18"/>
+                          <w:szCs w:val="20"/>
+                        </w:rPr>
+                      </w:pPr>
+                      <w:r>
+                        <w:rPr>
+                          <w:rFonts w:ascii="Arial" w:hAnsi="Arial" w:cs="Arial"/>
+                          <w:color w:val="000000" w:themeColor="text1"/>
+                          <w:sz w:val="18"/>
+                          <w:szCs w:val="20"/>
+                        </w:rPr>
+                        <w:t>Eligible corpus (n = 24)</w:t>
+                      </w:r>
+                    </w:p>
+                  </w:txbxContent>
+                </v:textbox>
+              </v:rect>
+            </w:pict>
+          </mc:Fallback>
+        </mc:AlternateContent>
+      </w:r>
+      <w:r>
+        <w:rPr>
+          <w:noProof/>
+        </w:rPr>
+        <mc:AlternateContent>
+          <mc:Choice Requires="wps">
+            <w:drawing>
+              <wp:anchor distT="0" distB="0" distL="114300" distR="114300" simplePos="0" relativeHeight="251705344" behindDoc="0" locked="0" layoutInCell="1" allowOverlap="1" wp14:anchorId="291789E9" wp14:editId="38153582">
+                <wp:simplePos x="0" y="0"/>
+                <wp:positionH relativeFrom="column">
+                  <wp:posOffset>-152717</wp:posOffset>
+                </wp:positionH>
+                <wp:positionV relativeFrom="paragraph">
+                  <wp:posOffset>201110</wp:posOffset>
                 </wp:positionV>
                 <wp:extent cx="763905" cy="262890"/>
                 <wp:effectExtent l="2858" t="0" r="20002" b="20003"/>
@@ -5777,7 +4588,7 @@
           </mc:Choice>
           <mc:Fallback>
             <w:pict>
-              <v:shape w14:anchorId="291789E9" id="Flowchart: Alternate Process 33" o:spid="_x0000_s1038" type="#_x0000_t176" style="position:absolute;margin-left:-10.75pt;margin-top:10.7pt;width:60.15pt;height:20.7pt;rotation:-90;z-index:251705344;visibility:visible;mso-wrap-style:square;mso-width-percent:0;mso-height-percent:0;mso-wrap-distance-left:9pt;mso-wrap-distance-top:0;mso-wrap-distance-right:9pt;mso-wrap-distance-bottom:0;mso-position-horizontal:absolute;mso-position-horizontal-relative:text;mso-position-vertical:absolute;mso-position-vertical-relative:text;mso-width-percent:0;mso-height-percent:0;mso-width-relative:margin;mso-height-relative:margin;v-text-anchor:middle" o:gfxdata="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" fillcolor="#9cc2e5 [1944]" strokecolor="black [3213]" strokeweight="1pt">
+              <v:shape w14:anchorId="291789E9" id="Flowchart: Alternate Process 33" o:spid="_x0000_s1042" type="#_x0000_t176" style="position:absolute;margin-left:-12pt;margin-top:15.85pt;width:60.15pt;height:20.7pt;rotation:-90;z-index:251705344;visibility:visible;mso-wrap-style:square;mso-width-percent:0;mso-height-percent:0;mso-wrap-distance-left:9pt;mso-wrap-distance-top:0;mso-wrap-distance-right:9pt;mso-wrap-distance-bottom:0;mso-position-horizontal:absolute;mso-position-horizontal-relative:text;mso-position-vertical:absolute;mso-position-vertical-relative:text;mso-width-percent:0;mso-height-percent:0;mso-width-relative:margin;mso-height-relative:margin;v-text-anchor:middle" o:gfxdata="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" fillcolor="#9cc2e5 [1944]" strokecolor="black [3213]" strokeweight="1pt">
                 <v:textbox>
                   <w:txbxContent>
                     <w:p>
@@ -5818,104 +4629,130 @@
     </w:p>
     <w:p>
       <w:pPr>
-        <w:spacing w:after="0" w:line="240" w:lineRule="auto"/>
+        <w:pStyle w:val="Textocomentario"/>
       </w:pPr>
     </w:p>
     <w:p>
       <w:pPr>
-        <w:spacing w:after="0" w:line="240" w:lineRule="auto"/>
+        <w:pStyle w:val="Textocomentario"/>
       </w:pPr>
     </w:p>
     <w:p>
       <w:pPr>
-        <w:pStyle w:val="Textocomentario"/>
-      </w:pPr>
-    </w:p>
-    <w:p>
-      <w:pPr>
-        <w:pStyle w:val="Textocomentario"/>
-        <w:rPr>
-          <w:rFonts w:ascii="Arial" w:hAnsi="Arial" w:cs="Arial"/>
+        <w:pStyle w:val="Default"/>
+        <w:spacing w:line="183" w:lineRule="atLeast"/>
+        <w:jc w:val="both"/>
+        <w:rPr>
+          <w:rFonts w:ascii="Arial" w:eastAsiaTheme="minorEastAsia" w:hAnsi="Arial" w:cs="Arial"/>
+          <w:color w:val="auto"/>
           <w:sz w:val="18"/>
           <w:szCs w:val="18"/>
-        </w:rPr>
-      </w:pPr>
+          <w:lang w:val="en-AU" w:eastAsia="zh-CN"/>
+        </w:rPr>
+      </w:pPr>
+      <w:bookmarkStart w:id="0" w:name="_Hlk67299547"/>
       <w:r>
         <w:rPr>
-          <w:rFonts w:ascii="Arial" w:hAnsi="Arial" w:cs="Arial"/>
+          <w:rFonts w:ascii="Arial" w:eastAsiaTheme="minorEastAsia" w:hAnsi="Arial" w:cs="Arial"/>
+          <w:color w:val="auto"/>
           <w:sz w:val="18"/>
           <w:szCs w:val="18"/>
-        </w:rPr>
-        <w:t>*Consider, if feasible to do so, reporting the number of records identified from each database or register searched (rather than the total number across all databases/registers).</w:t>
+          <w:lang w:val="en-AU" w:eastAsia="zh-CN"/>
+        </w:rPr>
+        <w:t>* Consider, if feasible to do so, reporting the number of records</w:t>
+      </w:r>
+      <w:r>
+        <w:rPr>
+          <w:rFonts w:ascii="Arial" w:eastAsiaTheme="minorEastAsia" w:hAnsi="Arial" w:cs="Arial"/>
+          <w:color w:val="auto"/>
+          <w:sz w:val="18"/>
+          <w:szCs w:val="18"/>
+          <w:lang w:val="en-AU" w:eastAsia="zh-CN"/>
+        </w:rPr>
+        <w:t xml:space="preserve"> </w:t>
+      </w:r>
+      <w:r>
+        <w:rPr>
+          <w:rFonts w:ascii="Arial" w:eastAsiaTheme="minorEastAsia" w:hAnsi="Arial" w:cs="Arial"/>
+          <w:color w:val="auto"/>
+          <w:sz w:val="18"/>
+          <w:szCs w:val="18"/>
+          <w:lang w:val="en-AU" w:eastAsia="zh-CN"/>
+        </w:rPr>
+        <w:t>identified from each database or register searched.</w:t>
       </w:r>
     </w:p>
     <w:p>
       <w:pPr>
-        <w:pStyle w:val="Textocomentario"/>
-        <w:rPr>
-          <w:rFonts w:ascii="Arial" w:hAnsi="Arial" w:cs="Arial"/>
+        <w:pStyle w:val="Default"/>
+        <w:spacing w:line="183" w:lineRule="atLeast"/>
+        <w:jc w:val="both"/>
+        <w:rPr>
+          <w:rFonts w:ascii="Arial" w:eastAsiaTheme="minorEastAsia" w:hAnsi="Arial" w:cs="Arial"/>
+          <w:color w:val="auto"/>
           <w:sz w:val="18"/>
           <w:szCs w:val="18"/>
-        </w:rPr>
-      </w:pPr>
-      <w:r>
-        <w:rPr>
-          <w:rFonts w:ascii="Arial" w:hAnsi="Arial" w:cs="Arial"/>
+          <w:lang w:val="en-AU" w:eastAsia="zh-CN"/>
+        </w:rPr>
+      </w:pPr>
+    </w:p>
+    <w:p>
+      <w:pPr>
+        <w:pStyle w:val="Default"/>
+        <w:spacing w:line="183" w:lineRule="atLeast"/>
+        <w:jc w:val="both"/>
+        <w:rPr>
+          <w:rFonts w:ascii="Arial" w:eastAsiaTheme="minorEastAsia" w:hAnsi="Arial" w:cs="Arial"/>
+          <w:color w:val="auto"/>
           <w:sz w:val="18"/>
           <w:szCs w:val="18"/>
-        </w:rPr>
-        <w:t>*</w:t>
+          <w:lang w:val="en-AU" w:eastAsia="zh-CN"/>
+        </w:rPr>
+      </w:pPr>
+      <w:r>
+        <w:rPr>
+          <w:rFonts w:ascii="Arial" w:eastAsiaTheme="minorEastAsia" w:hAnsi="Arial" w:cs="Arial"/>
+          <w:color w:val="auto"/>
+          <w:sz w:val="18"/>
+          <w:szCs w:val="18"/>
+          <w:lang w:val="en-AU" w:eastAsia="zh-CN"/>
+        </w:rPr>
+        <w:t>** Records excluded at title and abstract screening as not relevant</w:t>
       </w:r>
       <w:r>
         <w:rPr>
-          <w:rFonts w:ascii="Arial" w:hAnsi="Arial" w:cs="Arial"/>
+          <w:rFonts w:ascii="Arial" w:eastAsiaTheme="minorEastAsia" w:hAnsi="Arial" w:cs="Arial"/>
+          <w:color w:val="auto"/>
           <w:sz w:val="18"/>
           <w:szCs w:val="18"/>
-        </w:rPr>
-        <w:t>*</w:t>
+          <w:lang w:val="en-AU" w:eastAsia="zh-CN"/>
+        </w:rPr>
+        <w:t xml:space="preserve"> </w:t>
       </w:r>
       <w:r>
         <w:rPr>
-          <w:rFonts w:ascii="Arial" w:hAnsi="Arial" w:cs="Arial"/>
+          <w:rFonts w:ascii="Arial" w:eastAsiaTheme="minorEastAsia" w:hAnsi="Arial" w:cs="Arial"/>
+          <w:color w:val="auto"/>
           <w:sz w:val="18"/>
           <w:szCs w:val="18"/>
-        </w:rPr>
-        <w:t>If automation tools were used, indicate how many records were excluded by a human and how many were excluded by automation tools.</w:t>
+          <w:lang w:val="en-AU" w:eastAsia="zh-CN"/>
+        </w:rPr>
+        <w:t>to the review objective.</w:t>
       </w:r>
     </w:p>
     <w:p>
       <w:pPr>
-        <w:pStyle w:val="Textocomentario"/>
-        <w:rPr>
-          <w:rFonts w:ascii="Arial" w:hAnsi="Arial" w:cs="Arial"/>
-          <w:sz w:val="18"/>
-          <w:szCs w:val="18"/>
-        </w:rPr>
-      </w:pPr>
-    </w:p>
-    <w:p>
-      <w:pPr>
-        <w:pStyle w:val="Textocomentario"/>
-        <w:rPr>
-          <w:rFonts w:ascii="Arial" w:hAnsi="Arial" w:cs="Arial"/>
-          <w:sz w:val="18"/>
-          <w:szCs w:val="18"/>
-        </w:rPr>
-      </w:pPr>
-    </w:p>
-    <w:p>
-      <w:pPr>
         <w:pStyle w:val="Default"/>
         <w:spacing w:line="183" w:lineRule="atLeast"/>
         <w:jc w:val="both"/>
         <w:rPr>
-          <w:rFonts w:ascii="Arial" w:hAnsi="Arial" w:cs="Arial"/>
-          <w:color w:val="000000" w:themeColor="text1"/>
+          <w:rFonts w:ascii="Arial" w:eastAsiaTheme="minorEastAsia" w:hAnsi="Arial" w:cs="Arial"/>
+          <w:color w:val="auto"/>
           <w:sz w:val="18"/>
-          <w:szCs w:val="20"/>
-        </w:rPr>
-      </w:pPr>
-      <w:bookmarkStart w:id="2" w:name="_Hlk67299547"/>
+          <w:szCs w:val="18"/>
+          <w:lang w:val="en-AU" w:eastAsia="zh-CN"/>
+        </w:rPr>
+      </w:pPr>
     </w:p>
     <w:p>
       <w:pPr>
@@ -5923,10 +4760,11 @@
         <w:spacing w:line="183" w:lineRule="atLeast"/>
         <w:jc w:val="both"/>
         <w:rPr>
-          <w:rFonts w:ascii="Arial" w:hAnsi="Arial" w:cs="Arial"/>
-          <w:color w:val="000000" w:themeColor="text1"/>
+          <w:rFonts w:ascii="Arial" w:eastAsiaTheme="minorEastAsia" w:hAnsi="Arial" w:cs="Arial"/>
+          <w:color w:val="auto"/>
           <w:sz w:val="18"/>
-          <w:szCs w:val="20"/>
+          <w:szCs w:val="18"/>
+          <w:lang w:val="en-AU" w:eastAsia="zh-CN"/>
         </w:rPr>
       </w:pPr>
     </w:p>
@@ -5936,10 +4774,11 @@
         <w:spacing w:line="183" w:lineRule="atLeast"/>
         <w:jc w:val="both"/>
         <w:rPr>
-          <w:rFonts w:ascii="Arial" w:hAnsi="Arial" w:cs="Arial"/>
-          <w:color w:val="000000" w:themeColor="text1"/>
+          <w:rFonts w:ascii="Arial" w:eastAsiaTheme="minorEastAsia" w:hAnsi="Arial" w:cs="Arial"/>
+          <w:color w:val="auto"/>
           <w:sz w:val="18"/>
-          <w:szCs w:val="20"/>
+          <w:szCs w:val="18"/>
+          <w:lang w:val="en-AU" w:eastAsia="zh-CN"/>
         </w:rPr>
       </w:pPr>
     </w:p>
@@ -5949,10 +4788,11 @@
         <w:spacing w:line="183" w:lineRule="atLeast"/>
         <w:jc w:val="both"/>
         <w:rPr>
-          <w:rFonts w:ascii="Arial" w:hAnsi="Arial" w:cs="Arial"/>
-          <w:color w:val="000000" w:themeColor="text1"/>
+          <w:rFonts w:ascii="Arial" w:eastAsiaTheme="minorEastAsia" w:hAnsi="Arial" w:cs="Arial"/>
+          <w:color w:val="auto"/>
           <w:sz w:val="18"/>
-          <w:szCs w:val="20"/>
+          <w:szCs w:val="18"/>
+          <w:lang w:val="en-AU" w:eastAsia="zh-CN"/>
         </w:rPr>
       </w:pPr>
     </w:p>
@@ -5962,10 +4802,11 @@
         <w:spacing w:line="183" w:lineRule="atLeast"/>
         <w:jc w:val="both"/>
         <w:rPr>
-          <w:rFonts w:ascii="Arial" w:hAnsi="Arial" w:cs="Arial"/>
-          <w:color w:val="000000" w:themeColor="text1"/>
+          <w:rFonts w:ascii="Arial" w:eastAsiaTheme="minorEastAsia" w:hAnsi="Arial" w:cs="Arial"/>
+          <w:color w:val="auto"/>
           <w:sz w:val="18"/>
-          <w:szCs w:val="20"/>
+          <w:szCs w:val="18"/>
+          <w:lang w:val="en-AU" w:eastAsia="zh-CN"/>
         </w:rPr>
       </w:pPr>
     </w:p>
@@ -5975,10 +4816,11 @@
         <w:spacing w:line="183" w:lineRule="atLeast"/>
         <w:jc w:val="both"/>
         <w:rPr>
-          <w:rFonts w:ascii="Arial" w:hAnsi="Arial" w:cs="Arial"/>
-          <w:color w:val="000000" w:themeColor="text1"/>
+          <w:rFonts w:ascii="Arial" w:eastAsiaTheme="minorEastAsia" w:hAnsi="Arial" w:cs="Arial"/>
+          <w:color w:val="auto"/>
           <w:sz w:val="18"/>
-          <w:szCs w:val="20"/>
+          <w:szCs w:val="18"/>
+          <w:lang w:val="en-AU" w:eastAsia="zh-CN"/>
         </w:rPr>
       </w:pPr>
     </w:p>
@@ -5988,10 +4830,11 @@
         <w:spacing w:line="183" w:lineRule="atLeast"/>
         <w:jc w:val="both"/>
         <w:rPr>
-          <w:rFonts w:ascii="Arial" w:hAnsi="Arial" w:cs="Arial"/>
-          <w:color w:val="000000" w:themeColor="text1"/>
+          <w:rFonts w:ascii="Arial" w:eastAsiaTheme="minorEastAsia" w:hAnsi="Arial" w:cs="Arial"/>
+          <w:color w:val="auto"/>
           <w:sz w:val="18"/>
-          <w:szCs w:val="20"/>
+          <w:szCs w:val="18"/>
+          <w:lang w:val="en-AU" w:eastAsia="zh-CN"/>
         </w:rPr>
       </w:pPr>
     </w:p>
@@ -6001,10 +4844,95 @@
         <w:spacing w:line="183" w:lineRule="atLeast"/>
         <w:jc w:val="both"/>
         <w:rPr>
-          <w:rFonts w:ascii="Arial" w:hAnsi="Arial" w:cs="Arial"/>
-          <w:color w:val="000000" w:themeColor="text1"/>
+          <w:rFonts w:ascii="Arial" w:eastAsiaTheme="minorEastAsia" w:hAnsi="Arial" w:cs="Arial"/>
+          <w:color w:val="auto"/>
           <w:sz w:val="18"/>
-          <w:szCs w:val="20"/>
+          <w:szCs w:val="18"/>
+          <w:lang w:val="en-AU" w:eastAsia="zh-CN"/>
+        </w:rPr>
+      </w:pPr>
+    </w:p>
+    <w:p>
+      <w:pPr>
+        <w:pStyle w:val="Default"/>
+        <w:spacing w:line="183" w:lineRule="atLeast"/>
+        <w:jc w:val="both"/>
+        <w:rPr>
+          <w:rFonts w:ascii="Arial" w:eastAsiaTheme="minorEastAsia" w:hAnsi="Arial" w:cs="Arial"/>
+          <w:color w:val="auto"/>
+          <w:sz w:val="18"/>
+          <w:szCs w:val="18"/>
+          <w:lang w:val="en-AU" w:eastAsia="zh-CN"/>
+        </w:rPr>
+      </w:pPr>
+    </w:p>
+    <w:p>
+      <w:pPr>
+        <w:pStyle w:val="Default"/>
+        <w:spacing w:line="183" w:lineRule="atLeast"/>
+        <w:jc w:val="both"/>
+        <w:rPr>
+          <w:rFonts w:ascii="Arial" w:eastAsiaTheme="minorEastAsia" w:hAnsi="Arial" w:cs="Arial"/>
+          <w:color w:val="auto"/>
+          <w:sz w:val="18"/>
+          <w:szCs w:val="18"/>
+          <w:lang w:val="en-AU" w:eastAsia="zh-CN"/>
+        </w:rPr>
+      </w:pPr>
+    </w:p>
+    <w:p>
+      <w:pPr>
+        <w:pStyle w:val="Default"/>
+        <w:spacing w:line="183" w:lineRule="atLeast"/>
+        <w:jc w:val="both"/>
+        <w:rPr>
+          <w:rFonts w:ascii="Arial" w:eastAsiaTheme="minorEastAsia" w:hAnsi="Arial" w:cs="Arial"/>
+          <w:color w:val="auto"/>
+          <w:sz w:val="18"/>
+          <w:szCs w:val="18"/>
+          <w:lang w:val="en-AU" w:eastAsia="zh-CN"/>
+        </w:rPr>
+      </w:pPr>
+    </w:p>
+    <w:p>
+      <w:pPr>
+        <w:pStyle w:val="Default"/>
+        <w:spacing w:line="183" w:lineRule="atLeast"/>
+        <w:jc w:val="both"/>
+        <w:rPr>
+          <w:rFonts w:ascii="Arial" w:eastAsiaTheme="minorEastAsia" w:hAnsi="Arial" w:cs="Arial"/>
+          <w:color w:val="auto"/>
+          <w:sz w:val="18"/>
+          <w:szCs w:val="18"/>
+          <w:lang w:val="en-AU" w:eastAsia="zh-CN"/>
+        </w:rPr>
+      </w:pPr>
+    </w:p>
+    <w:p>
+      <w:pPr>
+        <w:pStyle w:val="Default"/>
+        <w:spacing w:line="183" w:lineRule="atLeast"/>
+        <w:jc w:val="both"/>
+        <w:rPr>
+          <w:rFonts w:ascii="Arial" w:eastAsiaTheme="minorEastAsia" w:hAnsi="Arial" w:cs="Arial"/>
+          <w:color w:val="auto"/>
+          <w:sz w:val="18"/>
+          <w:szCs w:val="18"/>
+          <w:lang w:val="en-AU" w:eastAsia="zh-CN"/>
+        </w:rPr>
+      </w:pPr>
+    </w:p>
+    <w:p>
+      <w:pPr>
+        <w:pStyle w:val="Default"/>
+        <w:spacing w:line="183" w:lineRule="atLeast"/>
+        <w:jc w:val="both"/>
+        <w:rPr>
+          <w:rFonts w:ascii="Arial" w:eastAsiaTheme="minorEastAsia" w:hAnsi="Arial" w:cs="Arial"/>
+          <w:color w:val="auto"/>
+          <w:sz w:val="18"/>
+          <w:szCs w:val="18"/>
+          <w:lang w:val="en-AU" w:eastAsia="zh-CN"/>
         </w:rPr>
       </w:pPr>
     </w:p>
@@ -6191,7 +5119,7 @@
         <w:t xml:space="preserve"> </w:t>
       </w:r>
     </w:p>
-    <w:bookmarkEnd w:id="2"/>
+    <w:bookmarkEnd w:id="0"/>
     <w:p>
       <w:pPr>
         <w:pStyle w:val="Textocomentario"/>
@@ -6830,7 +5758,7 @@
   <w:style w:type="paragraph" w:default="1" w:styleId="Normal">
     <w:name w:val="Normal"/>
     <w:qFormat/>
-    <w:rsid w:val="00266B6D"/>
+    <w:rsid w:val="00631D12"/>
   </w:style>
   <w:style w:type="paragraph" w:styleId="Ttulo1">
     <w:name w:val="heading 1"/>
